--- a/3.Implementacao/0FUMO - Guia de Implantação.docx
+++ b/3.Implementacao/0FUMO - Guia de Implantação.docx
@@ -351,7 +351,18 @@
                                     <w:szCs w:val="32"/>
                                     <w:lang w:val="pt-PT"/>
                                   </w:rPr>
-                                  <w:t>Versão 0.0.1</w:t>
+                                  <w:t>Versão 0.0.</w:t>
+                                </w:r>
+                                <w:r>
+                                  <w:rPr>
+                                    <w:rFonts w:ascii="Segoe UI" w:hAnsi="Segoe UI" w:cs="Segoe UI"/>
+                                    <w:b w:val="0"/>
+                                    <w:color w:val="1D1B11" w:themeColor="background2" w:themeShade="1A"/>
+                                    <w:sz w:val="32"/>
+                                    <w:szCs w:val="32"/>
+                                    <w:lang w:val="pt-PT"/>
+                                  </w:rPr>
+                                  <w:t>2</w:t>
                                 </w:r>
                               </w:p>
                             </w:sdtContent>
@@ -440,7 +451,18 @@
                               <w:szCs w:val="32"/>
                               <w:lang w:val="pt-PT"/>
                             </w:rPr>
-                            <w:t>Versão 0.0.1</w:t>
+                            <w:t>Versão 0.0.</w:t>
+                          </w:r>
+                          <w:r>
+                            <w:rPr>
+                              <w:rFonts w:ascii="Segoe UI" w:hAnsi="Segoe UI" w:cs="Segoe UI"/>
+                              <w:b w:val="0"/>
+                              <w:color w:val="1D1B11" w:themeColor="background2" w:themeShade="1A"/>
+                              <w:sz w:val="32"/>
+                              <w:szCs w:val="32"/>
+                              <w:lang w:val="pt-PT"/>
+                            </w:rPr>
+                            <w:t>2</w:t>
                           </w:r>
                         </w:p>
                       </w:sdtContent>
@@ -912,7 +934,18 @@
           <w:p>
             <w:pPr>
               <w:jc w:val="left"/>
+              <w:rPr>
+                <w:i/>
+                <w:color w:val="0000FF"/>
+              </w:rPr>
             </w:pPr>
+            <w:r>
+              <w:rPr>
+                <w:i/>
+                <w:color w:val="0000FF"/>
+              </w:rPr>
+              <w:t>07/06/2026</w:t>
+            </w:r>
           </w:p>
         </w:tc>
         <w:tc>
@@ -922,7 +955,18 @@
           <w:p>
             <w:pPr>
               <w:jc w:val="left"/>
+              <w:rPr>
+                <w:i/>
+                <w:color w:val="0000FF"/>
+              </w:rPr>
             </w:pPr>
+            <w:r>
+              <w:rPr>
+                <w:i/>
+                <w:color w:val="0000FF"/>
+              </w:rPr>
+              <w:t>0.0.2</w:t>
+            </w:r>
           </w:p>
         </w:tc>
         <w:tc>
@@ -932,7 +976,18 @@
           <w:p>
             <w:pPr>
               <w:jc w:val="left"/>
+              <w:rPr>
+                <w:i/>
+                <w:color w:val="0000FF"/>
+              </w:rPr>
             </w:pPr>
+            <w:r>
+              <w:rPr>
+                <w:i/>
+                <w:color w:val="0000FF"/>
+              </w:rPr>
+              <w:t>Inserido o passo da configuração da variavel JAVA_HOME</w:t>
+            </w:r>
           </w:p>
         </w:tc>
         <w:tc>
@@ -942,7 +997,18 @@
           <w:p>
             <w:pPr>
               <w:jc w:val="left"/>
+              <w:rPr>
+                <w:i/>
+                <w:color w:val="0000FF"/>
+              </w:rPr>
             </w:pPr>
+            <w:r>
+              <w:rPr>
+                <w:i/>
+                <w:color w:val="0000FF"/>
+              </w:rPr>
+              <w:t>Mateus Zerbini</w:t>
+            </w:r>
           </w:p>
         </w:tc>
       </w:tr>
@@ -1038,7 +1104,7 @@
         </w:rPr>
         <w:fldChar w:fldCharType="separate"/>
       </w:r>
-      <w:hyperlink w:anchor="_Toc231649987" w:history="1">
+      <w:hyperlink w:anchor="_Toc231727394" w:history="1">
         <w:r>
           <w:rPr>
             <w:rStyle w:val="Hyperlink"/>
@@ -1061,7 +1127,7 @@
           <w:rPr>
             <w:webHidden/>
           </w:rPr>
-          <w:instrText xml:space="preserve"> PAGEREF _Toc231649987 \h </w:instrText>
+          <w:instrText xml:space="preserve"> PAGEREF _Toc231727394 \h </w:instrText>
         </w:r>
         <w:r>
           <w:rPr>
@@ -1101,7 +1167,7 @@
           <w14:ligatures w14:val="standardContextual"/>
         </w:rPr>
       </w:pPr>
-      <w:hyperlink w:anchor="_Toc231649988" w:history="1">
+      <w:hyperlink w:anchor="_Toc231727395" w:history="1">
         <w:r>
           <w:rPr>
             <w:rStyle w:val="Hyperlink"/>
@@ -1124,7 +1190,7 @@
           <w:rPr>
             <w:webHidden/>
           </w:rPr>
-          <w:instrText xml:space="preserve"> PAGEREF _Toc231649988 \h </w:instrText>
+          <w:instrText xml:space="preserve"> PAGEREF _Toc231727395 \h </w:instrText>
         </w:r>
         <w:r>
           <w:rPr>
@@ -1165,7 +1231,7 @@
           <w14:ligatures w14:val="standardContextual"/>
         </w:rPr>
       </w:pPr>
-      <w:hyperlink w:anchor="_Toc231649989" w:history="1">
+      <w:hyperlink w:anchor="_Toc231727396" w:history="1">
         <w:r>
           <w:rPr>
             <w:rStyle w:val="Hyperlink"/>
@@ -1188,7 +1254,7 @@
           <w:rPr>
             <w:webHidden/>
           </w:rPr>
-          <w:instrText xml:space="preserve"> PAGEREF _Toc231649989 \h </w:instrText>
+          <w:instrText xml:space="preserve"> PAGEREF _Toc231727396 \h </w:instrText>
         </w:r>
         <w:r>
           <w:rPr>
@@ -1228,7 +1294,7 @@
           <w14:ligatures w14:val="standardContextual"/>
         </w:rPr>
       </w:pPr>
-      <w:hyperlink w:anchor="_Toc231649990" w:history="1">
+      <w:hyperlink w:anchor="_Toc231727397" w:history="1">
         <w:r>
           <w:rPr>
             <w:rStyle w:val="Hyperlink"/>
@@ -1252,7 +1318,7 @@
           <w:rPr>
             <w:webHidden/>
           </w:rPr>
-          <w:instrText xml:space="preserve"> PAGEREF _Toc231649990 \h </w:instrText>
+          <w:instrText xml:space="preserve"> PAGEREF _Toc231727397 \h </w:instrText>
         </w:r>
         <w:r>
           <w:rPr>
@@ -1292,7 +1358,7 @@
           <w14:ligatures w14:val="standardContextual"/>
         </w:rPr>
       </w:pPr>
-      <w:hyperlink w:anchor="_Toc231649991" w:history="1">
+      <w:hyperlink w:anchor="_Toc231727398" w:history="1">
         <w:r>
           <w:rPr>
             <w:rStyle w:val="Hyperlink"/>
@@ -1316,7 +1382,7 @@
           <w:rPr>
             <w:webHidden/>
           </w:rPr>
-          <w:instrText xml:space="preserve"> PAGEREF _Toc231649991 \h </w:instrText>
+          <w:instrText xml:space="preserve"> PAGEREF _Toc231727398 \h </w:instrText>
         </w:r>
         <w:r>
           <w:rPr>
@@ -1357,7 +1423,7 @@
           <w14:ligatures w14:val="standardContextual"/>
         </w:rPr>
       </w:pPr>
-      <w:hyperlink w:anchor="_Toc231649992" w:history="1">
+      <w:hyperlink w:anchor="_Toc231727399" w:history="1">
         <w:r>
           <w:rPr>
             <w:rStyle w:val="Hyperlink"/>
@@ -1380,7 +1446,7 @@
           <w:rPr>
             <w:webHidden/>
           </w:rPr>
-          <w:instrText xml:space="preserve"> PAGEREF _Toc231649992 \h </w:instrText>
+          <w:instrText xml:space="preserve"> PAGEREF _Toc231727399 \h </w:instrText>
         </w:r>
         <w:r>
           <w:rPr>
@@ -1420,7 +1486,7 @@
           <w14:ligatures w14:val="standardContextual"/>
         </w:rPr>
       </w:pPr>
-      <w:hyperlink w:anchor="_Toc231649993" w:history="1">
+      <w:hyperlink w:anchor="_Toc231727400" w:history="1">
         <w:r>
           <w:rPr>
             <w:rStyle w:val="Hyperlink"/>
@@ -1444,7 +1510,7 @@
           <w:rPr>
             <w:webHidden/>
           </w:rPr>
-          <w:instrText xml:space="preserve"> PAGEREF _Toc231649993 \h </w:instrText>
+          <w:instrText xml:space="preserve"> PAGEREF _Toc231727400 \h </w:instrText>
         </w:r>
         <w:r>
           <w:rPr>
@@ -1484,7 +1550,7 @@
           <w14:ligatures w14:val="standardContextual"/>
         </w:rPr>
       </w:pPr>
-      <w:hyperlink w:anchor="_Toc231649994" w:history="1">
+      <w:hyperlink w:anchor="_Toc231727401" w:history="1">
         <w:r>
           <w:rPr>
             <w:rStyle w:val="Hyperlink"/>
@@ -1508,7 +1574,7 @@
           <w:rPr>
             <w:webHidden/>
           </w:rPr>
-          <w:instrText xml:space="preserve"> PAGEREF _Toc231649994 \h </w:instrText>
+          <w:instrText xml:space="preserve"> PAGEREF _Toc231727401 \h </w:instrText>
         </w:r>
         <w:r>
           <w:rPr>
@@ -1548,7 +1614,7 @@
           <w14:ligatures w14:val="standardContextual"/>
         </w:rPr>
       </w:pPr>
-      <w:hyperlink w:anchor="_Toc231649995" w:history="1">
+      <w:hyperlink w:anchor="_Toc231727402" w:history="1">
         <w:r>
           <w:rPr>
             <w:rStyle w:val="Hyperlink"/>
@@ -1572,7 +1638,7 @@
           <w:rPr>
             <w:webHidden/>
           </w:rPr>
-          <w:instrText xml:space="preserve"> PAGEREF _Toc231649995 \h </w:instrText>
+          <w:instrText xml:space="preserve"> PAGEREF _Toc231727402 \h </w:instrText>
         </w:r>
         <w:r>
           <w:rPr>
@@ -1612,7 +1678,7 @@
           <w14:ligatures w14:val="standardContextual"/>
         </w:rPr>
       </w:pPr>
-      <w:hyperlink w:anchor="_Toc231649996" w:history="1">
+      <w:hyperlink w:anchor="_Toc231727403" w:history="1">
         <w:r>
           <w:rPr>
             <w:rStyle w:val="Hyperlink"/>
@@ -1636,7 +1702,7 @@
           <w:rPr>
             <w:webHidden/>
           </w:rPr>
-          <w:instrText xml:space="preserve"> PAGEREF _Toc231649996 \h </w:instrText>
+          <w:instrText xml:space="preserve"> PAGEREF _Toc231727403 \h </w:instrText>
         </w:r>
         <w:r>
           <w:rPr>
@@ -1677,7 +1743,7 @@
           <w14:ligatures w14:val="standardContextual"/>
         </w:rPr>
       </w:pPr>
-      <w:hyperlink w:anchor="_Toc231649997" w:history="1">
+      <w:hyperlink w:anchor="_Toc231727404" w:history="1">
         <w:r>
           <w:rPr>
             <w:rStyle w:val="Hyperlink"/>
@@ -1700,7 +1766,7 @@
           <w:rPr>
             <w:webHidden/>
           </w:rPr>
-          <w:instrText xml:space="preserve"> PAGEREF _Toc231649997 \h </w:instrText>
+          <w:instrText xml:space="preserve"> PAGEREF _Toc231727404 \h </w:instrText>
         </w:r>
         <w:r>
           <w:rPr>
@@ -1741,7 +1807,7 @@
           <w14:ligatures w14:val="standardContextual"/>
         </w:rPr>
       </w:pPr>
-      <w:hyperlink w:anchor="_Toc231649998" w:history="1">
+      <w:hyperlink w:anchor="_Toc231727405" w:history="1">
         <w:r>
           <w:rPr>
             <w:rStyle w:val="Hyperlink"/>
@@ -1764,7 +1830,7 @@
           <w:rPr>
             <w:webHidden/>
           </w:rPr>
-          <w:instrText xml:space="preserve"> PAGEREF _Toc231649998 \h </w:instrText>
+          <w:instrText xml:space="preserve"> PAGEREF _Toc231727405 \h </w:instrText>
         </w:r>
         <w:r>
           <w:rPr>
@@ -1809,7 +1875,7 @@
         <w:br w:type="page"/>
       </w:r>
       <w:bookmarkStart w:id="0" w:name="_Toc104341857"/>
-      <w:bookmarkStart w:id="1" w:name="_Toc231649987"/>
+      <w:bookmarkStart w:id="1" w:name="_Toc231727394"/>
       <w:r>
         <w:lastRenderedPageBreak/>
         <w:t>Introdução</w:t>
@@ -1858,7 +1924,7 @@
         <w:ind w:left="0" w:firstLine="0"/>
       </w:pPr>
       <w:bookmarkStart w:id="2" w:name="_Toc104341861"/>
-      <w:bookmarkStart w:id="3" w:name="_Toc231649988"/>
+      <w:bookmarkStart w:id="3" w:name="_Toc231727395"/>
       <w:r>
         <w:t>Referências</w:t>
       </w:r>
@@ -1922,7 +1988,7 @@
         </w:numPr>
         <w:ind w:left="0" w:firstLine="0"/>
       </w:pPr>
-      <w:bookmarkStart w:id="4" w:name="_Toc231649989"/>
+      <w:bookmarkStart w:id="4" w:name="_Toc231727396"/>
       <w:r>
         <w:t>Planejamento de Implantação</w:t>
       </w:r>
@@ -1948,7 +2014,7 @@
           <w:lang w:val="pt-PT"/>
         </w:rPr>
       </w:pPr>
-      <w:bookmarkStart w:id="5" w:name="_Toc231649990"/>
+      <w:bookmarkStart w:id="5" w:name="_Toc231727397"/>
       <w:r>
         <w:rPr>
           <w:lang w:val="pt-PT"/>
@@ -1999,7 +2065,7 @@
           <w:lang w:val="pt-PT"/>
         </w:rPr>
       </w:pPr>
-      <w:bookmarkStart w:id="6" w:name="_Toc231649991"/>
+      <w:bookmarkStart w:id="6" w:name="_Toc231727398"/>
       <w:r>
         <w:rPr>
           <w:lang w:val="pt-PT"/>
@@ -2071,7 +2137,7 @@
         </w:numPr>
         <w:ind w:left="0" w:firstLine="0"/>
       </w:pPr>
-      <w:bookmarkStart w:id="7" w:name="_Toc231649992"/>
+      <w:bookmarkStart w:id="7" w:name="_Toc231727399"/>
       <w:r>
         <w:lastRenderedPageBreak/>
         <w:t>Recursos NECESSÁRIOS PARA IMPLANTAR O PRODUTO</w:t>
@@ -2098,7 +2164,7 @@
           <w:lang w:val="pt-PT"/>
         </w:rPr>
       </w:pPr>
-      <w:bookmarkStart w:id="8" w:name="_Toc231649993"/>
+      <w:bookmarkStart w:id="8" w:name="_Toc231727400"/>
       <w:r>
         <w:rPr>
           <w:lang w:val="pt-PT"/>
@@ -2135,7 +2201,7 @@
           <w:lang w:val="pt-PT"/>
         </w:rPr>
       </w:pPr>
-      <w:bookmarkStart w:id="9" w:name="_Toc231649994"/>
+      <w:bookmarkStart w:id="9" w:name="_Toc231727401"/>
       <w:r>
         <w:rPr>
           <w:lang w:val="pt-PT"/>
@@ -2173,13 +2239,7 @@
         <w:spacing w:after="40"/>
       </w:pPr>
       <w:r>
-        <w:t xml:space="preserve">–  Espaço em disco: </w:t>
-      </w:r>
-      <w:r>
-        <w:t>4</w:t>
-      </w:r>
-      <w:r>
-        <w:t xml:space="preserve"> GB livres (dependências do Maven e imagem Docker).</w:t>
+        <w:t>–  Espaço em disco: 2 GB livres (dependências do Maven e imagem Docker).</w:t>
       </w:r>
     </w:p>
     <w:p>
@@ -2202,7 +2262,7 @@
           <w:lang w:val="pt-PT"/>
         </w:rPr>
       </w:pPr>
-      <w:bookmarkStart w:id="10" w:name="_Toc231649995"/>
+      <w:bookmarkStart w:id="10" w:name="_Toc231727402"/>
       <w:r>
         <w:rPr>
           <w:lang w:val="pt-PT"/>
@@ -2295,7 +2355,7 @@
           <w:lang w:val="pt-PT"/>
         </w:rPr>
       </w:pPr>
-      <w:bookmarkStart w:id="11" w:name="_Toc231649996"/>
+      <w:bookmarkStart w:id="11" w:name="_Toc231727403"/>
       <w:r>
         <w:rPr>
           <w:lang w:val="pt-PT"/>
@@ -2322,7 +2382,7 @@
         </w:numPr>
         <w:ind w:left="0" w:firstLine="0"/>
       </w:pPr>
-      <w:bookmarkStart w:id="12" w:name="_Toc231649997"/>
+      <w:bookmarkStart w:id="12" w:name="_Toc231727404"/>
       <w:r>
         <w:t>ROTEIRO DE implantação</w:t>
       </w:r>
@@ -2409,6 +2469,174 @@
           <w:bCs/>
         </w:rPr>
         <w:lastRenderedPageBreak/>
+        <w:t>Passo 0.1 — Configurar a variável JAVA_HOME</w:t>
+      </w:r>
+    </w:p>
+    <w:p>
+      <w:pPr>
+        <w:spacing w:after="120"/>
+      </w:pPr>
+      <w:r>
+        <w:t>O Maven wrapper (mvnw) exige a variável de ambiente JAVA_HOME apontando para a pasta do JDK 21. Sem ela, o projeto falha ao iniciar (Passo 4). O java -version pode funcionar mesmo sem o JAVA_HOME, por isso é importante configurá-lo.</w:t>
+      </w:r>
+    </w:p>
+    <w:p>
+      <w:pPr>
+        <w:spacing w:after="40"/>
+      </w:pPr>
+      <w:r>
+        <w:rPr>
+          <w:b/>
+          <w:bCs/>
+        </w:rPr>
+        <w:t>Windows:</w:t>
+      </w:r>
+    </w:p>
+    <w:p>
+      <w:pPr>
+        <w:spacing w:after="40"/>
+      </w:pPr>
+      <w:r>
+        <w:t>1) Descubra o caminho do JDK (normalmente em uma destas pastas):</w:t>
+      </w:r>
+    </w:p>
+    <w:p>
+      <w:pPr>
+        <w:shd w:val="clear" w:color="auto" w:fill="F2F3F5"/>
+        <w:spacing w:after="40"/>
+      </w:pPr>
+      <w:r>
+        <w:rPr>
+          <w:rFonts w:ascii="Consolas" w:hAnsi="Consolas" w:cs="Consolas"/>
+          <w:sz w:val="18"/>
+          <w:szCs w:val="18"/>
+        </w:rPr>
+        <w:t>dir "C:\Program Files\Eclipse Adoptium"</w:t>
+      </w:r>
+    </w:p>
+    <w:p>
+      <w:pPr>
+        <w:shd w:val="clear" w:color="auto" w:fill="F2F3F5"/>
+        <w:spacing w:after="40"/>
+      </w:pPr>
+      <w:r>
+        <w:rPr>
+          <w:rFonts w:ascii="Consolas" w:hAnsi="Consolas" w:cs="Consolas"/>
+          <w:sz w:val="18"/>
+          <w:szCs w:val="18"/>
+        </w:rPr>
+        <w:t>dir "C:\Program Files\Java"</w:t>
+      </w:r>
+    </w:p>
+    <w:p>
+      <w:pPr>
+        <w:spacing w:after="40"/>
+      </w:pPr>
+      <w:r>
+        <w:t>2) Defina o JAVA_HOME (em CMD aberto como administrador), trocando pelo caminho real que apareceu:</w:t>
+      </w:r>
+    </w:p>
+    <w:p>
+      <w:pPr>
+        <w:shd w:val="clear" w:color="auto" w:fill="F2F3F5"/>
+        <w:spacing w:after="40"/>
+      </w:pPr>
+      <w:r>
+        <w:rPr>
+          <w:rFonts w:ascii="Consolas" w:hAnsi="Consolas" w:cs="Consolas"/>
+          <w:sz w:val="18"/>
+          <w:szCs w:val="18"/>
+        </w:rPr>
+        <w:t>setx JAVA_HOME "C:\Program Files\Eclipse Adoptium\jdk-21.0.5.11-hotspot" /M</w:t>
+      </w:r>
+    </w:p>
+    <w:p>
+      <w:pPr>
+        <w:spacing w:after="40"/>
+      </w:pPr>
+      <w:r>
+        <w:t>3) Feche e reabra o terminal e confirme:</w:t>
+      </w:r>
+    </w:p>
+    <w:p>
+      <w:pPr>
+        <w:shd w:val="clear" w:color="auto" w:fill="F2F3F5"/>
+        <w:spacing w:after="40"/>
+      </w:pPr>
+      <w:r>
+        <w:rPr>
+          <w:rFonts w:ascii="Consolas" w:hAnsi="Consolas" w:cs="Consolas"/>
+          <w:sz w:val="18"/>
+          <w:szCs w:val="18"/>
+        </w:rPr>
+        <w:t>echo %JAVA_HOME%</w:t>
+      </w:r>
+    </w:p>
+    <w:p>
+      <w:pPr>
+        <w:spacing w:after="80"/>
+      </w:pPr>
+      <w:r>
+        <w:t>Para configurar apenas na sessão atual (PowerShell), use: $env:JAVA_HOME = "&lt;caminho-do-jdk&gt;".</w:t>
+      </w:r>
+    </w:p>
+    <w:p>
+      <w:pPr>
+        <w:spacing w:after="40"/>
+      </w:pPr>
+      <w:r>
+        <w:rPr>
+          <w:b/>
+          <w:bCs/>
+        </w:rPr>
+        <w:t>Linux / macOS:</w:t>
+      </w:r>
+    </w:p>
+    <w:p>
+      <w:pPr>
+        <w:shd w:val="clear" w:color="auto" w:fill="F2F3F5"/>
+        <w:spacing w:after="40"/>
+      </w:pPr>
+      <w:r>
+        <w:rPr>
+          <w:rFonts w:ascii="Consolas" w:hAnsi="Consolas" w:cs="Consolas"/>
+          <w:sz w:val="18"/>
+          <w:szCs w:val="18"/>
+        </w:rPr>
+        <w:t>export JAVA_HOME=$(/usr/libexec/java_home -v 21)     # macOS</w:t>
+      </w:r>
+    </w:p>
+    <w:p>
+      <w:pPr>
+        <w:shd w:val="clear" w:color="auto" w:fill="F2F3F5"/>
+        <w:spacing w:after="40"/>
+      </w:pPr>
+      <w:r>
+        <w:rPr>
+          <w:rFonts w:ascii="Consolas" w:hAnsi="Consolas" w:cs="Consolas"/>
+          <w:sz w:val="18"/>
+          <w:szCs w:val="18"/>
+        </w:rPr>
+        <w:t>export JAVA_HOME=/usr/lib/jvm/java-21-openjdk        # Linux (ajuste o caminho)</w:t>
+      </w:r>
+    </w:p>
+    <w:p>
+      <w:pPr>
+        <w:spacing w:after="120"/>
+      </w:pPr>
+      <w:r>
+        <w:t>Para tornar permanente no Linux/macOS, adicione a linha export ao final do arquivo ~/.bashrc ou ~/.zshrc.</w:t>
+      </w:r>
+    </w:p>
+    <w:p>
+      <w:pPr>
+        <w:spacing w:before="160" w:after="60"/>
+      </w:pPr>
+      <w:r>
+        <w:rPr>
+          <w:b/>
+          <w:bCs/>
+        </w:rPr>
         <w:t>Passo 1 — Obter o código</w:t>
       </w:r>
     </w:p>
@@ -3070,6 +3298,7 @@
           <w:b/>
           <w:bCs/>
         </w:rPr>
+        <w:lastRenderedPageBreak/>
         <w:t>Passo 6 — Teste de fumaça (validação)</w:t>
       </w:r>
     </w:p>
@@ -3202,7 +3431,14 @@
         <w:spacing w:after="40"/>
       </w:pPr>
       <w:r>
-        <w:lastRenderedPageBreak/>
+        <w:t>–  Erro de JAVA_HOME ao executar o mvnw: a variável não está definida. Configure-a apontando para a pasta do JDK 21 (ver Passo 0.1).</w:t>
+      </w:r>
+    </w:p>
+    <w:p>
+      <w:pPr>
+        <w:spacing w:after="40"/>
+      </w:pPr>
+      <w:r>
         <w:t>–  "Connection refused" ao banco: o Docker não está rodando ou o container não subiu (verifique docker ps).</w:t>
       </w:r>
     </w:p>
@@ -3256,7 +3492,7 @@
         </w:numPr>
         <w:ind w:left="0" w:firstLine="0"/>
       </w:pPr>
-      <w:bookmarkStart w:id="13" w:name="_Toc231649998"/>
+      <w:bookmarkStart w:id="13" w:name="_Toc231727405"/>
       <w:r>
         <w:t>Treinamento e suporte</w:t>
       </w:r>
@@ -3543,7 +3779,7 @@
             </w:sdtPr>
             <w:sdtContent>
               <w:r>
-                <w:t>Versão 0.0.1</w:t>
+                <w:t>Versão 0.0.2</w:t>
               </w:r>
             </w:sdtContent>
           </w:sdt>
@@ -3773,7 +4009,7 @@
               <v:shape id="_x0000_i1025" type="#_x0000_t75" style="width:61.5pt;height:34.5pt">
                 <v:imagedata r:id="rId1" o:title=""/>
               </v:shape>
-              <o:OLEObject Type="Embed" ProgID="Word.Picture.8" ShapeID="_x0000_i1025" DrawAspect="Content" ObjectID="_1842262933" r:id="rId2"/>
+              <o:OLEObject Type="Embed" ProgID="Word.Picture.8" ShapeID="_x0000_i1025" DrawAspect="Content" ObjectID="_1842340135" r:id="rId2"/>
             </w:object>
           </w:r>
         </w:p>
@@ -5399,10 +5635,10 @@
   </w:compat>
   <w:rsids>
     <w:rsidRoot w:val="00E05AB8"/>
-    <w:rsid w:val="002D0D01"/>
+    <w:rsid w:val="0014621E"/>
+    <w:rsid w:val="003944DC"/>
     <w:rsid w:val="006F4B0B"/>
-    <w:rsid w:val="0097152D"/>
-    <w:rsid w:val="00C77F7D"/>
+    <w:rsid w:val="00CD63A8"/>
     <w:rsid w:val="00E05AB8"/>
   </w:rsids>
   <m:mathPr>

--- a/3.Implementacao/0FUMO - Guia de Implantação.docx
+++ b/3.Implementacao/0FUMO - Guia de Implantação.docx
@@ -70,21 +70,11 @@
     <w:p/>
     <w:p>
       <w:pPr>
-        <w:tabs>
-          <w:tab w:val="left" w:pos="4184"/>
-        </w:tabs>
-        <w:jc w:val="center"/>
-        <w:rPr>
-          <w:i/>
-        </w:rPr>
-      </w:pPr>
-      <w:r>
         <w:rPr>
           <w:i/>
           <w:color w:val="0000FF"/>
         </w:rPr>
-        <w:t>[A figura a cima serve de modelo para templates. Para clientes, alterar com a marca do cliente]</w:t>
-      </w:r>
+      </w:pPr>
     </w:p>
     <w:p>
       <w:r>
@@ -362,7 +352,7 @@
                                     <w:szCs w:val="32"/>
                                     <w:lang w:val="pt-PT"/>
                                   </w:rPr>
-                                  <w:t>2</w:t>
+                                  <w:t>4</w:t>
                                 </w:r>
                               </w:p>
                             </w:sdtContent>
@@ -462,7 +452,7 @@
                               <w:szCs w:val="32"/>
                               <w:lang w:val="pt-PT"/>
                             </w:rPr>
-                            <w:t>2</w:t>
+                            <w:t>4</w:t>
                           </w:r>
                         </w:p>
                       </w:sdtContent>
@@ -905,7 +895,19 @@
               <w:pStyle w:val="Instruo"/>
             </w:pPr>
             <w:r>
-              <w:t>Versão inicial do guia, com roteiro completo e testável para implantação em ambiente local.</w:t>
+              <w:t xml:space="preserve">Versão </w:t>
+            </w:r>
+            <w:r>
+              <w:t xml:space="preserve">inicial do </w:t>
+            </w:r>
+            <w:r>
+              <w:t xml:space="preserve">passo a passo </w:t>
+            </w:r>
+            <w:r>
+              <w:t>de como subir o sistema</w:t>
+            </w:r>
+            <w:r>
+              <w:t>.</w:t>
             </w:r>
           </w:p>
         </w:tc>
@@ -965,7 +967,14 @@
                 <w:i/>
                 <w:color w:val="0000FF"/>
               </w:rPr>
-              <w:t>0.0.2</w:t>
+              <w:t>0.0.</w:t>
+            </w:r>
+            <w:r>
+              <w:rPr>
+                <w:i/>
+                <w:color w:val="0000FF"/>
+              </w:rPr>
+              <w:t>2</w:t>
             </w:r>
           </w:p>
         </w:tc>
@@ -986,7 +995,7 @@
                 <w:i/>
                 <w:color w:val="0000FF"/>
               </w:rPr>
-              <w:t>Inserido o passo da configuração da variavel JAVA_HOME</w:t>
+              <w:t>Inserido o passo de configurar a variavel JAVA_HOME.</w:t>
             </w:r>
           </w:p>
         </w:tc>
@@ -1023,7 +1032,18 @@
           <w:p>
             <w:pPr>
               <w:jc w:val="left"/>
+              <w:rPr>
+                <w:i/>
+                <w:color w:val="0000FF"/>
+              </w:rPr>
             </w:pPr>
+            <w:r>
+              <w:rPr>
+                <w:i/>
+                <w:color w:val="0000FF"/>
+              </w:rPr>
+              <w:t>07/06/2026</w:t>
+            </w:r>
           </w:p>
         </w:tc>
         <w:tc>
@@ -1033,7 +1053,25 @@
           <w:p>
             <w:pPr>
               <w:jc w:val="left"/>
+              <w:rPr>
+                <w:i/>
+                <w:color w:val="0000FF"/>
+              </w:rPr>
             </w:pPr>
+            <w:r>
+              <w:rPr>
+                <w:i/>
+                <w:color w:val="0000FF"/>
+              </w:rPr>
+              <w:t>0.0.</w:t>
+            </w:r>
+            <w:r>
+              <w:rPr>
+                <w:i/>
+                <w:color w:val="0000FF"/>
+              </w:rPr>
+              <w:t>3</w:t>
+            </w:r>
           </w:p>
         </w:tc>
         <w:tc>
@@ -1043,7 +1081,18 @@
           <w:p>
             <w:pPr>
               <w:jc w:val="left"/>
+              <w:rPr>
+                <w:i/>
+                <w:color w:val="0000FF"/>
+              </w:rPr>
             </w:pPr>
+            <w:r>
+              <w:rPr>
+                <w:i/>
+                <w:color w:val="0000FF"/>
+              </w:rPr>
+              <w:t>Corrigido a versao do JAVA de 25 para a 21.</w:t>
+            </w:r>
           </w:p>
         </w:tc>
         <w:tc>
@@ -1053,7 +1102,114 @@
           <w:p>
             <w:pPr>
               <w:jc w:val="left"/>
+              <w:rPr>
+                <w:i/>
+                <w:color w:val="0000FF"/>
+              </w:rPr>
             </w:pPr>
+            <w:r>
+              <w:rPr>
+                <w:i/>
+                <w:color w:val="0000FF"/>
+              </w:rPr>
+              <w:t>Mateus Zerbini</w:t>
+            </w:r>
+          </w:p>
+        </w:tc>
+      </w:tr>
+      <w:tr>
+        <w:trPr>
+          <w:trHeight w:val="284"/>
+        </w:trPr>
+        <w:tc>
+          <w:tcPr>
+            <w:tcW w:w="1550" w:type="dxa"/>
+          </w:tcPr>
+          <w:p>
+            <w:pPr>
+              <w:jc w:val="left"/>
+              <w:rPr>
+                <w:i/>
+                <w:color w:val="0000FF"/>
+              </w:rPr>
+            </w:pPr>
+            <w:r>
+              <w:rPr>
+                <w:i/>
+                <w:color w:val="0000FF"/>
+              </w:rPr>
+              <w:t>07/06/2026</w:t>
+            </w:r>
+          </w:p>
+        </w:tc>
+        <w:tc>
+          <w:tcPr>
+            <w:tcW w:w="1080" w:type="dxa"/>
+          </w:tcPr>
+          <w:p>
+            <w:pPr>
+              <w:jc w:val="left"/>
+              <w:rPr>
+                <w:i/>
+                <w:color w:val="0000FF"/>
+              </w:rPr>
+            </w:pPr>
+            <w:r>
+              <w:rPr>
+                <w:i/>
+                <w:color w:val="0000FF"/>
+              </w:rPr>
+              <w:t>0.0.</w:t>
+            </w:r>
+            <w:r>
+              <w:rPr>
+                <w:i/>
+                <w:color w:val="0000FF"/>
+              </w:rPr>
+              <w:t>4</w:t>
+            </w:r>
+          </w:p>
+        </w:tc>
+        <w:tc>
+          <w:tcPr>
+            <w:tcW w:w="4680" w:type="dxa"/>
+          </w:tcPr>
+          <w:p>
+            <w:pPr>
+              <w:jc w:val="left"/>
+              <w:rPr>
+                <w:i/>
+                <w:color w:val="0000FF"/>
+              </w:rPr>
+            </w:pPr>
+            <w:r>
+              <w:rPr>
+                <w:i/>
+                <w:color w:val="0000FF"/>
+              </w:rPr>
+              <w:t>Versao final testada e validada.</w:t>
+            </w:r>
+          </w:p>
+        </w:tc>
+        <w:tc>
+          <w:tcPr>
+            <w:tcW w:w="2410" w:type="dxa"/>
+          </w:tcPr>
+          <w:p>
+            <w:pPr>
+              <w:jc w:val="left"/>
+              <w:rPr>
+                <w:i/>
+                <w:color w:val="0000FF"/>
+              </w:rPr>
+            </w:pPr>
+            <w:r>
+              <w:rPr>
+                <w:i/>
+                <w:color w:val="0000FF"/>
+              </w:rPr>
+              <w:t>Mateus Zerbini</w:t>
+            </w:r>
           </w:p>
         </w:tc>
       </w:tr>
@@ -1079,11 +1235,9 @@
           <w:rFonts w:asciiTheme="minorHAnsi" w:eastAsiaTheme="minorEastAsia" w:hAnsiTheme="minorHAnsi" w:cstheme="minorBidi"/>
           <w:bCs w:val="0"/>
           <w:caps w:val="0"/>
-          <w:kern w:val="2"/>
-          <w:sz w:val="24"/>
-          <w:szCs w:val="24"/>
-          <w:lang w:val="en-US"/>
-          <w14:ligatures w14:val="standardContextual"/>
+          <w:sz w:val="22"/>
+          <w:szCs w:val="22"/>
+          <w:lang w:eastAsia="pt-BR"/>
         </w:rPr>
       </w:pPr>
       <w:r>
@@ -1104,7 +1258,7 @@
         </w:rPr>
         <w:fldChar w:fldCharType="separate"/>
       </w:r>
-      <w:hyperlink w:anchor="_Toc231727394" w:history="1">
+      <w:hyperlink w:anchor="_Toc487620792" w:history="1">
         <w:r>
           <w:rPr>
             <w:rStyle w:val="Hyperlink"/>
@@ -1127,7 +1281,7 @@
           <w:rPr>
             <w:webHidden/>
           </w:rPr>
-          <w:instrText xml:space="preserve"> PAGEREF _Toc231727394 \h </w:instrText>
+          <w:instrText xml:space="preserve"> PAGEREF _Toc487620792 \h </w:instrText>
         </w:r>
         <w:r>
           <w:rPr>
@@ -1160,14 +1314,12 @@
         <w:rPr>
           <w:rFonts w:asciiTheme="minorHAnsi" w:eastAsiaTheme="minorEastAsia" w:hAnsiTheme="minorHAnsi" w:cstheme="minorBidi"/>
           <w:bCs w:val="0"/>
-          <w:kern w:val="2"/>
-          <w:sz w:val="24"/>
-          <w:szCs w:val="24"/>
-          <w:lang w:val="en-US"/>
-          <w14:ligatures w14:val="standardContextual"/>
-        </w:rPr>
-      </w:pPr>
-      <w:hyperlink w:anchor="_Toc231727395" w:history="1">
+          <w:sz w:val="22"/>
+          <w:szCs w:val="22"/>
+          <w:lang w:eastAsia="pt-BR"/>
+        </w:rPr>
+      </w:pPr>
+      <w:hyperlink w:anchor="_Toc487620793" w:history="1">
         <w:r>
           <w:rPr>
             <w:rStyle w:val="Hyperlink"/>
@@ -1190,7 +1342,7 @@
           <w:rPr>
             <w:webHidden/>
           </w:rPr>
-          <w:instrText xml:space="preserve"> PAGEREF _Toc231727395 \h </w:instrText>
+          <w:instrText xml:space="preserve"> PAGEREF _Toc487620793 \h </w:instrText>
         </w:r>
         <w:r>
           <w:rPr>
@@ -1224,14 +1376,12 @@
           <w:rFonts w:asciiTheme="minorHAnsi" w:eastAsiaTheme="minorEastAsia" w:hAnsiTheme="minorHAnsi" w:cstheme="minorBidi"/>
           <w:bCs w:val="0"/>
           <w:caps w:val="0"/>
-          <w:kern w:val="2"/>
-          <w:sz w:val="24"/>
-          <w:szCs w:val="24"/>
-          <w:lang w:val="en-US"/>
-          <w14:ligatures w14:val="standardContextual"/>
-        </w:rPr>
-      </w:pPr>
-      <w:hyperlink w:anchor="_Toc231727396" w:history="1">
+          <w:sz w:val="22"/>
+          <w:szCs w:val="22"/>
+          <w:lang w:eastAsia="pt-BR"/>
+        </w:rPr>
+      </w:pPr>
+      <w:hyperlink w:anchor="_Toc487620794" w:history="1">
         <w:r>
           <w:rPr>
             <w:rStyle w:val="Hyperlink"/>
@@ -1254,7 +1404,7 @@
           <w:rPr>
             <w:webHidden/>
           </w:rPr>
-          <w:instrText xml:space="preserve"> PAGEREF _Toc231727396 \h </w:instrText>
+          <w:instrText xml:space="preserve"> PAGEREF _Toc487620794 \h </w:instrText>
         </w:r>
         <w:r>
           <w:rPr>
@@ -1287,14 +1437,12 @@
         <w:rPr>
           <w:rFonts w:asciiTheme="minorHAnsi" w:eastAsiaTheme="minorEastAsia" w:hAnsiTheme="minorHAnsi" w:cstheme="minorBidi"/>
           <w:bCs w:val="0"/>
-          <w:kern w:val="2"/>
-          <w:sz w:val="24"/>
-          <w:szCs w:val="24"/>
-          <w:lang w:val="en-US"/>
-          <w14:ligatures w14:val="standardContextual"/>
-        </w:rPr>
-      </w:pPr>
-      <w:hyperlink w:anchor="_Toc231727397" w:history="1">
+          <w:sz w:val="22"/>
+          <w:szCs w:val="22"/>
+          <w:lang w:eastAsia="pt-BR"/>
+        </w:rPr>
+      </w:pPr>
+      <w:hyperlink w:anchor="_Toc487620795" w:history="1">
         <w:r>
           <w:rPr>
             <w:rStyle w:val="Hyperlink"/>
@@ -1318,7 +1466,7 @@
           <w:rPr>
             <w:webHidden/>
           </w:rPr>
-          <w:instrText xml:space="preserve"> PAGEREF _Toc231727397 \h </w:instrText>
+          <w:instrText xml:space="preserve"> PAGEREF _Toc487620795 \h </w:instrText>
         </w:r>
         <w:r>
           <w:rPr>
@@ -1351,14 +1499,12 @@
         <w:rPr>
           <w:rFonts w:asciiTheme="minorHAnsi" w:eastAsiaTheme="minorEastAsia" w:hAnsiTheme="minorHAnsi" w:cstheme="minorBidi"/>
           <w:bCs w:val="0"/>
-          <w:kern w:val="2"/>
-          <w:sz w:val="24"/>
-          <w:szCs w:val="24"/>
-          <w:lang w:val="en-US"/>
-          <w14:ligatures w14:val="standardContextual"/>
-        </w:rPr>
-      </w:pPr>
-      <w:hyperlink w:anchor="_Toc231727398" w:history="1">
+          <w:sz w:val="22"/>
+          <w:szCs w:val="22"/>
+          <w:lang w:eastAsia="pt-BR"/>
+        </w:rPr>
+      </w:pPr>
+      <w:hyperlink w:anchor="_Toc487620796" w:history="1">
         <w:r>
           <w:rPr>
             <w:rStyle w:val="Hyperlink"/>
@@ -1382,7 +1528,7 @@
           <w:rPr>
             <w:webHidden/>
           </w:rPr>
-          <w:instrText xml:space="preserve"> PAGEREF _Toc231727398 \h </w:instrText>
+          <w:instrText xml:space="preserve"> PAGEREF _Toc487620796 \h </w:instrText>
         </w:r>
         <w:r>
           <w:rPr>
@@ -1416,14 +1562,12 @@
           <w:rFonts w:asciiTheme="minorHAnsi" w:eastAsiaTheme="minorEastAsia" w:hAnsiTheme="minorHAnsi" w:cstheme="minorBidi"/>
           <w:bCs w:val="0"/>
           <w:caps w:val="0"/>
-          <w:kern w:val="2"/>
-          <w:sz w:val="24"/>
-          <w:szCs w:val="24"/>
-          <w:lang w:val="en-US"/>
-          <w14:ligatures w14:val="standardContextual"/>
-        </w:rPr>
-      </w:pPr>
-      <w:hyperlink w:anchor="_Toc231727399" w:history="1">
+          <w:sz w:val="22"/>
+          <w:szCs w:val="22"/>
+          <w:lang w:eastAsia="pt-BR"/>
+        </w:rPr>
+      </w:pPr>
+      <w:hyperlink w:anchor="_Toc487620797" w:history="1">
         <w:r>
           <w:rPr>
             <w:rStyle w:val="Hyperlink"/>
@@ -1446,7 +1590,7 @@
           <w:rPr>
             <w:webHidden/>
           </w:rPr>
-          <w:instrText xml:space="preserve"> PAGEREF _Toc231727399 \h </w:instrText>
+          <w:instrText xml:space="preserve"> PAGEREF _Toc487620797 \h </w:instrText>
         </w:r>
         <w:r>
           <w:rPr>
@@ -1463,7 +1607,7 @@
           <w:rPr>
             <w:webHidden/>
           </w:rPr>
-          <w:t>5</w:t>
+          <w:t>4</w:t>
         </w:r>
         <w:r>
           <w:rPr>
@@ -1479,14 +1623,12 @@
         <w:rPr>
           <w:rFonts w:asciiTheme="minorHAnsi" w:eastAsiaTheme="minorEastAsia" w:hAnsiTheme="minorHAnsi" w:cstheme="minorBidi"/>
           <w:bCs w:val="0"/>
-          <w:kern w:val="2"/>
-          <w:sz w:val="24"/>
-          <w:szCs w:val="24"/>
-          <w:lang w:val="en-US"/>
-          <w14:ligatures w14:val="standardContextual"/>
-        </w:rPr>
-      </w:pPr>
-      <w:hyperlink w:anchor="_Toc231727400" w:history="1">
+          <w:sz w:val="22"/>
+          <w:szCs w:val="22"/>
+          <w:lang w:eastAsia="pt-BR"/>
+        </w:rPr>
+      </w:pPr>
+      <w:hyperlink w:anchor="_Toc487620798" w:history="1">
         <w:r>
           <w:rPr>
             <w:rStyle w:val="Hyperlink"/>
@@ -1510,7 +1652,7 @@
           <w:rPr>
             <w:webHidden/>
           </w:rPr>
-          <w:instrText xml:space="preserve"> PAGEREF _Toc231727400 \h </w:instrText>
+          <w:instrText xml:space="preserve"> PAGEREF _Toc487620798 \h </w:instrText>
         </w:r>
         <w:r>
           <w:rPr>
@@ -1527,7 +1669,7 @@
           <w:rPr>
             <w:webHidden/>
           </w:rPr>
-          <w:t>5</w:t>
+          <w:t>4</w:t>
         </w:r>
         <w:r>
           <w:rPr>
@@ -1543,14 +1685,12 @@
         <w:rPr>
           <w:rFonts w:asciiTheme="minorHAnsi" w:eastAsiaTheme="minorEastAsia" w:hAnsiTheme="minorHAnsi" w:cstheme="minorBidi"/>
           <w:bCs w:val="0"/>
-          <w:kern w:val="2"/>
-          <w:sz w:val="24"/>
-          <w:szCs w:val="24"/>
-          <w:lang w:val="en-US"/>
-          <w14:ligatures w14:val="standardContextual"/>
-        </w:rPr>
-      </w:pPr>
-      <w:hyperlink w:anchor="_Toc231727401" w:history="1">
+          <w:sz w:val="22"/>
+          <w:szCs w:val="22"/>
+          <w:lang w:eastAsia="pt-BR"/>
+        </w:rPr>
+      </w:pPr>
+      <w:hyperlink w:anchor="_Toc487620799" w:history="1">
         <w:r>
           <w:rPr>
             <w:rStyle w:val="Hyperlink"/>
@@ -1574,7 +1714,7 @@
           <w:rPr>
             <w:webHidden/>
           </w:rPr>
-          <w:instrText xml:space="preserve"> PAGEREF _Toc231727401 \h </w:instrText>
+          <w:instrText xml:space="preserve"> PAGEREF _Toc487620799 \h </w:instrText>
         </w:r>
         <w:r>
           <w:rPr>
@@ -1591,7 +1731,7 @@
           <w:rPr>
             <w:webHidden/>
           </w:rPr>
-          <w:t>5</w:t>
+          <w:t>4</w:t>
         </w:r>
         <w:r>
           <w:rPr>
@@ -1607,14 +1747,12 @@
         <w:rPr>
           <w:rFonts w:asciiTheme="minorHAnsi" w:eastAsiaTheme="minorEastAsia" w:hAnsiTheme="minorHAnsi" w:cstheme="minorBidi"/>
           <w:bCs w:val="0"/>
-          <w:kern w:val="2"/>
-          <w:sz w:val="24"/>
-          <w:szCs w:val="24"/>
-          <w:lang w:val="en-US"/>
-          <w14:ligatures w14:val="standardContextual"/>
-        </w:rPr>
-      </w:pPr>
-      <w:hyperlink w:anchor="_Toc231727402" w:history="1">
+          <w:sz w:val="22"/>
+          <w:szCs w:val="22"/>
+          <w:lang w:eastAsia="pt-BR"/>
+        </w:rPr>
+      </w:pPr>
+      <w:hyperlink w:anchor="_Toc487620800" w:history="1">
         <w:r>
           <w:rPr>
             <w:rStyle w:val="Hyperlink"/>
@@ -1638,7 +1776,7 @@
           <w:rPr>
             <w:webHidden/>
           </w:rPr>
-          <w:instrText xml:space="preserve"> PAGEREF _Toc231727402 \h </w:instrText>
+          <w:instrText xml:space="preserve"> PAGEREF _Toc487620800 \h </w:instrText>
         </w:r>
         <w:r>
           <w:rPr>
@@ -1655,7 +1793,7 @@
           <w:rPr>
             <w:webHidden/>
           </w:rPr>
-          <w:t>5</w:t>
+          <w:t>4</w:t>
         </w:r>
         <w:r>
           <w:rPr>
@@ -1671,14 +1809,12 @@
         <w:rPr>
           <w:rFonts w:asciiTheme="minorHAnsi" w:eastAsiaTheme="minorEastAsia" w:hAnsiTheme="minorHAnsi" w:cstheme="minorBidi"/>
           <w:bCs w:val="0"/>
-          <w:kern w:val="2"/>
-          <w:sz w:val="24"/>
-          <w:szCs w:val="24"/>
-          <w:lang w:val="en-US"/>
-          <w14:ligatures w14:val="standardContextual"/>
-        </w:rPr>
-      </w:pPr>
-      <w:hyperlink w:anchor="_Toc231727403" w:history="1">
+          <w:sz w:val="22"/>
+          <w:szCs w:val="22"/>
+          <w:lang w:eastAsia="pt-BR"/>
+        </w:rPr>
+      </w:pPr>
+      <w:hyperlink w:anchor="_Toc487620801" w:history="1">
         <w:r>
           <w:rPr>
             <w:rStyle w:val="Hyperlink"/>
@@ -1702,7 +1838,7 @@
           <w:rPr>
             <w:webHidden/>
           </w:rPr>
-          <w:instrText xml:space="preserve"> PAGEREF _Toc231727403 \h </w:instrText>
+          <w:instrText xml:space="preserve"> PAGEREF _Toc487620801 \h </w:instrText>
         </w:r>
         <w:r>
           <w:rPr>
@@ -1736,14 +1872,12 @@
           <w:rFonts w:asciiTheme="minorHAnsi" w:eastAsiaTheme="minorEastAsia" w:hAnsiTheme="minorHAnsi" w:cstheme="minorBidi"/>
           <w:bCs w:val="0"/>
           <w:caps w:val="0"/>
-          <w:kern w:val="2"/>
-          <w:sz w:val="24"/>
-          <w:szCs w:val="24"/>
-          <w:lang w:val="en-US"/>
-          <w14:ligatures w14:val="standardContextual"/>
-        </w:rPr>
-      </w:pPr>
-      <w:hyperlink w:anchor="_Toc231727404" w:history="1">
+          <w:sz w:val="22"/>
+          <w:szCs w:val="22"/>
+          <w:lang w:eastAsia="pt-BR"/>
+        </w:rPr>
+      </w:pPr>
+      <w:hyperlink w:anchor="_Toc487620802" w:history="1">
         <w:r>
           <w:rPr>
             <w:rStyle w:val="Hyperlink"/>
@@ -1766,7 +1900,7 @@
           <w:rPr>
             <w:webHidden/>
           </w:rPr>
-          <w:instrText xml:space="preserve"> PAGEREF _Toc231727404 \h </w:instrText>
+          <w:instrText xml:space="preserve"> PAGEREF _Toc487620802 \h </w:instrText>
         </w:r>
         <w:r>
           <w:rPr>
@@ -1800,14 +1934,12 @@
           <w:rFonts w:asciiTheme="minorHAnsi" w:eastAsiaTheme="minorEastAsia" w:hAnsiTheme="minorHAnsi" w:cstheme="minorBidi"/>
           <w:bCs w:val="0"/>
           <w:caps w:val="0"/>
-          <w:kern w:val="2"/>
-          <w:sz w:val="24"/>
-          <w:szCs w:val="24"/>
-          <w:lang w:val="en-US"/>
-          <w14:ligatures w14:val="standardContextual"/>
-        </w:rPr>
-      </w:pPr>
-      <w:hyperlink w:anchor="_Toc231727405" w:history="1">
+          <w:sz w:val="22"/>
+          <w:szCs w:val="22"/>
+          <w:lang w:eastAsia="pt-BR"/>
+        </w:rPr>
+      </w:pPr>
+      <w:hyperlink w:anchor="_Toc487620803" w:history="1">
         <w:r>
           <w:rPr>
             <w:rStyle w:val="Hyperlink"/>
@@ -1830,7 +1962,7 @@
           <w:rPr>
             <w:webHidden/>
           </w:rPr>
-          <w:instrText xml:space="preserve"> PAGEREF _Toc231727405 \h </w:instrText>
+          <w:instrText xml:space="preserve"> PAGEREF _Toc487620803 \h </w:instrText>
         </w:r>
         <w:r>
           <w:rPr>
@@ -1847,7 +1979,7 @@
           <w:rPr>
             <w:webHidden/>
           </w:rPr>
-          <w:t>7</w:t>
+          <w:t>5</w:t>
         </w:r>
         <w:r>
           <w:rPr>
@@ -1875,7 +2007,7 @@
         <w:br w:type="page"/>
       </w:r>
       <w:bookmarkStart w:id="0" w:name="_Toc104341857"/>
-      <w:bookmarkStart w:id="1" w:name="_Toc231727394"/>
+      <w:bookmarkStart w:id="1" w:name="_Toc487620792"/>
       <w:r>
         <w:lastRenderedPageBreak/>
         <w:t>Introdução</w:t>
@@ -1888,7 +2020,7 @@
         <w:spacing w:after="120"/>
       </w:pPr>
       <w:r>
-        <w:t>Este Guia de Implantação descreve, passo a passo, como colocar o sistema 0FUMO em funcionamento em um ambiente local. O 0FUMO é uma aplicação web de apoio à cessação do tabagismo, composta por três partes: um backend (API REST em Spring Boot, Java 21), um frontend (interface web em HTML, CSS e JavaScript puro) e um banco de dados PostgreSQL provisionado via Docker.</w:t>
+        <w:t>Este guia ensina, de forma simples e passo a passo, como instalar e executar o sistema 0FUMO em um computador com Windows. Ele foi escrito para que mesmo uma pessoa sem nenhum conhecimento de programação consiga colocar o sistema para funcionar.</w:t>
       </w:r>
     </w:p>
     <w:p>
@@ -1896,7 +2028,7 @@
         <w:spacing w:after="120"/>
       </w:pPr>
       <w:r>
-        <w:t>Seguindo o roteiro da Seção 4 na ordem indicada, ao final a aplicação estará acessível pelo navegador e plenamente funcional: cadastro de usuário, login, avaliação inicial e registro de eventos.</w:t>
+        <w:t>O 0FUMO é uma aplicação web de apoio a quem deseja parar de fumar. Ao final deste guia, o sistema abrirá no navegador do computador e estará pronto para uso: cadastro, login, avaliação inicial e registro de eventos.</w:t>
       </w:r>
     </w:p>
     <w:p>
@@ -1904,14 +2036,7 @@
         <w:spacing w:after="120"/>
       </w:pPr>
       <w:r>
-        <w:rPr>
-          <w:b/>
-          <w:bCs/>
-        </w:rPr>
-        <w:t xml:space="preserve">Definições, acrônimos e abreviações: </w:t>
-      </w:r>
-      <w:r>
-        <w:t>API (interface de programação de aplicações); JWT (JSON Web Token, usado na autenticação); SGBD (sistema gerenciador de banco de dados); JDK (kit de desenvolvimento Java).</w:t>
+        <w:t>Para isso, basta seguir as etapas da Seção 4 na mesma ordem em que aparecem. Você vai (1) instalar dois programas gratuitos, (2) preparar a pasta do projeto, (3) ligar o banco de dados, (4) ligar o sistema e (5) abrir no navegador para testar.</w:t>
       </w:r>
     </w:p>
     <w:p>
@@ -1924,7 +2049,7 @@
         <w:ind w:left="0" w:firstLine="0"/>
       </w:pPr>
       <w:bookmarkStart w:id="2" w:name="_Toc104341861"/>
-      <w:bookmarkStart w:id="3" w:name="_Toc231727395"/>
+      <w:bookmarkStart w:id="3" w:name="_Toc487620793"/>
       <w:r>
         <w:t>Referências</w:t>
       </w:r>
@@ -1936,7 +2061,7 @@
         <w:spacing w:after="120"/>
       </w:pPr>
       <w:r>
-        <w:t>Os documentos a seguir são referenciados neste guia:</w:t>
+        <w:t>Documentos relacionados a este guia:</w:t>
       </w:r>
     </w:p>
     <w:p>
@@ -1952,7 +2077,7 @@
         <w:spacing w:after="40"/>
       </w:pPr>
       <w:r>
-        <w:t>–  README do backend e arquivo docker-compose.yml (repositório 0FUMO-Codebase-feature-registrar-evento).</w:t>
+        <w:t>–  Pasta do backend do projeto: 0FUMO-Codebase-feature-registrar-evento.</w:t>
       </w:r>
     </w:p>
     <w:p>
@@ -1960,7 +2085,7 @@
         <w:spacing w:after="40"/>
       </w:pPr>
       <w:r>
-        <w:t>–  README e guia de implantação do frontend (repositório 0FUMO-Frontend-Codebase-feature-registrar-evento).</w:t>
+        <w:t>–  Pasta do frontend do projeto: 0FUMO-Frontend-Codebase-feature-registrar-evento.</w:t>
       </w:r>
     </w:p>
     <w:p>
@@ -1968,15 +2093,7 @@
         <w:spacing w:after="40"/>
       </w:pPr>
       <w:r>
-        <w:t>–  Arquivo de configuração src/main/resources/application.properties.</w:t>
-      </w:r>
-    </w:p>
-    <w:p>
-      <w:pPr>
-        <w:spacing w:after="40"/>
-      </w:pPr>
-      <w:r>
-        <w:t>–  Documentação oficial do Spring Boot, do PostgreSQL e do Docker.</w:t>
+        <w:t>–  Sites de download: adoptium.net (Java) e docker.com (Docker Desktop).</w:t>
       </w:r>
     </w:p>
     <w:p>
@@ -1988,7 +2105,7 @@
         </w:numPr>
         <w:ind w:left="0" w:firstLine="0"/>
       </w:pPr>
-      <w:bookmarkStart w:id="4" w:name="_Toc231727396"/>
+      <w:bookmarkStart w:id="4" w:name="_Toc487620794"/>
       <w:r>
         <w:t>Planejamento de Implantação</w:t>
       </w:r>
@@ -1999,7 +2116,7 @@
         <w:spacing w:after="120"/>
       </w:pPr>
       <w:r>
-        <w:t>A implantação desta versão destina-se a um ambiente local (máquina do desenvolvedor ou do avaliador), para fins de validação acadêmica. As atividades envolvidas são: preparação do ambiente com os pré-requisitos, provisionamento do banco de dados via Docker, integração do frontend ao backend, compilação e execução da aplicação e, por fim, os testes de aceitação (teste de fumaça) descritos no roteiro.</w:t>
+        <w:t>A instalação é feita em um único computador com Windows e leva cerca de 1 hora na primeira vez — a maior parte desse tempo é apenas o download dos programas. As atividades são: instalar os dois programas necessários, preparar a pasta do projeto, ligar o banco de dados, ligar o sistema e, por fim, abrir no navegador para testar.</w:t>
       </w:r>
     </w:p>
     <w:p>
@@ -2014,7 +2131,7 @@
           <w:lang w:val="pt-PT"/>
         </w:rPr>
       </w:pPr>
-      <w:bookmarkStart w:id="5" w:name="_Toc231727397"/>
+      <w:bookmarkStart w:id="5" w:name="_Toc487620795"/>
       <w:r>
         <w:rPr>
           <w:lang w:val="pt-PT"/>
@@ -2035,7 +2152,7 @@
         <w:t xml:space="preserve">Equipe de desenvolvimento: </w:t>
       </w:r>
       <w:r>
-        <w:t>entregar o código-fonte do backend e do frontend, este guia, o arquivo docker-compose e as configurações; prestar suporte durante a instalação e tratar as discrepâncias encontradas nos testes.</w:t>
+        <w:t>fornecer as pastas do projeto e este guia, e prestar ajuda caso surja algum problema.</w:t>
       </w:r>
     </w:p>
     <w:p>
@@ -2047,10 +2164,10 @@
           <w:b/>
           <w:bCs/>
         </w:rPr>
-        <w:t xml:space="preserve">Cliente / Avaliador: </w:t>
-      </w:r>
-      <w:r>
-        <w:t>prover a máquina com os softwares pré-requisitos instalados; executar o roteiro de implantação; participar dos testes de aceitação e reportar eventuais problemas.</w:t>
+        <w:t xml:space="preserve">Pessoa que vai instalar: </w:t>
+      </w:r>
+      <w:r>
+        <w:t>ter um computador com Windows e internet, e seguir as etapas deste guia na ordem indicada.</w:t>
       </w:r>
     </w:p>
     <w:p>
@@ -2065,7 +2182,7 @@
           <w:lang w:val="pt-PT"/>
         </w:rPr>
       </w:pPr>
-      <w:bookmarkStart w:id="6" w:name="_Toc231727398"/>
+      <w:bookmarkStart w:id="6" w:name="_Toc487620796"/>
       <w:r>
         <w:rPr>
           <w:lang w:val="pt-PT"/>
@@ -2079,7 +2196,7 @@
         <w:spacing w:after="120"/>
       </w:pPr>
       <w:r>
-        <w:t>As atividades de implantação podem ser concluídas em aproximadamente 70 minutos, conforme o cronograma a seguir:</w:t>
+        <w:t>Tempo aproximado na primeira instalação:</w:t>
       </w:r>
     </w:p>
     <w:p>
@@ -2087,7 +2204,7 @@
         <w:spacing w:after="40"/>
       </w:pPr>
       <w:r>
-        <w:t>–  Preparação do ambiente (instalação dos pré-requisitos): 30 min — Cliente/Avaliador.</w:t>
+        <w:t>–  Instalar o Java 21: cerca de 10 minutos.</w:t>
       </w:r>
     </w:p>
     <w:p>
@@ -2095,7 +2212,7 @@
         <w:spacing w:after="40"/>
       </w:pPr>
       <w:r>
-        <w:t>–  Provisionamento do banco de dados via Docker: 10 min — Implantador.</w:t>
+        <w:t>–  Instalar o Docker Desktop: cerca de 15 minutos (mais o tempo de reiniciar o computador, se for pedido).</w:t>
       </w:r>
     </w:p>
     <w:p>
@@ -2103,7 +2220,7 @@
         <w:spacing w:after="40"/>
       </w:pPr>
       <w:r>
-        <w:t>–  Integração do frontend e execução do backend: 15 min — Implantador.</w:t>
+        <w:t>–  Preparar a pasta do projeto: cerca de 5 minutos.</w:t>
       </w:r>
     </w:p>
     <w:p>
@@ -2111,7 +2228,15 @@
         <w:spacing w:after="40"/>
       </w:pPr>
       <w:r>
-        <w:t>–  Testes de aceitação (teste de fumaça): 15 min — Cliente e Equipe.</w:t>
+        <w:t>–  Ligar o banco de dados e o sistema: cerca de 15 minutos (inclui downloads automáticos).</w:t>
+      </w:r>
+    </w:p>
+    <w:p>
+      <w:pPr>
+        <w:spacing w:after="40"/>
+      </w:pPr>
+      <w:r>
+        <w:t>–  Testar no navegador: cerca de 5 minutos.</w:t>
       </w:r>
     </w:p>
     <w:p>
@@ -2137,7 +2262,7 @@
         </w:numPr>
         <w:ind w:left="0" w:firstLine="0"/>
       </w:pPr>
-      <w:bookmarkStart w:id="7" w:name="_Toc231727399"/>
+      <w:bookmarkStart w:id="7" w:name="_Toc487620797"/>
       <w:r>
         <w:lastRenderedPageBreak/>
         <w:t>Recursos NECESSÁRIOS PARA IMPLANTAR O PRODUTO</w:t>
@@ -2149,7 +2274,7 @@
         <w:spacing w:after="120"/>
       </w:pPr>
       <w:r>
-        <w:t>Os recursos a seguir são necessários para executar as atividades de implantação. As subseções detalham o ambiente, o hardware, o software e as pessoas envolvidas.</w:t>
+        <w:t>Abaixo estão o computador e os programas necessários. Todos os programas são gratuitos e as instruções de instalação estão na Seção 4.</w:t>
       </w:r>
     </w:p>
     <w:p>
@@ -2164,7 +2289,7 @@
           <w:lang w:val="pt-PT"/>
         </w:rPr>
       </w:pPr>
-      <w:bookmarkStart w:id="8" w:name="_Toc231727400"/>
+      <w:bookmarkStart w:id="8" w:name="_Toc487620798"/>
       <w:r>
         <w:rPr>
           <w:lang w:val="pt-PT"/>
@@ -2178,15 +2303,7 @@
         <w:spacing w:after="120"/>
       </w:pPr>
       <w:r>
-        <w:t>Ambiente local em uma única máquina (Windows, Linux ou macOS) com acesso à internet para baixar as dependências (Maven e a imagem Docker do PostgreSQL). Todos os componentes — banco de dados, API e frontend — executam na mesma máquina, comunicando-se via localhost.</w:t>
-      </w:r>
-    </w:p>
-    <w:p>
-      <w:pPr>
-        <w:spacing w:after="120"/>
-      </w:pPr>
-      <w:r>
-        <w:t>Observação: o diagrama de arquitetura prevê, para produção, instâncias AWS EC2 (Ubuntu 22). Este guia cobre a implantação local da versão atual; a implantação em nuvem segue os mesmos passos de build, alterando apenas o host do banco e a forma de execução.</w:t>
+        <w:t>Um único computador com Windows e com acesso à internet. A internet é usada para baixar os programas e, na primeira execução, alguns componentes do sistema. Tudo funciona nesse mesmo computador — não é necessário servidor nem nuvem.</w:t>
       </w:r>
     </w:p>
     <w:p>
@@ -2201,7 +2318,7 @@
           <w:lang w:val="pt-PT"/>
         </w:rPr>
       </w:pPr>
-      <w:bookmarkStart w:id="9" w:name="_Toc231727401"/>
+      <w:bookmarkStart w:id="9" w:name="_Toc487620799"/>
       <w:r>
         <w:rPr>
           <w:lang w:val="pt-PT"/>
@@ -2215,7 +2332,7 @@
         <w:spacing w:after="120"/>
       </w:pPr>
       <w:r>
-        <w:t>Configuração mínima recomendada:</w:t>
+        <w:t>Configuração recomendada do computador:</w:t>
       </w:r>
     </w:p>
     <w:p>
@@ -2223,7 +2340,7 @@
         <w:spacing w:after="40"/>
       </w:pPr>
       <w:r>
-        <w:t>–  Processador: dual-core 2.0 GHz ou superior.</w:t>
+        <w:t>–  Windows 10 ou 11 (64 bits).</w:t>
       </w:r>
     </w:p>
     <w:p>
@@ -2231,7 +2348,7 @@
         <w:spacing w:after="40"/>
       </w:pPr>
       <w:r>
-        <w:t>–  Memória RAM: 8 GB (Docker + JVM).</w:t>
+        <w:t>–  Memória RAM: 8 GB.</w:t>
       </w:r>
     </w:p>
     <w:p>
@@ -2239,7 +2356,7 @@
         <w:spacing w:after="40"/>
       </w:pPr>
       <w:r>
-        <w:t>–  Espaço em disco: 2 GB livres (dependências do Maven e imagem Docker).</w:t>
+        <w:t>–  Espaço livre em disco: pelo menos 3 GB.</w:t>
       </w:r>
     </w:p>
     <w:p>
@@ -2247,7 +2364,7 @@
         <w:spacing w:after="40"/>
       </w:pPr>
       <w:r>
-        <w:t>–  Rede: conexão com a internet para o primeiro build.</w:t>
+        <w:t>–  Conexão com a internet.</w:t>
       </w:r>
     </w:p>
     <w:p>
@@ -2262,7 +2379,7 @@
           <w:lang w:val="pt-PT"/>
         </w:rPr>
       </w:pPr>
-      <w:bookmarkStart w:id="10" w:name="_Toc231727402"/>
+      <w:bookmarkStart w:id="10" w:name="_Toc487620800"/>
       <w:r>
         <w:rPr>
           <w:lang w:val="pt-PT"/>
@@ -2276,7 +2393,7 @@
         <w:spacing w:after="120"/>
       </w:pPr>
       <w:r>
-        <w:t>Softwares necessários na máquina de implantação:</w:t>
+        <w:t>Programas necessários (todos gratuitos):</w:t>
       </w:r>
     </w:p>
     <w:p>
@@ -2284,7 +2401,7 @@
         <w:spacing w:after="40"/>
       </w:pPr>
       <w:r>
-        <w:t>–  Sistema operacional: Windows 10/11, Linux ou macOS.</w:t>
+        <w:t>–  Java 21 — Eclipse Temurin, baixado em adoptium.net (instalado na Etapa 1).</w:t>
       </w:r>
     </w:p>
     <w:p>
@@ -2292,7 +2409,7 @@
         <w:spacing w:after="40"/>
       </w:pPr>
       <w:r>
-        <w:t>–  JDK Java 21 (Eclipse Temurin / OpenJDK — adoptium.net). Obrigatório.</w:t>
+        <w:t>–  Docker Desktop — baixado em docker.com (instalado na Etapa 2).</w:t>
       </w:r>
     </w:p>
     <w:p>
@@ -2300,47 +2417,15 @@
         <w:spacing w:after="40"/>
       </w:pPr>
       <w:r>
-        <w:t>–  Maven: não é necessário instalar; o projeto já inclui o wrapper (mvnw).</w:t>
-      </w:r>
-    </w:p>
-    <w:p>
-      <w:pPr>
-        <w:spacing w:after="40"/>
-      </w:pPr>
-      <w:r>
-        <w:t>–  Docker Desktop (inclui o Docker Compose), para o banco de dados.</w:t>
-      </w:r>
-    </w:p>
-    <w:p>
-      <w:pPr>
-        <w:spacing w:after="40"/>
-      </w:pPr>
-      <w:r>
-        <w:t>–  PostgreSQL 13.22: provisionado automaticamente via Docker (não instalar manualmente).</w:t>
-      </w:r>
-    </w:p>
-    <w:p>
-      <w:pPr>
-        <w:spacing w:after="40"/>
-      </w:pPr>
-      <w:r>
-        <w:t>–  Git: para obter o código (opcional, caso já possua as pastas).</w:t>
-      </w:r>
-    </w:p>
-    <w:p>
-      <w:pPr>
-        <w:spacing w:after="40"/>
-      </w:pPr>
-      <w:r>
-        <w:t>–  Navegador moderno: Chrome, Firefox ou Edge atualizados.</w:t>
-      </w:r>
-    </w:p>
-    <w:p>
-      <w:pPr>
-        <w:spacing w:after="40"/>
-      </w:pPr>
-      <w:r>
-        <w:t>–  Node.js (opcional): somente se optar por servir o frontend separadamente.</w:t>
+        <w:t>–  Um navegador de internet atualizado: Google Chrome, Microsoft Edge ou Mozilla Firefox.</w:t>
+      </w:r>
+    </w:p>
+    <w:p>
+      <w:pPr>
+        <w:spacing w:after="120"/>
+      </w:pPr>
+      <w:r>
+        <w:t>Observação: não é preciso instalar o Maven nem o banco de dados separadamente. O projeto já inclui o Maven (arquivo mvnw) e o banco de dados é criado automaticamente pelo Docker.</w:t>
       </w:r>
     </w:p>
     <w:p>
@@ -2355,7 +2440,7 @@
           <w:lang w:val="pt-PT"/>
         </w:rPr>
       </w:pPr>
-      <w:bookmarkStart w:id="11" w:name="_Toc231727403"/>
+      <w:bookmarkStart w:id="11" w:name="_Toc487620801"/>
       <w:r>
         <w:rPr>
           <w:lang w:val="pt-PT"/>
@@ -2369,10 +2454,26 @@
         <w:spacing w:after="120"/>
       </w:pPr>
       <w:r>
-        <w:t>Um implantador com conhecimentos básicos de linha de comando é suficiente para executar todo o roteiro; não é necessário perfil de desenvolvedor. Para os testes de aceitação, recomenda-se a participação de um avaliador (usuário) e de um membro da equipe de desenvolvimento.</w:t>
+        <w:t>Não é necessário nenhum conhecimento de programação. Qualquer pessoa que saiba instalar programas e copiar e colar comandos consegue seguir este guia. Em caso de dúvida, a equipe de desenvolvimento pode ajudar.</w:t>
       </w:r>
     </w:p>
     <w:p/>
+    <w:p>
+      <w:pPr>
+        <w:spacing w:after="40"/>
+      </w:pPr>
+      <w:r>
+        <w:t>–  Erro "Set-Location: Não é possível localizar um parâmetro posicional..." no comando cd: o caminho da pasta tem espaços e não está entre aspas. Coloque o caminho inteiro entre aspas. Ex.: cd "C:\Users\SeuUsuario\Downloads\PROJETO 0FUMO\0FUMO-Codebase-feature-registrar-evento".</w:t>
+      </w:r>
+    </w:p>
+    <w:p>
+      <w:pPr>
+        <w:spacing w:after="40"/>
+      </w:pPr>
+      <w:r>
+        <w:t>–  Erro "no configuration file provided: not found" ao rodar docker compose: você está na pasta errada. Esse comando precisa ser executado dentro da pasta do BACKEND (a que termina em "Codebase-feature-registrar-evento" e contém o arquivo docker-compose.yml), e não na pasta do frontend. Refaça o cd da Etapa 5 apontando para a pasta do backend.</w:t>
+      </w:r>
+    </w:p>
     <w:p>
       <w:pPr>
         <w:pStyle w:val="Heading1"/>
@@ -2382,7 +2483,7 @@
         </w:numPr>
         <w:ind w:left="0" w:firstLine="0"/>
       </w:pPr>
-      <w:bookmarkStart w:id="12" w:name="_Toc231727404"/>
+      <w:bookmarkStart w:id="12" w:name="_Toc487620802"/>
       <w:r>
         <w:t>ROTEIRO DE implantação</w:t>
       </w:r>
@@ -2397,22 +2498,22 @@
           <w:b/>
           <w:bCs/>
         </w:rPr>
-        <w:t xml:space="preserve">Ordem de inicialização: </w:t>
-      </w:r>
-      <w:r>
-        <w:t>banco de dados → backend → navegador. Siga os passos na ordem apresentada.</w:t>
-      </w:r>
-    </w:p>
-    <w:p>
-      <w:pPr>
-        <w:spacing w:before="160" w:after="60"/>
+        <w:t xml:space="preserve">Antes de começar: </w:t>
+      </w:r>
+      <w:r>
+        <w:t>este guia é somente para Windows. Faça as etapas na ordem em que aparecem, sem pular nenhuma. Você não precisa saber programar — basta seguir as instruções e copiar e colar os comandos quando indicado.</w:t>
+      </w:r>
+    </w:p>
+    <w:p>
+      <w:pPr>
+        <w:spacing w:before="180" w:after="60"/>
       </w:pPr>
       <w:r>
         <w:rPr>
           <w:b/>
           <w:bCs/>
         </w:rPr>
-        <w:t>Passo 0 — Verificar os pré-requisitos</w:t>
+        <w:t>Etapa 1 — Instalar o Java 21</w:t>
       </w:r>
     </w:p>
     <w:p>
@@ -2420,7 +2521,16 @@
         <w:spacing w:after="120"/>
       </w:pPr>
       <w:r>
-        <w:t>Confirme o Java 21 e o Docker em um terminal:</w:t>
+        <w:t>O Java é o programa que executa o sistema 0FUMO. É obrigatório instalar exatamente a versão 21 — não use versões mais novas (como a 25), senão o sistema não funcionará.</w:t>
+      </w:r>
+    </w:p>
+    <w:p>
+      <w:pPr>
+        <w:spacing w:after="40"/>
+      </w:pPr>
+      <w:r>
+        <w:lastRenderedPageBreak/>
+        <w:t>1) Abra o navegador e acesse o endereço abaixo, que já abre a página filtrada na versão 21:</w:t>
       </w:r>
     </w:p>
     <w:p>
@@ -2434,7 +2544,183 @@
           <w:sz w:val="18"/>
           <w:szCs w:val="18"/>
         </w:rPr>
-        <w:t>java -version      (deve indicar a versão 21)</w:t>
+        <w:t>https://adoptium.net/temurin/releases/?version=21</w:t>
+      </w:r>
+    </w:p>
+    <w:p>
+      <w:pPr>
+        <w:spacing w:after="40"/>
+      </w:pPr>
+      <w:r>
+        <w:t>2) ATENÇÃO: NÃO use o botão grande de download da página inicial do Adoptium (adoptium.net). Esse botão baixa sempre a versão mais nova (atualmente o Java 25). Use o endereço do passo 1, que seleciona a versão 21.</w:t>
+      </w:r>
+    </w:p>
+    <w:p>
+      <w:pPr>
+        <w:spacing w:after="40"/>
+      </w:pPr>
+      <w:r>
+        <w:t>3) Na página que abrir, confira/selecione estas opções: "Operating System" = Windows; "Architecture" = x64; "Package Type" = JDK; "Version" = 21 - LTS.</w:t>
+      </w:r>
+    </w:p>
+    <w:p>
+      <w:pPr>
+        <w:spacing w:after="40"/>
+      </w:pPr>
+      <w:r>
+        <w:t>4) Na linha do JDK 21 para Windows, clique para baixar o instalador (arquivo com final .msi). Confira que o nome do arquivo contém "21" (por exemplo: OpenJDK21U-jdk_x64_windows...).</w:t>
+      </w:r>
+    </w:p>
+    <w:p>
+      <w:pPr>
+        <w:spacing w:after="40"/>
+      </w:pPr>
+      <w:r>
+        <w:t>5) Abra (dê dois cliques) no arquivo baixado e vá clicando em Next (Avançar).</w:t>
+      </w:r>
+    </w:p>
+    <w:p>
+      <w:pPr>
+        <w:spacing w:after="40"/>
+      </w:pPr>
+      <w:r>
+        <w:t>6) MUITO IMPORTANTE: na tela chamada "Custom Setup", localize o item "Set JAVA_HOME variable", clique no pequeno ícone ao lado dele e escolha "Will be installed on local hard drive" (ative essa opção). Isso configura tudo automaticamente e evita erros mais à frente.</w:t>
+      </w:r>
+    </w:p>
+    <w:p>
+      <w:pPr>
+        <w:spacing w:after="40"/>
+      </w:pPr>
+      <w:r>
+        <w:t>7) Continue clicando em Next e depois em Install. Se o Windows pedir permissão, clique em Sim.</w:t>
+      </w:r>
+    </w:p>
+    <w:p>
+      <w:pPr>
+        <w:spacing w:after="40"/>
+      </w:pPr>
+      <w:r>
+        <w:t>8) Ao terminar, clique em Finish (Concluir).</w:t>
+      </w:r>
+    </w:p>
+    <w:p>
+      <w:pPr>
+        <w:spacing w:after="120"/>
+      </w:pPr>
+      <w:r>
+        <w:t>Pronto: o Java 21 está instalado e já configurado. (Na Etapa 4 você confirmará que é realmente a versão 21.)</w:t>
+      </w:r>
+    </w:p>
+    <w:p>
+      <w:pPr>
+        <w:spacing w:before="180" w:after="60"/>
+      </w:pPr>
+      <w:r>
+        <w:rPr>
+          <w:b/>
+          <w:bCs/>
+        </w:rPr>
+        <w:t>Etapa 2 — Instalar o Docker Desktop</w:t>
+      </w:r>
+    </w:p>
+    <w:p>
+      <w:pPr>
+        <w:spacing w:after="120"/>
+      </w:pPr>
+      <w:r>
+        <w:t>O Docker é o programa que cria e liga o banco de dados do sistema automaticamente.</w:t>
+      </w:r>
+    </w:p>
+    <w:p>
+      <w:pPr>
+        <w:spacing w:after="40"/>
+      </w:pPr>
+      <w:r>
+        <w:t>1) No navegador, acesse: https://www.docker.com/products/docker-desktop</w:t>
+      </w:r>
+    </w:p>
+    <w:p>
+      <w:pPr>
+        <w:spacing w:after="40"/>
+      </w:pPr>
+      <w:r>
+        <w:t>2) Clique em "Download for Windows" e, quando terminar, abra o arquivo baixado.</w:t>
+      </w:r>
+    </w:p>
+    <w:p>
+      <w:pPr>
+        <w:spacing w:after="40"/>
+      </w:pPr>
+      <w:r>
+        <w:t>3) Siga a instalação clicando em OK / Next. Se ao final ele pedir para reiniciar o computador, reinicie.</w:t>
+      </w:r>
+    </w:p>
+    <w:p>
+      <w:pPr>
+        <w:spacing w:after="40"/>
+      </w:pPr>
+      <w:r>
+        <w:t>4) Depois de reiniciar, abra o Docker Desktop: clique no menu Iniciar, digite Docker e tecle Enter.</w:t>
+      </w:r>
+    </w:p>
+    <w:p>
+      <w:pPr>
+        <w:spacing w:after="40"/>
+      </w:pPr>
+      <w:r>
+        <w:t>5) Na primeira vez ele pode demorar um pouco e mostrar telas de boas-vindas (pode fechá-las). Aguarde até aparecer, no canto inferior esquerdo, o ícone da baleia em verde, indicando "Engine running".</w:t>
+      </w:r>
+    </w:p>
+    <w:p>
+      <w:pPr>
+        <w:spacing w:after="120"/>
+      </w:pPr>
+      <w:r>
+        <w:t>Deixe o Docker Desktop aberto durante todo o restante do processo.</w:t>
+      </w:r>
+    </w:p>
+    <w:p>
+      <w:pPr>
+        <w:spacing w:before="180" w:after="60"/>
+      </w:pPr>
+      <w:r>
+        <w:rPr>
+          <w:b/>
+          <w:bCs/>
+        </w:rPr>
+        <w:t>Etapa 3 — Preparar a pasta do projeto</w:t>
+      </w:r>
+    </w:p>
+    <w:p>
+      <w:pPr>
+        <w:spacing w:after="120"/>
+      </w:pPr>
+      <w:r>
+        <w:t>Você deve ter recebido duas pastas do projeto: o backend (0FUMO-Codebase-feature-registrar-evento) e o frontend (0FUMO-Frontend-Codebase-feature-registrar-evento).</w:t>
+      </w:r>
+    </w:p>
+    <w:p>
+      <w:pPr>
+        <w:spacing w:after="40"/>
+      </w:pPr>
+      <w:r>
+        <w:t>1) Se elas vieram dentro de arquivos .zip, clique com o botão direito em cada arquivo e escolha "Extrair tudo".</w:t>
+      </w:r>
+    </w:p>
+    <w:p>
+      <w:pPr>
+        <w:spacing w:after="40"/>
+      </w:pPr>
+      <w:r>
+        <w:t>2) Crie uma pasta simples no disco C: chamada 0FUMO e coloque as duas pastas dentro dela.</w:t>
+      </w:r>
+    </w:p>
+    <w:p>
+      <w:pPr>
+        <w:spacing w:after="120"/>
+      </w:pPr>
+      <w:r>
+        <w:t>Ao final, os caminhos devem ficar parecidos com:</w:t>
       </w:r>
     </w:p>
     <w:p>
@@ -2448,56 +2734,7 @@
           <w:sz w:val="18"/>
           <w:szCs w:val="18"/>
         </w:rPr>
-        <w:t>docker --version   (deve responder com a versão do Docker)</w:t>
-      </w:r>
-    </w:p>
-    <w:p>
-      <w:pPr>
-        <w:spacing w:after="120"/>
-      </w:pPr>
-      <w:r>
-        <w:t>Mantenha o Docker Desktop aberto e em execução.</w:t>
-      </w:r>
-    </w:p>
-    <w:p>
-      <w:pPr>
-        <w:spacing w:before="160" w:after="60"/>
-      </w:pPr>
-      <w:r>
-        <w:rPr>
-          <w:b/>
-          <w:bCs/>
-        </w:rPr>
-        <w:lastRenderedPageBreak/>
-        <w:t>Passo 0.1 — Configurar a variável JAVA_HOME</w:t>
-      </w:r>
-    </w:p>
-    <w:p>
-      <w:pPr>
-        <w:spacing w:after="120"/>
-      </w:pPr>
-      <w:r>
-        <w:t>O Maven wrapper (mvnw) exige a variável de ambiente JAVA_HOME apontando para a pasta do JDK 21. Sem ela, o projeto falha ao iniciar (Passo 4). O java -version pode funcionar mesmo sem o JAVA_HOME, por isso é importante configurá-lo.</w:t>
-      </w:r>
-    </w:p>
-    <w:p>
-      <w:pPr>
-        <w:spacing w:after="40"/>
-      </w:pPr>
-      <w:r>
-        <w:rPr>
-          <w:b/>
-          <w:bCs/>
-        </w:rPr>
-        <w:t>Windows:</w:t>
-      </w:r>
-    </w:p>
-    <w:p>
-      <w:pPr>
-        <w:spacing w:after="40"/>
-      </w:pPr>
-      <w:r>
-        <w:t>1) Descubra o caminho do JDK (normalmente em uma destas pastas):</w:t>
+        <w:t>C:\0FUMO\0FUMO-Codebase-feature-registrar-evento</w:t>
       </w:r>
     </w:p>
     <w:p>
@@ -2511,7 +2748,59 @@
           <w:sz w:val="18"/>
           <w:szCs w:val="18"/>
         </w:rPr>
-        <w:t>dir "C:\Program Files\Eclipse Adoptium"</w:t>
+        <w:t>C:\0FUMO\0FUMO-Frontend-Codebase-feature-registrar-evento</w:t>
+      </w:r>
+    </w:p>
+    <w:p>
+      <w:pPr>
+        <w:spacing w:after="120"/>
+      </w:pPr>
+      <w:r>
+        <w:t>Se você usar outro local ou outros nomes de pasta, lembre-se de ajustar os caminhos nos comandos das próximas etapas. Dica importante: prefira um caminho SEM espaços (como C:\0FUMO). Se o caminho tiver espaços (por exemplo "PROJETO 0FUMO"), coloque-o SEMPRE entre aspas nos comandos.</w:t>
+      </w:r>
+    </w:p>
+    <w:p>
+      <w:pPr>
+        <w:spacing w:before="180" w:after="60"/>
+      </w:pPr>
+      <w:r>
+        <w:rPr>
+          <w:b/>
+          <w:bCs/>
+        </w:rPr>
+        <w:t>Etapa 4 — Abrir o Windows PowerShell</w:t>
+      </w:r>
+    </w:p>
+    <w:p>
+      <w:pPr>
+        <w:spacing w:after="120"/>
+      </w:pPr>
+      <w:r>
+        <w:t>Várias etapas usam o "Windows PowerShell", uma janela onde você digita comandos. Use o PowerShell (e NÃO o Prompt de Comando / cmd): o PowerShell reconhece os comandos do Java de forma mais confiável.</w:t>
+      </w:r>
+    </w:p>
+    <w:p>
+      <w:pPr>
+        <w:spacing w:after="40"/>
+      </w:pPr>
+      <w:r>
+        <w:t>1) Clique no menu Iniciar (logotipo do Windows), digite powershell e tecle Enter. Vai abrir uma janela (azul ou preta) escrito "Windows PowerShell": é essa janela que você vai usar.</w:t>
+      </w:r>
+    </w:p>
+    <w:p>
+      <w:pPr>
+        <w:spacing w:after="40"/>
+      </w:pPr>
+      <w:r>
+        <w:t>2) Dica útil: para colar um comando dentro dessa janela, clique com o botão direito do mouse (ou tecle Ctrl + V).</w:t>
+      </w:r>
+    </w:p>
+    <w:p>
+      <w:pPr>
+        <w:spacing w:after="120"/>
+      </w:pPr>
+      <w:r>
+        <w:t>Confirme que o Java foi instalado e que é a versão 21. Digite o comando abaixo e tecle Enter:</w:t>
       </w:r>
     </w:p>
     <w:p>
@@ -2525,15 +2814,15 @@
           <w:sz w:val="18"/>
           <w:szCs w:val="18"/>
         </w:rPr>
-        <w:t>dir "C:\Program Files\Java"</w:t>
-      </w:r>
-    </w:p>
-    <w:p>
-      <w:pPr>
-        <w:spacing w:after="40"/>
-      </w:pPr>
-      <w:r>
-        <w:t>2) Defina o JAVA_HOME (em CMD aberto como administrador), trocando pelo caminho real que apareceu:</w:t>
+        <w:t>java -version</w:t>
+      </w:r>
+    </w:p>
+    <w:p>
+      <w:pPr>
+        <w:spacing w:after="120"/>
+      </w:pPr>
+      <w:r>
+        <w:t>Deve aparecer um texto contendo "version 21". Se aparecer outro número (como 25), volte à Etapa 1 e instale a versão 21. Em seguida, confira a configuração automática digitando:</w:t>
       </w:r>
     </w:p>
     <w:p>
@@ -2547,15 +2836,36 @@
           <w:sz w:val="18"/>
           <w:szCs w:val="18"/>
         </w:rPr>
-        <w:t>setx JAVA_HOME "C:\Program Files\Eclipse Adoptium\jdk-21.0.5.11-hotspot" /M</w:t>
-      </w:r>
-    </w:p>
-    <w:p>
-      <w:pPr>
-        <w:spacing w:after="40"/>
-      </w:pPr>
-      <w:r>
-        <w:t>3) Feche e reabra o terminal e confirme:</w:t>
+        <w:t>$env:JAVA_HOME</w:t>
+      </w:r>
+    </w:p>
+    <w:p>
+      <w:pPr>
+        <w:spacing w:after="120"/>
+      </w:pPr>
+      <w:r>
+        <w:lastRenderedPageBreak/>
+        <w:t>Deve aparecer o caminho da pasta do Java (algo como C:\Program Files\Eclipse Adoptium\jdk-21...). Se aparecer em branco, feche e abra o PowerShell novamente. Se mesmo assim continuar em branco, veja a seção "Solução de problemas" ao final.</w:t>
+      </w:r>
+    </w:p>
+    <w:p>
+      <w:pPr>
+        <w:spacing w:before="180" w:after="60"/>
+      </w:pPr>
+      <w:r>
+        <w:rPr>
+          <w:b/>
+          <w:bCs/>
+        </w:rPr>
+        <w:t>Etapa 5 — Ligar o banco de dados</w:t>
+      </w:r>
+    </w:p>
+    <w:p>
+      <w:pPr>
+        <w:spacing w:after="120"/>
+      </w:pPr>
+      <w:r>
+        <w:t>Verifique se o Docker Desktop está aberto e verde (Etapa 2). Depois, no PowerShell, entre na pasta do BACKEND — é a pasta cujo nome termina em "Codebase-feature-registrar-evento" e que contém o arquivo docker-compose.yml. NÃO use a pasta do frontend. Digite o comando abaixo (ajustando o caminho para onde você salvou a pasta) e tecle Enter. Mantenha as ASPAS, que são obrigatórias quando o caminho tem espaços:</w:t>
       </w:r>
     </w:p>
     <w:p>
@@ -2569,27 +2879,15 @@
           <w:sz w:val="18"/>
           <w:szCs w:val="18"/>
         </w:rPr>
-        <w:t>echo %JAVA_HOME%</w:t>
-      </w:r>
-    </w:p>
-    <w:p>
-      <w:pPr>
-        <w:spacing w:after="80"/>
-      </w:pPr>
-      <w:r>
-        <w:t>Para configurar apenas na sessão atual (PowerShell), use: $env:JAVA_HOME = "&lt;caminho-do-jdk&gt;".</w:t>
-      </w:r>
-    </w:p>
-    <w:p>
-      <w:pPr>
-        <w:spacing w:after="40"/>
-      </w:pPr>
-      <w:r>
-        <w:rPr>
-          <w:b/>
-          <w:bCs/>
-        </w:rPr>
-        <w:t>Linux / macOS:</w:t>
+        <w:t>cd "C:\0FUMO\0FUMO-Codebase-feature-registrar-evento"</w:t>
+      </w:r>
+    </w:p>
+    <w:p>
+      <w:pPr>
+        <w:spacing w:after="120"/>
+      </w:pPr>
+      <w:r>
+        <w:t>Exemplo, caso você tenha salvo o projeto em Downloads, numa pasta com espaço no nome:</w:t>
       </w:r>
     </w:p>
     <w:p>
@@ -2603,7 +2901,15 @@
           <w:sz w:val="18"/>
           <w:szCs w:val="18"/>
         </w:rPr>
-        <w:t>export JAVA_HOME=$(/usr/libexec/java_home -v 21)     # macOS</w:t>
+        <w:t>cd "C:\Users\SeuUsuario\Downloads\PROJETO 0FUMO\0FUMO-Codebase-feature-registrar-evento"</w:t>
+      </w:r>
+    </w:p>
+    <w:p>
+      <w:pPr>
+        <w:spacing w:after="120"/>
+      </w:pPr>
+      <w:r>
+        <w:t>Agora ligue o banco de dados:</w:t>
       </w:r>
     </w:p>
     <w:p>
@@ -2617,7 +2923,7 @@
           <w:sz w:val="18"/>
           <w:szCs w:val="18"/>
         </w:rPr>
-        <w:t>export JAVA_HOME=/usr/lib/jvm/java-21-openjdk        # Linux (ajuste o caminho)</w:t>
+        <w:t>docker compose up -d</w:t>
       </w:r>
     </w:p>
     <w:p>
@@ -2625,44 +2931,64 @@
         <w:spacing w:after="120"/>
       </w:pPr>
       <w:r>
-        <w:t>Para tornar permanente no Linux/macOS, adicione a linha export ao final do arquivo ~/.bashrc ou ~/.zshrc.</w:t>
-      </w:r>
-    </w:p>
-    <w:p>
-      <w:pPr>
-        <w:spacing w:before="160" w:after="60"/>
+        <w:t>Aguarde alguns instantes (na primeira vez ele baixa o banco). Para conferir se ligou, digite:</w:t>
+      </w:r>
+    </w:p>
+    <w:p>
+      <w:pPr>
+        <w:shd w:val="clear" w:color="auto" w:fill="F2F3F5"/>
+        <w:spacing w:after="40"/>
+      </w:pPr>
+      <w:r>
+        <w:rPr>
+          <w:rFonts w:ascii="Consolas" w:hAnsi="Consolas" w:cs="Consolas"/>
+          <w:sz w:val="18"/>
+          <w:szCs w:val="18"/>
+        </w:rPr>
+        <w:t>docker ps</w:t>
+      </w:r>
+    </w:p>
+    <w:p>
+      <w:pPr>
+        <w:spacing w:after="120"/>
+      </w:pPr>
+      <w:r>
+        <w:t>Deve aparecer uma linha com o nome "zerofumo". Não é preciso fazer mais nada no banco — ele continuará ligado em segundo plano.</w:t>
+      </w:r>
+    </w:p>
+    <w:p>
+      <w:pPr>
+        <w:spacing w:before="180" w:after="60"/>
       </w:pPr>
       <w:r>
         <w:rPr>
           <w:b/>
           <w:bCs/>
         </w:rPr>
-        <w:t>Passo 1 — Obter o código</w:t>
+        <w:t>Etapa 6 — Juntar o frontend ao backend</w:t>
       </w:r>
     </w:p>
     <w:p>
       <w:pPr>
         <w:spacing w:after="120"/>
-        <w:rPr>
-          <w:lang w:val="en-US"/>
-        </w:rPr>
-      </w:pPr>
-      <w:r>
-        <w:t xml:space="preserve">Tenha as duas pastas do projeto (backend e frontend). </w:t>
-      </w:r>
-      <w:proofErr w:type="spellStart"/>
-      <w:r>
-        <w:rPr>
-          <w:lang w:val="en-US"/>
-        </w:rPr>
-        <w:t>Usando</w:t>
-      </w:r>
-      <w:proofErr w:type="spellEnd"/>
-      <w:r>
-        <w:rPr>
-          <w:lang w:val="en-US"/>
-        </w:rPr>
-        <w:t xml:space="preserve"> Git:</w:t>
+      </w:pPr>
+      <w:r>
+        <w:t>Este passo copia as telas (a pasta do frontend) para dentro do sistema (a pasta do backend), assim tudo abre em um único endereço. Você NÃO vai editar nenhum código — vai apenas rodar dois comandos no PowerShell, ainda dentro da pasta do backend (a mesma pasta da Etapa 5).</w:t>
+      </w:r>
+    </w:p>
+    <w:p>
+      <w:pPr>
+        <w:spacing w:after="120"/>
+      </w:pPr>
+      <w:r>
+        <w:rPr>
+          <w:b/>
+          <w:bCs/>
+        </w:rPr>
+        <w:t xml:space="preserve">Comando 1 — </w:t>
+      </w:r>
+      <w:r>
+        <w:t>crie a pasta de destino. Copie e cole exatamente como está abaixo e tecle Enter (não precisa mudar nada):</w:t>
       </w:r>
     </w:p>
     <w:p>
@@ -2680,7 +3006,7 @@
           <w:szCs w:val="18"/>
           <w:lang w:val="en-US"/>
         </w:rPr>
-        <w:t>git clone &lt;</w:t>
+        <w:t xml:space="preserve">New-Item -ItemType Directory -Force -Path </w:t>
       </w:r>
       <w:proofErr w:type="spellStart"/>
       <w:r>
@@ -2690,7 +3016,7 @@
           <w:szCs w:val="18"/>
           <w:lang w:val="en-US"/>
         </w:rPr>
-        <w:t>url</w:t>
+        <w:t>src</w:t>
       </w:r>
       <w:proofErr w:type="spellEnd"/>
       <w:r>
@@ -2700,7 +3026,83 @@
           <w:szCs w:val="18"/>
           <w:lang w:val="en-US"/>
         </w:rPr>
-        <w:t>-do-backend&gt;</w:t>
+        <w:t>\main\resources\static</w:t>
+      </w:r>
+    </w:p>
+    <w:p>
+      <w:pPr>
+        <w:spacing w:after="120"/>
+      </w:pPr>
+      <w:r>
+        <w:rPr>
+          <w:b/>
+          <w:bCs/>
+        </w:rPr>
+        <w:t xml:space="preserve">Comando 2 — </w:t>
+      </w:r>
+      <w:r>
+        <w:t>copie os arquivos do frontend. Aqui você PRECISA trocar a parte escrita entre colchetes pelo caminho da SUA pasta do frontend. Faça assim:</w:t>
+      </w:r>
+    </w:p>
+    <w:p>
+      <w:pPr>
+        <w:spacing w:after="120"/>
+      </w:pPr>
+      <w:r>
+        <w:t>1) Copie a linha abaixo para o PowerShell (ainda NÃO tecle Enter):</w:t>
+      </w:r>
+    </w:p>
+    <w:p>
+      <w:pPr>
+        <w:shd w:val="clear" w:color="auto" w:fill="F2F3F5"/>
+        <w:spacing w:after="40"/>
+      </w:pPr>
+      <w:r>
+        <w:rPr>
+          <w:rFonts w:ascii="Consolas" w:hAnsi="Consolas" w:cs="Consolas"/>
+          <w:sz w:val="18"/>
+          <w:szCs w:val="18"/>
+        </w:rPr>
+        <w:t>Copy-Item -Path "[COLE AQUI O CAMINHO DA PASTA DO FRONTEND]\*" -Destination src\main\resources\static\ -Recurse -Force</w:t>
+      </w:r>
+    </w:p>
+    <w:p>
+      <w:pPr>
+        <w:spacing w:after="120"/>
+      </w:pPr>
+      <w:r>
+        <w:t>2) Apague o trecho [COLE AQUI O CAMINHO DA PASTA DO FRONTEND], inclusive os colchetes [ e ], e no lugar dele cole o caminho da sua pasta do frontend (a pasta que termina em 0FUMO-Frontend-Codebase-feature-registrar-evento).</w:t>
+      </w:r>
+    </w:p>
+    <w:p>
+      <w:pPr>
+        <w:spacing w:after="120"/>
+      </w:pPr>
+      <w:r>
+        <w:t>3) Confira que continuam ali: as aspas (") no começo e no fim do caminho, e o \* logo depois do caminho. Só então tecle Enter.</w:t>
+      </w:r>
+    </w:p>
+    <w:p>
+      <w:pPr>
+        <w:spacing w:after="120"/>
+      </w:pPr>
+      <w:r>
+        <w:rPr>
+          <w:b/>
+          <w:bCs/>
+        </w:rPr>
+        <w:t xml:space="preserve">Como descobrir o caminho da pasta: </w:t>
+      </w:r>
+      <w:r>
+        <w:t>abra a pasta do frontend no Explorador de Arquivos do Windows, clique uma vez na barra de endereço no topo da janela (o caminho ficará selecionado), tecle Ctrl + C para copiar, e cole no lugar indicado.</w:t>
+      </w:r>
+    </w:p>
+    <w:p>
+      <w:pPr>
+        <w:spacing w:after="120"/>
+      </w:pPr>
+      <w:r>
+        <w:t>Exemplo já preenchido (repare que os colchetes foram removidos e as aspas e o \* foram mantidos):</w:t>
       </w:r>
     </w:p>
     <w:p>
@@ -2718,7 +3120,7 @@
           <w:szCs w:val="18"/>
           <w:lang w:val="en-US"/>
         </w:rPr>
-        <w:t>git clone &lt;</w:t>
+        <w:t xml:space="preserve">Copy-Item -Path "C:\Users\SeuUsuario\Downloads\PROJETO 0FUMO\0FUMO-Frontend-Codebase-feature-registrar-evento\*" -Destination </w:t>
       </w:r>
       <w:proofErr w:type="spellStart"/>
       <w:r>
@@ -2728,7 +3130,7 @@
           <w:szCs w:val="18"/>
           <w:lang w:val="en-US"/>
         </w:rPr>
-        <w:t>url</w:t>
+        <w:t>src</w:t>
       </w:r>
       <w:proofErr w:type="spellEnd"/>
       <w:r>
@@ -2738,19 +3140,27 @@
           <w:szCs w:val="18"/>
           <w:lang w:val="en-US"/>
         </w:rPr>
-        <w:t>-do-frontend&gt;</w:t>
-      </w:r>
-    </w:p>
-    <w:p>
-      <w:pPr>
-        <w:spacing w:before="160" w:after="60"/>
+        <w:t>\main\resources\static\ -Recurse -Force</w:t>
+      </w:r>
+    </w:p>
+    <w:p>
+      <w:pPr>
+        <w:spacing w:after="120"/>
+      </w:pPr>
+      <w:r>
+        <w:t>Se nenhuma mensagem em vermelho aparecer, a cópia foi concluída com sucesso e você pode seguir para a Etapa 7.</w:t>
+      </w:r>
+    </w:p>
+    <w:p>
+      <w:pPr>
+        <w:spacing w:before="180" w:after="60"/>
       </w:pPr>
       <w:r>
         <w:rPr>
           <w:b/>
           <w:bCs/>
         </w:rPr>
-        <w:t>Passo 2 — Subir o banco de dados</w:t>
+        <w:t>Etapa 7 — Ligar o sistema</w:t>
       </w:r>
     </w:p>
     <w:p>
@@ -2758,7 +3168,7 @@
         <w:spacing w:after="120"/>
       </w:pPr>
       <w:r>
-        <w:t>Na pasta do backend, suba o PostgreSQL via Docker:</w:t>
+        <w:t>Ainda na pasta do backend, digite o comando abaixo e tecle Enter. Atenção: no PowerShell o comando precisa começar com .\ (ponto seguido de barra invertida):</w:t>
       </w:r>
     </w:p>
     <w:p>
@@ -2772,7 +3182,36 @@
           <w:sz w:val="18"/>
           <w:szCs w:val="18"/>
         </w:rPr>
-        <w:t>cd 0FUMO-Codebase-feature-registrar-evento</w:t>
+        <w:t>.\mvnw.cmd spring-boot:run</w:t>
+      </w:r>
+    </w:p>
+    <w:p>
+      <w:pPr>
+        <w:spacing w:after="120"/>
+      </w:pPr>
+      <w:r>
+        <w:t>Na primeira vez, o sistema baixa vários componentes e pode demorar alguns minutos. Aguarde até aparecer, perto do final, a mensagem "Started zerofumo". Deixe essa janela do PowerShell aberta — é ela que mantém o sistema ligado. (Se quiser desligar depois, veja a Etapa 10.)</w:t>
+      </w:r>
+    </w:p>
+    <w:p>
+      <w:pPr>
+        <w:spacing w:before="180" w:after="60"/>
+      </w:pPr>
+      <w:r>
+        <w:rPr>
+          <w:b/>
+          <w:bCs/>
+        </w:rPr>
+        <w:lastRenderedPageBreak/>
+        <w:t>Etapa 8 — Abrir o sistema no navegador</w:t>
+      </w:r>
+    </w:p>
+    <w:p>
+      <w:pPr>
+        <w:spacing w:after="120"/>
+      </w:pPr>
+      <w:r>
+        <w:t>Abra o navegador (Chrome, Edge ou Firefox) e, na barra de endereços, digite:</w:t>
       </w:r>
     </w:p>
     <w:p>
@@ -2786,7 +3225,7 @@
           <w:sz w:val="18"/>
           <w:szCs w:val="18"/>
         </w:rPr>
-        <w:t>docker compose up -d</w:t>
+        <w:t>http://localhost:8080</w:t>
       </w:r>
     </w:p>
     <w:p>
@@ -2794,7 +3233,87 @@
         <w:spacing w:after="120"/>
       </w:pPr>
       <w:r>
-        <w:t>Isso cria um PostgreSQL 13 na porta 5433 (banco zerofumo_DB, usuário zerofumo_user, senha zerofumo_pass). Verifique com:</w:t>
+        <w:t>A tela inicial do 0FUMO deve aparecer.</w:t>
+      </w:r>
+    </w:p>
+    <w:p>
+      <w:pPr>
+        <w:spacing w:before="180" w:after="60"/>
+      </w:pPr>
+      <w:r>
+        <w:rPr>
+          <w:b/>
+          <w:bCs/>
+        </w:rPr>
+        <w:t>Etapa 9 — Testar se está tudo funcionando</w:t>
+      </w:r>
+    </w:p>
+    <w:p>
+      <w:pPr>
+        <w:spacing w:after="120"/>
+      </w:pPr>
+      <w:r>
+        <w:t>Faça este teste rápido para confirmar:</w:t>
+      </w:r>
+    </w:p>
+    <w:p>
+      <w:pPr>
+        <w:spacing w:after="40"/>
+      </w:pPr>
+      <w:r>
+        <w:t>–  Clique em criar conta (ou acesse http://localhost:8080/register.html) e cadastre-se com nome, e-mail e uma senha de pelo menos 8 caracteres.</w:t>
+      </w:r>
+    </w:p>
+    <w:p>
+      <w:pPr>
+        <w:spacing w:after="40"/>
+      </w:pPr>
+      <w:r>
+        <w:t>–  Preencha a avaliação inicial que aparece logo após o cadastro.</w:t>
+      </w:r>
+    </w:p>
+    <w:p>
+      <w:pPr>
+        <w:spacing w:after="40"/>
+      </w:pPr>
+      <w:r>
+        <w:t>–  No painel, vá até a página de eventos e registre um evento.</w:t>
+      </w:r>
+    </w:p>
+    <w:p>
+      <w:pPr>
+        <w:spacing w:after="40"/>
+      </w:pPr>
+      <w:r>
+        <w:t>–  Saia (logout) e entre novamente com o mesmo e-mail e senha.</w:t>
+      </w:r>
+    </w:p>
+    <w:p>
+      <w:pPr>
+        <w:spacing w:after="120"/>
+      </w:pPr>
+      <w:r>
+        <w:t>Se todos esses passos funcionarem, a instalação foi concluída com sucesso.</w:t>
+      </w:r>
+    </w:p>
+    <w:p>
+      <w:pPr>
+        <w:spacing w:before="180" w:after="60"/>
+      </w:pPr>
+      <w:r>
+        <w:rPr>
+          <w:b/>
+          <w:bCs/>
+        </w:rPr>
+        <w:t>Etapa 10 — Como desligar e ligar novamente</w:t>
+      </w:r>
+    </w:p>
+    <w:p>
+      <w:pPr>
+        <w:spacing w:after="120"/>
+      </w:pPr>
+      <w:r>
+        <w:t>Para desligar o sistema: clique na janela do PowerShell onde ele está rodando e pressione as teclas Ctrl + C ao mesmo tempo. Para desligar o banco de dados, ainda na pasta do backend, digite:</w:t>
       </w:r>
     </w:p>
     <w:p>
@@ -2808,7 +3327,7 @@
           <w:sz w:val="18"/>
           <w:szCs w:val="18"/>
         </w:rPr>
-        <w:t>docker ps</w:t>
+        <w:t>docker compose down</w:t>
       </w:r>
     </w:p>
     <w:p>
@@ -2816,669 +3335,75 @@
         <w:spacing w:after="120"/>
       </w:pPr>
       <w:r>
-        <w:t>Não é necessário criar tabelas manualmente: a aplicação usa ddl-auto=update e cria o schema automaticamente ao iniciar.</w:t>
-      </w:r>
-    </w:p>
-    <w:p>
-      <w:pPr>
-        <w:spacing w:before="160" w:after="60"/>
+        <w:t>Para ligar de novo no futuro: abra o Docker Desktop e repita as Etapas 5 e 7. Não é preciso repetir a Etapa 6, pois ela só precisa ser feita uma vez.</w:t>
+      </w:r>
+    </w:p>
+    <w:p>
+      <w:pPr>
+        <w:spacing w:before="180" w:after="60"/>
       </w:pPr>
       <w:r>
         <w:rPr>
           <w:b/>
           <w:bCs/>
         </w:rPr>
-        <w:t>Passo 3 — Integrar o frontend ao backend (recomendado)</w:t>
-      </w:r>
-    </w:p>
-    <w:p>
-      <w:pPr>
-        <w:spacing w:after="120"/>
-      </w:pPr>
-      <w:r>
-        <w:rPr>
-          <w:b/>
-          <w:bCs/>
-        </w:rPr>
-        <w:t xml:space="preserve">Por que: </w:t>
-      </w:r>
-      <w:r>
-        <w:t>o arquivo js/api.js usa o caminho relativo /api e o SecurityConfig libera as rotas /, /*.html, /css/** e /js/**. Servindo o frontend pelo próprio Spring Boot, tudo fica na mesma origem (http://localhost:8080), sem ajuste de URL nem problemas de CORS.</w:t>
-      </w:r>
-    </w:p>
-    <w:p>
-      <w:pPr>
-        <w:spacing w:after="120"/>
-      </w:pPr>
-      <w:r>
-        <w:t>Copie o conteúdo do frontend para a pasta de recursos estáticos do backend (crie-a se necessário).</w:t>
+        <w:t>Solução de problemas</w:t>
       </w:r>
     </w:p>
     <w:p>
       <w:pPr>
         <w:spacing w:after="40"/>
-        <w:rPr>
-          <w:lang w:val="en-US"/>
-        </w:rPr>
-      </w:pPr>
-      <w:r>
-        <w:rPr>
-          <w:b/>
-          <w:bCs/>
-          <w:lang w:val="en-US"/>
-        </w:rPr>
-        <w:t>Windows:</w:t>
-      </w:r>
-    </w:p>
-    <w:p>
-      <w:pPr>
-        <w:shd w:val="clear" w:color="auto" w:fill="F2F3F5"/>
+      </w:pPr>
+      <w:r>
+        <w:t>–  O comando "java -version" funciona no PowerShell, mas não no Prompt de Comando (cmd): isso é comum no Windows e não é um problema. Use sempre o Windows PowerShell (Etapa 4) para todos os comandos deste guia.</w:t>
+      </w:r>
+    </w:p>
+    <w:p>
+      <w:pPr>
         <w:spacing w:after="40"/>
-        <w:rPr>
-          <w:lang w:val="en-US"/>
-        </w:rPr>
-      </w:pPr>
-      <w:proofErr w:type="spellStart"/>
-      <w:r>
-        <w:rPr>
-          <w:rFonts w:ascii="Consolas" w:hAnsi="Consolas" w:cs="Consolas"/>
-          <w:sz w:val="18"/>
-          <w:szCs w:val="18"/>
-          <w:lang w:val="en-US"/>
-        </w:rPr>
-        <w:t>mkdir</w:t>
-      </w:r>
-      <w:proofErr w:type="spellEnd"/>
-      <w:r>
-        <w:rPr>
-          <w:rFonts w:ascii="Consolas" w:hAnsi="Consolas" w:cs="Consolas"/>
-          <w:sz w:val="18"/>
-          <w:szCs w:val="18"/>
-          <w:lang w:val="en-US"/>
-        </w:rPr>
-        <w:t xml:space="preserve"> </w:t>
-      </w:r>
-      <w:proofErr w:type="spellStart"/>
-      <w:r>
-        <w:rPr>
-          <w:rFonts w:ascii="Consolas" w:hAnsi="Consolas" w:cs="Consolas"/>
-          <w:sz w:val="18"/>
-          <w:szCs w:val="18"/>
-          <w:lang w:val="en-US"/>
-        </w:rPr>
-        <w:t>src</w:t>
-      </w:r>
-      <w:proofErr w:type="spellEnd"/>
-      <w:r>
-        <w:rPr>
-          <w:rFonts w:ascii="Consolas" w:hAnsi="Consolas" w:cs="Consolas"/>
-          <w:sz w:val="18"/>
-          <w:szCs w:val="18"/>
-          <w:lang w:val="en-US"/>
-        </w:rPr>
-        <w:t>\main\resources\static</w:t>
-      </w:r>
-    </w:p>
-    <w:p>
-      <w:pPr>
-        <w:shd w:val="clear" w:color="auto" w:fill="F2F3F5"/>
+      </w:pPr>
+      <w:r>
+        <w:t>–  "java" não é reconhecido nem mesmo no PowerShell: o Java não foi instalado corretamente. Refaça a Etapa 1, deixando marcadas as opções "Set JAVA_HOME variable" e "Add to PATH"; depois feche e abra o PowerShell novamente.</w:t>
+      </w:r>
+    </w:p>
+    <w:p>
+      <w:pPr>
         <w:spacing w:after="40"/>
-        <w:rPr>
-          <w:lang w:val="en-US"/>
-        </w:rPr>
-      </w:pPr>
-      <w:proofErr w:type="spellStart"/>
-      <w:r>
-        <w:rPr>
-          <w:rFonts w:ascii="Consolas" w:hAnsi="Consolas" w:cs="Consolas"/>
-          <w:sz w:val="18"/>
-          <w:szCs w:val="18"/>
-          <w:lang w:val="en-US"/>
-        </w:rPr>
-        <w:t>xcopy</w:t>
-      </w:r>
-      <w:proofErr w:type="spellEnd"/>
-      <w:r>
-        <w:rPr>
-          <w:rFonts w:ascii="Consolas" w:hAnsi="Consolas" w:cs="Consolas"/>
-          <w:sz w:val="18"/>
-          <w:szCs w:val="18"/>
-          <w:lang w:val="en-US"/>
-        </w:rPr>
-        <w:t xml:space="preserve"> /E /I</w:t>
-      </w:r>
-      <w:proofErr w:type="gramStart"/>
-      <w:r>
-        <w:rPr>
-          <w:rFonts w:ascii="Consolas" w:hAnsi="Consolas" w:cs="Consolas"/>
-          <w:sz w:val="18"/>
-          <w:szCs w:val="18"/>
-          <w:lang w:val="en-US"/>
-        </w:rPr>
-        <w:t xml:space="preserve"> ..</w:t>
-      </w:r>
-      <w:proofErr w:type="gramEnd"/>
-      <w:r>
-        <w:rPr>
-          <w:rFonts w:ascii="Consolas" w:hAnsi="Consolas" w:cs="Consolas"/>
-          <w:sz w:val="18"/>
-          <w:szCs w:val="18"/>
-          <w:lang w:val="en-US"/>
-        </w:rPr>
-        <w:t xml:space="preserve">\0FUMO-Frontend-Codebase-feature-registrar-evento\* </w:t>
-      </w:r>
-      <w:proofErr w:type="spellStart"/>
-      <w:r>
-        <w:rPr>
-          <w:rFonts w:ascii="Consolas" w:hAnsi="Consolas" w:cs="Consolas"/>
-          <w:sz w:val="18"/>
-          <w:szCs w:val="18"/>
-          <w:lang w:val="en-US"/>
-        </w:rPr>
-        <w:t>src</w:t>
-      </w:r>
-      <w:proofErr w:type="spellEnd"/>
-      <w:r>
-        <w:rPr>
-          <w:rFonts w:ascii="Consolas" w:hAnsi="Consolas" w:cs="Consolas"/>
-          <w:sz w:val="18"/>
-          <w:szCs w:val="18"/>
-          <w:lang w:val="en-US"/>
-        </w:rPr>
-        <w:t>\main\resources\static\</w:t>
+      </w:pPr>
+      <w:r>
+        <w:t>–  Apareceu uma versão diferente da 21 (por exemplo 25): você baixou a versão errada. Volte à Etapa 1 e use o endereço que filtra a versão 21 (https://adoptium.net/temurin/releases/?version=21), sem usar o botão da página inicial.</w:t>
       </w:r>
     </w:p>
     <w:p>
       <w:pPr>
         <w:spacing w:after="40"/>
-        <w:rPr>
-          <w:lang w:val="en-US"/>
-        </w:rPr>
-      </w:pPr>
-      <w:r>
-        <w:rPr>
-          <w:b/>
-          <w:bCs/>
-          <w:lang w:val="en-US"/>
-        </w:rPr>
-        <w:t>Linux / macOS:</w:t>
-      </w:r>
-    </w:p>
-    <w:p>
-      <w:pPr>
-        <w:shd w:val="clear" w:color="auto" w:fill="F2F3F5"/>
+      </w:pPr>
+      <w:r>
+        <w:t>–  Erro "JAVA_HOME is not defined correctly" ao ligar o sistema: o Java foi configurado para o lugar errado. A solução mais simples é reinstalar o Java 21 (Etapa 1) marcando a opção "Set JAVA_HOME variable". Para conferir, rode no PowerShell: Test-Path "$env:JAVA_HOME\bin\java.exe" — o resultado deve ser True.</w:t>
+      </w:r>
+    </w:p>
+    <w:p>
+      <w:pPr>
         <w:spacing w:after="40"/>
-        <w:rPr>
-          <w:lang w:val="en-US"/>
-        </w:rPr>
-      </w:pPr>
-      <w:proofErr w:type="spellStart"/>
-      <w:r>
-        <w:rPr>
-          <w:rFonts w:ascii="Consolas" w:hAnsi="Consolas" w:cs="Consolas"/>
-          <w:sz w:val="18"/>
-          <w:szCs w:val="18"/>
-          <w:lang w:val="en-US"/>
-        </w:rPr>
-        <w:t>mkdir</w:t>
-      </w:r>
-      <w:proofErr w:type="spellEnd"/>
-      <w:r>
-        <w:rPr>
-          <w:rFonts w:ascii="Consolas" w:hAnsi="Consolas" w:cs="Consolas"/>
-          <w:sz w:val="18"/>
-          <w:szCs w:val="18"/>
-          <w:lang w:val="en-US"/>
-        </w:rPr>
-        <w:t xml:space="preserve"> -p </w:t>
-      </w:r>
-      <w:proofErr w:type="spellStart"/>
-      <w:r>
-        <w:rPr>
-          <w:rFonts w:ascii="Consolas" w:hAnsi="Consolas" w:cs="Consolas"/>
-          <w:sz w:val="18"/>
-          <w:szCs w:val="18"/>
-          <w:lang w:val="en-US"/>
-        </w:rPr>
-        <w:t>src</w:t>
-      </w:r>
-      <w:proofErr w:type="spellEnd"/>
-      <w:r>
-        <w:rPr>
-          <w:rFonts w:ascii="Consolas" w:hAnsi="Consolas" w:cs="Consolas"/>
-          <w:sz w:val="18"/>
-          <w:szCs w:val="18"/>
-          <w:lang w:val="en-US"/>
-        </w:rPr>
-        <w:t>/main/resources/static</w:t>
-      </w:r>
-    </w:p>
-    <w:p>
-      <w:pPr>
-        <w:shd w:val="clear" w:color="auto" w:fill="F2F3F5"/>
+      </w:pPr>
+      <w:r>
+        <w:t>–  "docker" não é reconhecido, ou erro de conexão com o banco: o Docker Desktop não está aberto ou ainda não terminou de iniciar. Abra-o, espere ficar verde e refaça a Etapa 5.</w:t>
+      </w:r>
+    </w:p>
+    <w:p>
+      <w:pPr>
         <w:spacing w:after="40"/>
-        <w:rPr>
-          <w:lang w:val="en-US"/>
-        </w:rPr>
-      </w:pPr>
-      <w:r>
-        <w:rPr>
-          <w:rFonts w:ascii="Consolas" w:hAnsi="Consolas" w:cs="Consolas"/>
-          <w:sz w:val="18"/>
-          <w:szCs w:val="18"/>
-          <w:lang w:val="en-US"/>
-        </w:rPr>
-        <w:t>cp -r</w:t>
-      </w:r>
-      <w:proofErr w:type="gramStart"/>
-      <w:r>
-        <w:rPr>
-          <w:rFonts w:ascii="Consolas" w:hAnsi="Consolas" w:cs="Consolas"/>
-          <w:sz w:val="18"/>
-          <w:szCs w:val="18"/>
-          <w:lang w:val="en-US"/>
-        </w:rPr>
-        <w:t xml:space="preserve"> ..</w:t>
-      </w:r>
-      <w:proofErr w:type="gramEnd"/>
-      <w:r>
-        <w:rPr>
-          <w:rFonts w:ascii="Consolas" w:hAnsi="Consolas" w:cs="Consolas"/>
-          <w:sz w:val="18"/>
-          <w:szCs w:val="18"/>
-          <w:lang w:val="en-US"/>
-        </w:rPr>
-        <w:t xml:space="preserve">/0FUMO-Frontend-Codebase-feature-registrar-evento/* </w:t>
-      </w:r>
-      <w:proofErr w:type="spellStart"/>
-      <w:r>
-        <w:rPr>
-          <w:rFonts w:ascii="Consolas" w:hAnsi="Consolas" w:cs="Consolas"/>
-          <w:sz w:val="18"/>
-          <w:szCs w:val="18"/>
-          <w:lang w:val="en-US"/>
-        </w:rPr>
-        <w:t>src</w:t>
-      </w:r>
-      <w:proofErr w:type="spellEnd"/>
-      <w:r>
-        <w:rPr>
-          <w:rFonts w:ascii="Consolas" w:hAnsi="Consolas" w:cs="Consolas"/>
-          <w:sz w:val="18"/>
-          <w:szCs w:val="18"/>
-          <w:lang w:val="en-US"/>
-        </w:rPr>
-        <w:t>/main/resources/static/</w:t>
-      </w:r>
-    </w:p>
-    <w:p>
-      <w:pPr>
-        <w:spacing w:after="120"/>
-      </w:pPr>
-      <w:r>
-        <w:t>Ao final, deve existir src/main/resources/static/index.html, além das pastas css/ e js/.</w:t>
-      </w:r>
-    </w:p>
-    <w:p>
-      <w:pPr>
-        <w:spacing w:before="160" w:after="60"/>
-      </w:pPr>
-      <w:r>
-        <w:rPr>
-          <w:b/>
-          <w:bCs/>
-        </w:rPr>
-        <w:t>Passo 4 — Compilar e executar o backend</w:t>
-      </w:r>
-    </w:p>
-    <w:p>
-      <w:pPr>
-        <w:spacing w:after="120"/>
-      </w:pPr>
-      <w:r>
-        <w:t>Ainda na pasta do backend, inicie a API (que também servirá o frontend):</w:t>
-      </w:r>
-    </w:p>
-    <w:p>
-      <w:pPr>
-        <w:shd w:val="clear" w:color="auto" w:fill="F2F3F5"/>
+      </w:pPr>
+      <w:r>
+        <w:t>–  Mensagem dizendo que a porta 8080 está em uso: outro programa está usando essa porta. Feche esse programa ou peça ajuda à equipe para alterar a porta do sistema.</w:t>
+      </w:r>
+    </w:p>
+    <w:p>
+      <w:pPr>
         <w:spacing w:after="40"/>
-        <w:rPr>
-          <w:lang w:val="en-US"/>
-        </w:rPr>
-      </w:pPr>
-      <w:proofErr w:type="gramStart"/>
-      <w:r>
-        <w:rPr>
-          <w:rFonts w:ascii="Consolas" w:hAnsi="Consolas" w:cs="Consolas"/>
-          <w:sz w:val="18"/>
-          <w:szCs w:val="18"/>
-          <w:lang w:val="en-US"/>
-        </w:rPr>
-        <w:t>./</w:t>
-      </w:r>
-      <w:proofErr w:type="spellStart"/>
-      <w:proofErr w:type="gramEnd"/>
-      <w:r>
-        <w:rPr>
-          <w:rFonts w:ascii="Consolas" w:hAnsi="Consolas" w:cs="Consolas"/>
-          <w:sz w:val="18"/>
-          <w:szCs w:val="18"/>
-          <w:lang w:val="en-US"/>
-        </w:rPr>
-        <w:t>mvnw</w:t>
-      </w:r>
-      <w:proofErr w:type="spellEnd"/>
-      <w:r>
-        <w:rPr>
-          <w:rFonts w:ascii="Consolas" w:hAnsi="Consolas" w:cs="Consolas"/>
-          <w:sz w:val="18"/>
-          <w:szCs w:val="18"/>
-          <w:lang w:val="en-US"/>
-        </w:rPr>
-        <w:t xml:space="preserve"> </w:t>
-      </w:r>
-      <w:proofErr w:type="spellStart"/>
-      <w:r>
-        <w:rPr>
-          <w:rFonts w:ascii="Consolas" w:hAnsi="Consolas" w:cs="Consolas"/>
-          <w:sz w:val="18"/>
-          <w:szCs w:val="18"/>
-          <w:lang w:val="en-US"/>
-        </w:rPr>
-        <w:t>spring-</w:t>
-      </w:r>
-      <w:proofErr w:type="gramStart"/>
-      <w:r>
-        <w:rPr>
-          <w:rFonts w:ascii="Consolas" w:hAnsi="Consolas" w:cs="Consolas"/>
-          <w:sz w:val="18"/>
-          <w:szCs w:val="18"/>
-          <w:lang w:val="en-US"/>
-        </w:rPr>
-        <w:t>boot:run</w:t>
-      </w:r>
-      <w:proofErr w:type="spellEnd"/>
-      <w:proofErr w:type="gramEnd"/>
-      <w:r>
-        <w:rPr>
-          <w:rFonts w:ascii="Consolas" w:hAnsi="Consolas" w:cs="Consolas"/>
-          <w:sz w:val="18"/>
-          <w:szCs w:val="18"/>
-          <w:lang w:val="en-US"/>
-        </w:rPr>
-        <w:t xml:space="preserve">     </w:t>
-      </w:r>
-      <w:proofErr w:type="gramStart"/>
-      <w:r>
-        <w:rPr>
-          <w:rFonts w:ascii="Consolas" w:hAnsi="Consolas" w:cs="Consolas"/>
-          <w:sz w:val="18"/>
-          <w:szCs w:val="18"/>
-          <w:lang w:val="en-US"/>
-        </w:rPr>
-        <w:t xml:space="preserve">   (</w:t>
-      </w:r>
-      <w:proofErr w:type="gramEnd"/>
-      <w:r>
-        <w:rPr>
-          <w:rFonts w:ascii="Consolas" w:hAnsi="Consolas" w:cs="Consolas"/>
-          <w:sz w:val="18"/>
-          <w:szCs w:val="18"/>
-          <w:lang w:val="en-US"/>
-        </w:rPr>
-        <w:t xml:space="preserve">Windows: mvnw.cmd </w:t>
-      </w:r>
-      <w:proofErr w:type="spellStart"/>
-      <w:r>
-        <w:rPr>
-          <w:rFonts w:ascii="Consolas" w:hAnsi="Consolas" w:cs="Consolas"/>
-          <w:sz w:val="18"/>
-          <w:szCs w:val="18"/>
-          <w:lang w:val="en-US"/>
-        </w:rPr>
-        <w:t>spring-</w:t>
-      </w:r>
-      <w:proofErr w:type="gramStart"/>
-      <w:r>
-        <w:rPr>
-          <w:rFonts w:ascii="Consolas" w:hAnsi="Consolas" w:cs="Consolas"/>
-          <w:sz w:val="18"/>
-          <w:szCs w:val="18"/>
-          <w:lang w:val="en-US"/>
-        </w:rPr>
-        <w:t>boot:run</w:t>
-      </w:r>
-      <w:proofErr w:type="spellEnd"/>
-      <w:proofErr w:type="gramEnd"/>
-      <w:r>
-        <w:rPr>
-          <w:rFonts w:ascii="Consolas" w:hAnsi="Consolas" w:cs="Consolas"/>
-          <w:sz w:val="18"/>
-          <w:szCs w:val="18"/>
-          <w:lang w:val="en-US"/>
-        </w:rPr>
-        <w:t>)</w:t>
-      </w:r>
-    </w:p>
-    <w:p>
-      <w:pPr>
-        <w:spacing w:after="120"/>
-      </w:pPr>
-      <w:r>
-        <w:t>Aguarde a mensagem "Started zerofumo" no terminal. A aplicação ficará em http://localhost:8080.</w:t>
-      </w:r>
-    </w:p>
-    <w:p>
-      <w:pPr>
-        <w:spacing w:before="160" w:after="60"/>
-      </w:pPr>
-      <w:r>
-        <w:rPr>
-          <w:b/>
-          <w:bCs/>
-        </w:rPr>
-        <w:t>Passo 5 — Acessar a aplicação</w:t>
-      </w:r>
-    </w:p>
-    <w:p>
-      <w:pPr>
-        <w:spacing w:after="120"/>
-      </w:pPr>
-      <w:r>
-        <w:t>Abra o navegador em http://localhost:8080.</w:t>
-      </w:r>
-    </w:p>
-    <w:p>
-      <w:pPr>
-        <w:spacing w:before="160" w:after="60"/>
-      </w:pPr>
-      <w:r>
-        <w:rPr>
-          <w:b/>
-          <w:bCs/>
-        </w:rPr>
-        <w:lastRenderedPageBreak/>
-        <w:t>Passo 6 — Teste de fumaça (validação)</w:t>
-      </w:r>
-    </w:p>
-    <w:p>
-      <w:pPr>
-        <w:spacing w:after="120"/>
-      </w:pPr>
-      <w:r>
-        <w:t>Para confirmar o funcionamento ponta a ponta:</w:t>
-      </w:r>
-    </w:p>
-    <w:p>
-      <w:pPr>
-        <w:spacing w:after="40"/>
-      </w:pPr>
-      <w:r>
-        <w:t>–  Acesse /register.html e crie uma conta (senha com no mínimo 8 caracteres).</w:t>
-      </w:r>
-    </w:p>
-    <w:p>
-      <w:pPr>
-        <w:spacing w:after="40"/>
-      </w:pPr>
-      <w:r>
-        <w:t>–  Conclua a avaliação inicial para a qual você será direcionado.</w:t>
-      </w:r>
-    </w:p>
-    <w:p>
-      <w:pPr>
-        <w:spacing w:after="40"/>
-      </w:pPr>
-      <w:r>
-        <w:t>–  No painel, acesse a página de eventos e registre um evento.</w:t>
-      </w:r>
-    </w:p>
-    <w:p>
-      <w:pPr>
-        <w:spacing w:after="40"/>
-      </w:pPr>
-      <w:r>
-        <w:t>–  Saia e entre novamente em /login.html com as mesmas credenciais.</w:t>
-      </w:r>
-    </w:p>
-    <w:p>
-      <w:pPr>
-        <w:spacing w:after="120"/>
-      </w:pPr>
-      <w:r>
-        <w:t>Se todos os passos funcionarem, a implantação está concluída com sucesso.</w:t>
-      </w:r>
-    </w:p>
-    <w:p>
-      <w:pPr>
-        <w:spacing w:before="160" w:after="60"/>
-      </w:pPr>
-      <w:r>
-        <w:rPr>
-          <w:b/>
-          <w:bCs/>
-        </w:rPr>
-        <w:t>Alternativa — Frontend servido separadamente</w:t>
-      </w:r>
-    </w:p>
-    <w:p>
-      <w:pPr>
-        <w:spacing w:after="120"/>
-      </w:pPr>
-      <w:r>
-        <w:t>Caso prefira não integrar o frontend (Passo 3), edite a primeira linha de js/api.js para apontar para o backend de forma absoluta e sirva o frontend em separado:</w:t>
-      </w:r>
-    </w:p>
-    <w:p>
-      <w:pPr>
-        <w:shd w:val="clear" w:color="auto" w:fill="F2F3F5"/>
-        <w:spacing w:after="40"/>
-      </w:pPr>
-      <w:r>
-        <w:rPr>
-          <w:rFonts w:ascii="Consolas" w:hAnsi="Consolas" w:cs="Consolas"/>
-          <w:sz w:val="18"/>
-          <w:szCs w:val="18"/>
-        </w:rPr>
-        <w:t>const API_BASE = 'http://localhost:8080/api';</w:t>
-      </w:r>
-    </w:p>
-    <w:p>
-      <w:pPr>
-        <w:shd w:val="clear" w:color="auto" w:fill="F2F3F5"/>
-        <w:spacing w:after="40"/>
-      </w:pPr>
-      <w:r>
-        <w:rPr>
-          <w:rFonts w:ascii="Consolas" w:hAnsi="Consolas" w:cs="Consolas"/>
-          <w:sz w:val="18"/>
-          <w:szCs w:val="18"/>
-        </w:rPr>
-        <w:t>npx serve .     (acesse o endereço indicado, ex.: http://localhost:3000)</w:t>
-      </w:r>
-    </w:p>
-    <w:p>
-      <w:pPr>
-        <w:spacing w:after="120"/>
-      </w:pPr>
-      <w:r>
-        <w:t>O backend já aceita requisições de qualquer porta em localhost (CorsConfig), então essa opção também funciona.</w:t>
-      </w:r>
-    </w:p>
-    <w:p>
-      <w:pPr>
-        <w:spacing w:before="160" w:after="60"/>
-      </w:pPr>
-      <w:r>
-        <w:rPr>
-          <w:b/>
-          <w:bCs/>
-        </w:rPr>
-        <w:t>Solução de problemas</w:t>
-      </w:r>
-    </w:p>
-    <w:p>
-      <w:pPr>
-        <w:spacing w:after="40"/>
-      </w:pPr>
-      <w:r>
-        <w:t>–  Erro de versão do Java: garanta o JDK 21 (java -version).</w:t>
-      </w:r>
-    </w:p>
-    <w:p>
-      <w:pPr>
-        <w:spacing w:after="40"/>
-      </w:pPr>
-      <w:r>
-        <w:t>–  Erro de JAVA_HOME ao executar o mvnw: a variável não está definida. Configure-a apontando para a pasta do JDK 21 (ver Passo 0.1).</w:t>
-      </w:r>
-    </w:p>
-    <w:p>
-      <w:pPr>
-        <w:spacing w:after="40"/>
-      </w:pPr>
-      <w:r>
-        <w:t>–  "Connection refused" ao banco: o Docker não está rodando ou o container não subiu (verifique docker ps).</w:t>
-      </w:r>
-    </w:p>
-    <w:p>
-      <w:pPr>
-        <w:spacing w:after="40"/>
-      </w:pPr>
-      <w:r>
-        <w:t>–  Porta 8080 ocupada: encerre o processo ou defina server.port=8081 em application.properties.</w:t>
-      </w:r>
-    </w:p>
-    <w:p>
-      <w:pPr>
-        <w:spacing w:after="40"/>
-      </w:pPr>
-      <w:r>
-        <w:t>–  Porta 5433 ocupada: altere o mapeamento em docker-compose.yml e o application.properties.</w:t>
-      </w:r>
-    </w:p>
-    <w:p>
-      <w:pPr>
-        <w:spacing w:after="40"/>
-      </w:pPr>
-      <w:r>
-        <w:t>–  Página abre mas as ações falham (404/CORS): refaça o Passo 3 ou use a alternativa.</w:t>
-      </w:r>
-    </w:p>
-    <w:p>
-      <w:pPr>
-        <w:spacing w:after="120"/>
-      </w:pPr>
-      <w:r>
-        <w:rPr>
-          <w:b/>
-          <w:bCs/>
-        </w:rPr>
-        <w:t xml:space="preserve">Nota de segurança: </w:t>
-      </w:r>
-      <w:r>
-        <w:t>o jwt.secret está fixo no application.properties apenas para uso local; em produção, externalize-o por variável de ambiente.</w:t>
+      </w:pPr>
+      <w:r>
+        <w:t>–  A tela abre, mas criar conta ou entrar não funciona: provavelmente a Etapa 6 não foi concluída. Refaça a Etapa 6 e depois reinicie o sistema (Etapa 7).</w:t>
       </w:r>
     </w:p>
     <w:p/>
@@ -3492,7 +3417,7 @@
         </w:numPr>
         <w:ind w:left="0" w:firstLine="0"/>
       </w:pPr>
-      <w:bookmarkStart w:id="13" w:name="_Toc231727405"/>
+      <w:bookmarkStart w:id="13" w:name="_Toc487620803"/>
       <w:r>
         <w:t>Treinamento e suporte</w:t>
       </w:r>
@@ -3503,7 +3428,7 @@
         <w:spacing w:after="120"/>
       </w:pPr>
       <w:r>
-        <w:t>Por se tratar de uma interface web simples e intuitiva (mobile-first), o treinamento do usuário final resume-se a uma demonstração do fluxo principal: cadastro, avaliação inicial, registro de eventos e acompanhamento no painel. Recomenda-se disponibilizar o Manual do Usuário previsto na documentação do projeto.</w:t>
+        <w:t>O sistema 0FUMO tem telas simples e intuitivas. Para usá-lo, a pessoa precisa apenas criar uma conta, concluir a avaliação inicial e, no painel, registrar os eventos e acompanhar seu progresso. Recomenda-se uma breve demonstração desse fluxo ao usuário na primeira utilização.</w:t>
       </w:r>
     </w:p>
     <w:p/>
@@ -3512,7 +3437,7 @@
         <w:spacing w:after="120"/>
       </w:pPr>
       <w:r>
-        <w:t>O suporte técnico é prestado pela equipe de desenvolvimento e abrange os três componentes: banco de dados (Docker/PostgreSQL), backend (Spring Boot) e frontend. Em caso de incidente, devem ser coletados os logs do terminal do backend e o status do container Docker (comandos docker ps e docker logs zerofumo) para diagnóstico.</w:t>
+        <w:t>Em caso de dúvida ou erro durante a instalação ou o uso, entre em contato com a equipe de desenvolvimento. Para facilitar o atendimento, tire uma foto (ou print) da tela com a mensagem de erro e informe em qual etapa deste guia você estava.</w:t>
       </w:r>
     </w:p>
     <w:p/>
@@ -3779,7 +3704,7 @@
             </w:sdtPr>
             <w:sdtContent>
               <w:r>
-                <w:t>Versão 0.0.2</w:t>
+                <w:t>Versão 0.0.4</w:t>
               </w:r>
             </w:sdtContent>
           </w:sdt>
@@ -4009,7 +3934,7 @@
               <v:shape id="_x0000_i1025" type="#_x0000_t75" style="width:61.5pt;height:34.5pt">
                 <v:imagedata r:id="rId1" o:title=""/>
               </v:shape>
-              <o:OLEObject Type="Embed" ProgID="Word.Picture.8" ShapeID="_x0000_i1025" DrawAspect="Content" ObjectID="_1842340135" r:id="rId2"/>
+              <o:OLEObject Type="Embed" ProgID="Word.Picture.8" ShapeID="_x0000_i1025" DrawAspect="Content" ObjectID="_1842350079" r:id="rId2"/>
             </w:object>
           </w:r>
         </w:p>
@@ -5635,11 +5560,11 @@
   </w:compat>
   <w:rsids>
     <w:rsidRoot w:val="00E05AB8"/>
-    <w:rsid w:val="0014621E"/>
-    <w:rsid w:val="003944DC"/>
+    <w:rsid w:val="006A10AE"/>
     <w:rsid w:val="006F4B0B"/>
-    <w:rsid w:val="00CD63A8"/>
+    <w:rsid w:val="00931D31"/>
     <w:rsid w:val="00E05AB8"/>
+    <w:rsid w:val="00E81C37"/>
   </w:rsids>
   <m:mathPr>
     <m:mathFont m:val="Cambria Math"/>

--- a/3.Implementacao/0FUMO - Guia de Implantação.docx
+++ b/3.Implementacao/0FUMO - Guia de Implantação.docx
@@ -898,16 +898,7 @@
               <w:t xml:space="preserve">Versão </w:t>
             </w:r>
             <w:r>
-              <w:t xml:space="preserve">inicial do </w:t>
-            </w:r>
-            <w:r>
-              <w:t xml:space="preserve">passo a passo </w:t>
-            </w:r>
-            <w:r>
-              <w:t>de como subir o sistema</w:t>
-            </w:r>
-            <w:r>
-              <w:t>.</w:t>
+              <w:t>inicial do Guia de Implantacao.</w:t>
             </w:r>
           </w:p>
         </w:tc>
@@ -927,7 +918,7 @@
       </w:tr>
       <w:tr>
         <w:trPr>
-          <w:trHeight w:val="284"/>
+          <w:trHeight w:val="417"/>
         </w:trPr>
         <w:tc>
           <w:tcPr>
@@ -995,7 +986,7 @@
                 <w:i/>
                 <w:color w:val="0000FF"/>
               </w:rPr>
-              <w:t>Inserido o passo de configurar a variavel JAVA_HOME.</w:t>
+              <w:t>Inserido o guia de configuracao da variavel JAVA_HOME.</w:t>
             </w:r>
           </w:p>
         </w:tc>
@@ -1091,7 +1082,7 @@
                 <w:i/>
                 <w:color w:val="0000FF"/>
               </w:rPr>
-              <w:t>Corrigido a versao do JAVA de 25 para a 21.</w:t>
+              <w:t>Corrigido problemas em relacao ao download do Java 21.</w:t>
             </w:r>
           </w:p>
         </w:tc>
@@ -1187,7 +1178,7 @@
                 <w:i/>
                 <w:color w:val="0000FF"/>
               </w:rPr>
-              <w:t>Versao final testada e validada.</w:t>
+              <w:t>Versao final, testada e validada.</w:t>
             </w:r>
           </w:p>
         </w:tc>
@@ -1235,9 +1226,11 @@
           <w:rFonts w:asciiTheme="minorHAnsi" w:eastAsiaTheme="minorEastAsia" w:hAnsiTheme="minorHAnsi" w:cstheme="minorBidi"/>
           <w:bCs w:val="0"/>
           <w:caps w:val="0"/>
-          <w:sz w:val="22"/>
-          <w:szCs w:val="22"/>
-          <w:lang w:eastAsia="pt-BR"/>
+          <w:kern w:val="2"/>
+          <w:sz w:val="24"/>
+          <w:szCs w:val="24"/>
+          <w:lang w:val="en-US"/>
+          <w14:ligatures w14:val="standardContextual"/>
         </w:rPr>
       </w:pPr>
       <w:r>
@@ -1258,7 +1251,7 @@
         </w:rPr>
         <w:fldChar w:fldCharType="separate"/>
       </w:r>
-      <w:hyperlink w:anchor="_Toc487620792" w:history="1">
+      <w:hyperlink w:anchor="_Toc231739411" w:history="1">
         <w:r>
           <w:rPr>
             <w:rStyle w:val="Hyperlink"/>
@@ -1281,7 +1274,7 @@
           <w:rPr>
             <w:webHidden/>
           </w:rPr>
-          <w:instrText xml:space="preserve"> PAGEREF _Toc487620792 \h </w:instrText>
+          <w:instrText xml:space="preserve"> PAGEREF _Toc231739411 \h </w:instrText>
         </w:r>
         <w:r>
           <w:rPr>
@@ -1314,12 +1307,14 @@
         <w:rPr>
           <w:rFonts w:asciiTheme="minorHAnsi" w:eastAsiaTheme="minorEastAsia" w:hAnsiTheme="minorHAnsi" w:cstheme="minorBidi"/>
           <w:bCs w:val="0"/>
-          <w:sz w:val="22"/>
-          <w:szCs w:val="22"/>
-          <w:lang w:eastAsia="pt-BR"/>
-        </w:rPr>
-      </w:pPr>
-      <w:hyperlink w:anchor="_Toc487620793" w:history="1">
+          <w:kern w:val="2"/>
+          <w:sz w:val="24"/>
+          <w:szCs w:val="24"/>
+          <w:lang w:val="en-US"/>
+          <w14:ligatures w14:val="standardContextual"/>
+        </w:rPr>
+      </w:pPr>
+      <w:hyperlink w:anchor="_Toc231739412" w:history="1">
         <w:r>
           <w:rPr>
             <w:rStyle w:val="Hyperlink"/>
@@ -1342,7 +1337,7 @@
           <w:rPr>
             <w:webHidden/>
           </w:rPr>
-          <w:instrText xml:space="preserve"> PAGEREF _Toc487620793 \h </w:instrText>
+          <w:instrText xml:space="preserve"> PAGEREF _Toc231739412 \h </w:instrText>
         </w:r>
         <w:r>
           <w:rPr>
@@ -1376,12 +1371,14 @@
           <w:rFonts w:asciiTheme="minorHAnsi" w:eastAsiaTheme="minorEastAsia" w:hAnsiTheme="minorHAnsi" w:cstheme="minorBidi"/>
           <w:bCs w:val="0"/>
           <w:caps w:val="0"/>
-          <w:sz w:val="22"/>
-          <w:szCs w:val="22"/>
-          <w:lang w:eastAsia="pt-BR"/>
-        </w:rPr>
-      </w:pPr>
-      <w:hyperlink w:anchor="_Toc487620794" w:history="1">
+          <w:kern w:val="2"/>
+          <w:sz w:val="24"/>
+          <w:szCs w:val="24"/>
+          <w:lang w:val="en-US"/>
+          <w14:ligatures w14:val="standardContextual"/>
+        </w:rPr>
+      </w:pPr>
+      <w:hyperlink w:anchor="_Toc231739413" w:history="1">
         <w:r>
           <w:rPr>
             <w:rStyle w:val="Hyperlink"/>
@@ -1404,7 +1401,7 @@
           <w:rPr>
             <w:webHidden/>
           </w:rPr>
-          <w:instrText xml:space="preserve"> PAGEREF _Toc487620794 \h </w:instrText>
+          <w:instrText xml:space="preserve"> PAGEREF _Toc231739413 \h </w:instrText>
         </w:r>
         <w:r>
           <w:rPr>
@@ -1437,12 +1434,14 @@
         <w:rPr>
           <w:rFonts w:asciiTheme="minorHAnsi" w:eastAsiaTheme="minorEastAsia" w:hAnsiTheme="minorHAnsi" w:cstheme="minorBidi"/>
           <w:bCs w:val="0"/>
-          <w:sz w:val="22"/>
-          <w:szCs w:val="22"/>
-          <w:lang w:eastAsia="pt-BR"/>
-        </w:rPr>
-      </w:pPr>
-      <w:hyperlink w:anchor="_Toc487620795" w:history="1">
+          <w:kern w:val="2"/>
+          <w:sz w:val="24"/>
+          <w:szCs w:val="24"/>
+          <w:lang w:val="en-US"/>
+          <w14:ligatures w14:val="standardContextual"/>
+        </w:rPr>
+      </w:pPr>
+      <w:hyperlink w:anchor="_Toc231739414" w:history="1">
         <w:r>
           <w:rPr>
             <w:rStyle w:val="Hyperlink"/>
@@ -1466,7 +1465,7 @@
           <w:rPr>
             <w:webHidden/>
           </w:rPr>
-          <w:instrText xml:space="preserve"> PAGEREF _Toc487620795 \h </w:instrText>
+          <w:instrText xml:space="preserve"> PAGEREF _Toc231739414 \h </w:instrText>
         </w:r>
         <w:r>
           <w:rPr>
@@ -1499,12 +1498,14 @@
         <w:rPr>
           <w:rFonts w:asciiTheme="minorHAnsi" w:eastAsiaTheme="minorEastAsia" w:hAnsiTheme="minorHAnsi" w:cstheme="minorBidi"/>
           <w:bCs w:val="0"/>
-          <w:sz w:val="22"/>
-          <w:szCs w:val="22"/>
-          <w:lang w:eastAsia="pt-BR"/>
-        </w:rPr>
-      </w:pPr>
-      <w:hyperlink w:anchor="_Toc487620796" w:history="1">
+          <w:kern w:val="2"/>
+          <w:sz w:val="24"/>
+          <w:szCs w:val="24"/>
+          <w:lang w:val="en-US"/>
+          <w14:ligatures w14:val="standardContextual"/>
+        </w:rPr>
+      </w:pPr>
+      <w:hyperlink w:anchor="_Toc231739415" w:history="1">
         <w:r>
           <w:rPr>
             <w:rStyle w:val="Hyperlink"/>
@@ -1528,7 +1529,7 @@
           <w:rPr>
             <w:webHidden/>
           </w:rPr>
-          <w:instrText xml:space="preserve"> PAGEREF _Toc487620796 \h </w:instrText>
+          <w:instrText xml:space="preserve"> PAGEREF _Toc231739415 \h </w:instrText>
         </w:r>
         <w:r>
           <w:rPr>
@@ -1562,12 +1563,14 @@
           <w:rFonts w:asciiTheme="minorHAnsi" w:eastAsiaTheme="minorEastAsia" w:hAnsiTheme="minorHAnsi" w:cstheme="minorBidi"/>
           <w:bCs w:val="0"/>
           <w:caps w:val="0"/>
-          <w:sz w:val="22"/>
-          <w:szCs w:val="22"/>
-          <w:lang w:eastAsia="pt-BR"/>
-        </w:rPr>
-      </w:pPr>
-      <w:hyperlink w:anchor="_Toc487620797" w:history="1">
+          <w:kern w:val="2"/>
+          <w:sz w:val="24"/>
+          <w:szCs w:val="24"/>
+          <w:lang w:val="en-US"/>
+          <w14:ligatures w14:val="standardContextual"/>
+        </w:rPr>
+      </w:pPr>
+      <w:hyperlink w:anchor="_Toc231739416" w:history="1">
         <w:r>
           <w:rPr>
             <w:rStyle w:val="Hyperlink"/>
@@ -1590,7 +1593,7 @@
           <w:rPr>
             <w:webHidden/>
           </w:rPr>
-          <w:instrText xml:space="preserve"> PAGEREF _Toc487620797 \h </w:instrText>
+          <w:instrText xml:space="preserve"> PAGEREF _Toc231739416 \h </w:instrText>
         </w:r>
         <w:r>
           <w:rPr>
@@ -1607,7 +1610,7 @@
           <w:rPr>
             <w:webHidden/>
           </w:rPr>
-          <w:t>4</w:t>
+          <w:t>5</w:t>
         </w:r>
         <w:r>
           <w:rPr>
@@ -1623,12 +1626,14 @@
         <w:rPr>
           <w:rFonts w:asciiTheme="minorHAnsi" w:eastAsiaTheme="minorEastAsia" w:hAnsiTheme="minorHAnsi" w:cstheme="minorBidi"/>
           <w:bCs w:val="0"/>
-          <w:sz w:val="22"/>
-          <w:szCs w:val="22"/>
-          <w:lang w:eastAsia="pt-BR"/>
-        </w:rPr>
-      </w:pPr>
-      <w:hyperlink w:anchor="_Toc487620798" w:history="1">
+          <w:kern w:val="2"/>
+          <w:sz w:val="24"/>
+          <w:szCs w:val="24"/>
+          <w:lang w:val="en-US"/>
+          <w14:ligatures w14:val="standardContextual"/>
+        </w:rPr>
+      </w:pPr>
+      <w:hyperlink w:anchor="_Toc231739417" w:history="1">
         <w:r>
           <w:rPr>
             <w:rStyle w:val="Hyperlink"/>
@@ -1652,7 +1657,7 @@
           <w:rPr>
             <w:webHidden/>
           </w:rPr>
-          <w:instrText xml:space="preserve"> PAGEREF _Toc487620798 \h </w:instrText>
+          <w:instrText xml:space="preserve"> PAGEREF _Toc231739417 \h </w:instrText>
         </w:r>
         <w:r>
           <w:rPr>
@@ -1669,7 +1674,7 @@
           <w:rPr>
             <w:webHidden/>
           </w:rPr>
-          <w:t>4</w:t>
+          <w:t>5</w:t>
         </w:r>
         <w:r>
           <w:rPr>
@@ -1685,12 +1690,14 @@
         <w:rPr>
           <w:rFonts w:asciiTheme="minorHAnsi" w:eastAsiaTheme="minorEastAsia" w:hAnsiTheme="minorHAnsi" w:cstheme="minorBidi"/>
           <w:bCs w:val="0"/>
-          <w:sz w:val="22"/>
-          <w:szCs w:val="22"/>
-          <w:lang w:eastAsia="pt-BR"/>
-        </w:rPr>
-      </w:pPr>
-      <w:hyperlink w:anchor="_Toc487620799" w:history="1">
+          <w:kern w:val="2"/>
+          <w:sz w:val="24"/>
+          <w:szCs w:val="24"/>
+          <w:lang w:val="en-US"/>
+          <w14:ligatures w14:val="standardContextual"/>
+        </w:rPr>
+      </w:pPr>
+      <w:hyperlink w:anchor="_Toc231739418" w:history="1">
         <w:r>
           <w:rPr>
             <w:rStyle w:val="Hyperlink"/>
@@ -1714,7 +1721,7 @@
           <w:rPr>
             <w:webHidden/>
           </w:rPr>
-          <w:instrText xml:space="preserve"> PAGEREF _Toc487620799 \h </w:instrText>
+          <w:instrText xml:space="preserve"> PAGEREF _Toc231739418 \h </w:instrText>
         </w:r>
         <w:r>
           <w:rPr>
@@ -1731,7 +1738,7 @@
           <w:rPr>
             <w:webHidden/>
           </w:rPr>
-          <w:t>4</w:t>
+          <w:t>5</w:t>
         </w:r>
         <w:r>
           <w:rPr>
@@ -1747,12 +1754,14 @@
         <w:rPr>
           <w:rFonts w:asciiTheme="minorHAnsi" w:eastAsiaTheme="minorEastAsia" w:hAnsiTheme="minorHAnsi" w:cstheme="minorBidi"/>
           <w:bCs w:val="0"/>
-          <w:sz w:val="22"/>
-          <w:szCs w:val="22"/>
-          <w:lang w:eastAsia="pt-BR"/>
-        </w:rPr>
-      </w:pPr>
-      <w:hyperlink w:anchor="_Toc487620800" w:history="1">
+          <w:kern w:val="2"/>
+          <w:sz w:val="24"/>
+          <w:szCs w:val="24"/>
+          <w:lang w:val="en-US"/>
+          <w14:ligatures w14:val="standardContextual"/>
+        </w:rPr>
+      </w:pPr>
+      <w:hyperlink w:anchor="_Toc231739419" w:history="1">
         <w:r>
           <w:rPr>
             <w:rStyle w:val="Hyperlink"/>
@@ -1776,7 +1785,7 @@
           <w:rPr>
             <w:webHidden/>
           </w:rPr>
-          <w:instrText xml:space="preserve"> PAGEREF _Toc487620800 \h </w:instrText>
+          <w:instrText xml:space="preserve"> PAGEREF _Toc231739419 \h </w:instrText>
         </w:r>
         <w:r>
           <w:rPr>
@@ -1793,7 +1802,7 @@
           <w:rPr>
             <w:webHidden/>
           </w:rPr>
-          <w:t>4</w:t>
+          <w:t>5</w:t>
         </w:r>
         <w:r>
           <w:rPr>
@@ -1809,12 +1818,14 @@
         <w:rPr>
           <w:rFonts w:asciiTheme="minorHAnsi" w:eastAsiaTheme="minorEastAsia" w:hAnsiTheme="minorHAnsi" w:cstheme="minorBidi"/>
           <w:bCs w:val="0"/>
-          <w:sz w:val="22"/>
-          <w:szCs w:val="22"/>
-          <w:lang w:eastAsia="pt-BR"/>
-        </w:rPr>
-      </w:pPr>
-      <w:hyperlink w:anchor="_Toc487620801" w:history="1">
+          <w:kern w:val="2"/>
+          <w:sz w:val="24"/>
+          <w:szCs w:val="24"/>
+          <w:lang w:val="en-US"/>
+          <w14:ligatures w14:val="standardContextual"/>
+        </w:rPr>
+      </w:pPr>
+      <w:hyperlink w:anchor="_Toc231739420" w:history="1">
         <w:r>
           <w:rPr>
             <w:rStyle w:val="Hyperlink"/>
@@ -1838,7 +1849,7 @@
           <w:rPr>
             <w:webHidden/>
           </w:rPr>
-          <w:instrText xml:space="preserve"> PAGEREF _Toc487620801 \h </w:instrText>
+          <w:instrText xml:space="preserve"> PAGEREF _Toc231739420 \h </w:instrText>
         </w:r>
         <w:r>
           <w:rPr>
@@ -1872,12 +1883,14 @@
           <w:rFonts w:asciiTheme="minorHAnsi" w:eastAsiaTheme="minorEastAsia" w:hAnsiTheme="minorHAnsi" w:cstheme="minorBidi"/>
           <w:bCs w:val="0"/>
           <w:caps w:val="0"/>
-          <w:sz w:val="22"/>
-          <w:szCs w:val="22"/>
-          <w:lang w:eastAsia="pt-BR"/>
-        </w:rPr>
-      </w:pPr>
-      <w:hyperlink w:anchor="_Toc487620802" w:history="1">
+          <w:kern w:val="2"/>
+          <w:sz w:val="24"/>
+          <w:szCs w:val="24"/>
+          <w:lang w:val="en-US"/>
+          <w14:ligatures w14:val="standardContextual"/>
+        </w:rPr>
+      </w:pPr>
+      <w:hyperlink w:anchor="_Toc231739421" w:history="1">
         <w:r>
           <w:rPr>
             <w:rStyle w:val="Hyperlink"/>
@@ -1900,7 +1913,7 @@
           <w:rPr>
             <w:webHidden/>
           </w:rPr>
-          <w:instrText xml:space="preserve"> PAGEREF _Toc487620802 \h </w:instrText>
+          <w:instrText xml:space="preserve"> PAGEREF _Toc231739421 \h </w:instrText>
         </w:r>
         <w:r>
           <w:rPr>
@@ -1934,12 +1947,14 @@
           <w:rFonts w:asciiTheme="minorHAnsi" w:eastAsiaTheme="minorEastAsia" w:hAnsiTheme="minorHAnsi" w:cstheme="minorBidi"/>
           <w:bCs w:val="0"/>
           <w:caps w:val="0"/>
-          <w:sz w:val="22"/>
-          <w:szCs w:val="22"/>
-          <w:lang w:eastAsia="pt-BR"/>
-        </w:rPr>
-      </w:pPr>
-      <w:hyperlink w:anchor="_Toc487620803" w:history="1">
+          <w:kern w:val="2"/>
+          <w:sz w:val="24"/>
+          <w:szCs w:val="24"/>
+          <w:lang w:val="en-US"/>
+          <w14:ligatures w14:val="standardContextual"/>
+        </w:rPr>
+      </w:pPr>
+      <w:hyperlink w:anchor="_Toc231739422" w:history="1">
         <w:r>
           <w:rPr>
             <w:rStyle w:val="Hyperlink"/>
@@ -1962,7 +1977,7 @@
           <w:rPr>
             <w:webHidden/>
           </w:rPr>
-          <w:instrText xml:space="preserve"> PAGEREF _Toc487620803 \h </w:instrText>
+          <w:instrText xml:space="preserve"> PAGEREF _Toc231739422 \h </w:instrText>
         </w:r>
         <w:r>
           <w:rPr>
@@ -1979,7 +1994,7 @@
           <w:rPr>
             <w:webHidden/>
           </w:rPr>
-          <w:t>5</w:t>
+          <w:t>9</w:t>
         </w:r>
         <w:r>
           <w:rPr>
@@ -2007,7 +2022,7 @@
         <w:br w:type="page"/>
       </w:r>
       <w:bookmarkStart w:id="0" w:name="_Toc104341857"/>
-      <w:bookmarkStart w:id="1" w:name="_Toc487620792"/>
+      <w:bookmarkStart w:id="1" w:name="_Toc231739411"/>
       <w:r>
         <w:lastRenderedPageBreak/>
         <w:t>Introdução</w:t>
@@ -2049,7 +2064,7 @@
         <w:ind w:left="0" w:firstLine="0"/>
       </w:pPr>
       <w:bookmarkStart w:id="2" w:name="_Toc104341861"/>
-      <w:bookmarkStart w:id="3" w:name="_Toc487620793"/>
+      <w:bookmarkStart w:id="3" w:name="_Toc231739412"/>
       <w:r>
         <w:t>Referências</w:t>
       </w:r>
@@ -2105,7 +2120,7 @@
         </w:numPr>
         <w:ind w:left="0" w:firstLine="0"/>
       </w:pPr>
-      <w:bookmarkStart w:id="4" w:name="_Toc487620794"/>
+      <w:bookmarkStart w:id="4" w:name="_Toc231739413"/>
       <w:r>
         <w:t>Planejamento de Implantação</w:t>
       </w:r>
@@ -2131,7 +2146,7 @@
           <w:lang w:val="pt-PT"/>
         </w:rPr>
       </w:pPr>
-      <w:bookmarkStart w:id="5" w:name="_Toc487620795"/>
+      <w:bookmarkStart w:id="5" w:name="_Toc231739414"/>
       <w:r>
         <w:rPr>
           <w:lang w:val="pt-PT"/>
@@ -2182,7 +2197,7 @@
           <w:lang w:val="pt-PT"/>
         </w:rPr>
       </w:pPr>
-      <w:bookmarkStart w:id="6" w:name="_Toc487620796"/>
+      <w:bookmarkStart w:id="6" w:name="_Toc231739415"/>
       <w:r>
         <w:rPr>
           <w:lang w:val="pt-PT"/>
@@ -2262,7 +2277,7 @@
         </w:numPr>
         <w:ind w:left="0" w:firstLine="0"/>
       </w:pPr>
-      <w:bookmarkStart w:id="7" w:name="_Toc487620797"/>
+      <w:bookmarkStart w:id="7" w:name="_Toc231739416"/>
       <w:r>
         <w:lastRenderedPageBreak/>
         <w:t>Recursos NECESSÁRIOS PARA IMPLANTAR O PRODUTO</w:t>
@@ -2289,7 +2304,7 @@
           <w:lang w:val="pt-PT"/>
         </w:rPr>
       </w:pPr>
-      <w:bookmarkStart w:id="8" w:name="_Toc487620798"/>
+      <w:bookmarkStart w:id="8" w:name="_Toc231739417"/>
       <w:r>
         <w:rPr>
           <w:lang w:val="pt-PT"/>
@@ -2318,7 +2333,7 @@
           <w:lang w:val="pt-PT"/>
         </w:rPr>
       </w:pPr>
-      <w:bookmarkStart w:id="9" w:name="_Toc487620799"/>
+      <w:bookmarkStart w:id="9" w:name="_Toc231739418"/>
       <w:r>
         <w:rPr>
           <w:lang w:val="pt-PT"/>
@@ -2379,7 +2394,7 @@
           <w:lang w:val="pt-PT"/>
         </w:rPr>
       </w:pPr>
-      <w:bookmarkStart w:id="10" w:name="_Toc487620800"/>
+      <w:bookmarkStart w:id="10" w:name="_Toc231739419"/>
       <w:r>
         <w:rPr>
           <w:lang w:val="pt-PT"/>
@@ -2440,7 +2455,7 @@
           <w:lang w:val="pt-PT"/>
         </w:rPr>
       </w:pPr>
-      <w:bookmarkStart w:id="11" w:name="_Toc487620801"/>
+      <w:bookmarkStart w:id="11" w:name="_Toc231739420"/>
       <w:r>
         <w:rPr>
           <w:lang w:val="pt-PT"/>
@@ -2483,7 +2498,7 @@
         </w:numPr>
         <w:ind w:left="0" w:firstLine="0"/>
       </w:pPr>
-      <w:bookmarkStart w:id="12" w:name="_Toc487620802"/>
+      <w:bookmarkStart w:id="12" w:name="_Toc231739421"/>
       <w:r>
         <w:t>ROTEIRO DE implantação</w:t>
       </w:r>
@@ -3153,22 +3168,17 @@
     </w:p>
     <w:p>
       <w:pPr>
-        <w:spacing w:before="180" w:after="60"/>
+        <w:spacing w:after="120"/>
       </w:pPr>
       <w:r>
         <w:rPr>
           <w:b/>
           <w:bCs/>
         </w:rPr>
-        <w:t>Etapa 7 — Ligar o sistema</w:t>
-      </w:r>
-    </w:p>
-    <w:p>
-      <w:pPr>
-        <w:spacing w:after="120"/>
-      </w:pPr>
-      <w:r>
-        <w:t>Ainda na pasta do backend, digite o comando abaixo e tecle Enter. Atenção: no PowerShell o comando precisa começar com .\ (ponto seguido de barra invertida):</w:t>
+        <w:t xml:space="preserve">Confira se deu certo: </w:t>
+      </w:r>
+      <w:r>
+        <w:t>rode o comando abaixo. Ele deve listar o arquivo index.html e as pastas css e js. Se aparecer vazio ou der erro, a cópia não funcionou — repita o Comando 2 conferindo o caminho.</w:t>
       </w:r>
     </w:p>
     <w:p>
@@ -3182,15 +3192,7 @@
           <w:sz w:val="18"/>
           <w:szCs w:val="18"/>
         </w:rPr>
-        <w:t>.\mvnw.cmd spring-boot:run</w:t>
-      </w:r>
-    </w:p>
-    <w:p>
-      <w:pPr>
-        <w:spacing w:after="120"/>
-      </w:pPr>
-      <w:r>
-        <w:t>Na primeira vez, o sistema baixa vários componentes e pode demorar alguns minutos. Aguarde até aparecer, perto do final, a mensagem "Started zerofumo". Deixe essa janela do PowerShell aberta — é ela que mantém o sistema ligado. (Se quiser desligar depois, veja a Etapa 10.)</w:t>
+        <w:t>dir src\main\resources\static</w:t>
       </w:r>
     </w:p>
     <w:p>
@@ -3202,8 +3204,7 @@
           <w:b/>
           <w:bCs/>
         </w:rPr>
-        <w:lastRenderedPageBreak/>
-        <w:t>Etapa 8 — Abrir o sistema no navegador</w:t>
+        <w:t>Etapa 7 — Ligar o sistema</w:t>
       </w:r>
     </w:p>
     <w:p>
@@ -3211,7 +3212,7 @@
         <w:spacing w:after="120"/>
       </w:pPr>
       <w:r>
-        <w:t>Abra o navegador (Chrome, Edge ou Firefox) e, na barra de endereços, digite:</w:t>
+        <w:t>Ainda na pasta do backend, digite o comando abaixo e tecle Enter. Atenção: no PowerShell o comando precisa começar com .\ (ponto seguido de barra invertida):</w:t>
       </w:r>
     </w:p>
     <w:p>
@@ -3225,7 +3226,8 @@
           <w:sz w:val="18"/>
           <w:szCs w:val="18"/>
         </w:rPr>
-        <w:t>http://localhost:8080</w:t>
+        <w:lastRenderedPageBreak/>
+        <w:t>.\mvnw.cmd spring-boot:run</w:t>
       </w:r>
     </w:p>
     <w:p>
@@ -3233,67 +3235,22 @@
         <w:spacing w:after="120"/>
       </w:pPr>
       <w:r>
-        <w:t>A tela inicial do 0FUMO deve aparecer.</w:t>
-      </w:r>
-    </w:p>
-    <w:p>
-      <w:pPr>
-        <w:spacing w:before="180" w:after="60"/>
+        <w:t>Na primeira vez, o sistema baixa vários componentes e pode demorar alguns minutos. Aguarde até aparecer, perto do final, a mensagem "Started zerofumo". Deixe essa janela do PowerShell aberta — é ela que mantém o sistema ligado. (Se quiser desligar depois, veja a Etapa 10.)</w:t>
+      </w:r>
+    </w:p>
+    <w:p>
+      <w:pPr>
+        <w:spacing w:after="120"/>
       </w:pPr>
       <w:r>
         <w:rPr>
           <w:b/>
           <w:bCs/>
         </w:rPr>
-        <w:t>Etapa 9 — Testar se está tudo funcionando</w:t>
-      </w:r>
-    </w:p>
-    <w:p>
-      <w:pPr>
-        <w:spacing w:after="120"/>
-      </w:pPr>
-      <w:r>
-        <w:t>Faça este teste rápido para confirmar:</w:t>
-      </w:r>
-    </w:p>
-    <w:p>
-      <w:pPr>
-        <w:spacing w:after="40"/>
-      </w:pPr>
-      <w:r>
-        <w:t>–  Clique em criar conta (ou acesse http://localhost:8080/register.html) e cadastre-se com nome, e-mail e uma senha de pelo menos 8 caracteres.</w:t>
-      </w:r>
-    </w:p>
-    <w:p>
-      <w:pPr>
-        <w:spacing w:after="40"/>
-      </w:pPr>
-      <w:r>
-        <w:t>–  Preencha a avaliação inicial que aparece logo após o cadastro.</w:t>
-      </w:r>
-    </w:p>
-    <w:p>
-      <w:pPr>
-        <w:spacing w:after="40"/>
-      </w:pPr>
-      <w:r>
-        <w:t>–  No painel, vá até a página de eventos e registre um evento.</w:t>
-      </w:r>
-    </w:p>
-    <w:p>
-      <w:pPr>
-        <w:spacing w:after="40"/>
-      </w:pPr>
-      <w:r>
-        <w:t>–  Saia (logout) e entre novamente com o mesmo e-mail e senha.</w:t>
-      </w:r>
-    </w:p>
-    <w:p>
-      <w:pPr>
-        <w:spacing w:after="120"/>
-      </w:pPr>
-      <w:r>
-        <w:t>Se todos esses passos funcionarem, a instalação foi concluída com sucesso.</w:t>
+        <w:t xml:space="preserve">Importante: </w:t>
+      </w:r>
+      <w:r>
+        <w:t>as telas do frontend (Etapa 6) precisam ter sido copiadas ANTES de ligar o sistema. Logo no início do build deve aparecer uma linha "Copying ... resources" com VÁRIOS arquivos (e não apenas 1) — isso confirma que as telas foram incluídas. Se você copiou as telas depois de já ter ligado o sistema, pare-o (Ctrl + C) e rode este comando novamente.</w:t>
       </w:r>
     </w:p>
     <w:p>
@@ -3305,7 +3262,7 @@
           <w:b/>
           <w:bCs/>
         </w:rPr>
-        <w:t>Etapa 10 — Como desligar e ligar novamente</w:t>
+        <w:t>Etapa 8 — Abrir o sistema no navegador</w:t>
       </w:r>
     </w:p>
     <w:p>
@@ -3313,7 +3270,7 @@
         <w:spacing w:after="120"/>
       </w:pPr>
       <w:r>
-        <w:t>Para desligar o sistema: clique na janela do PowerShell onde ele está rodando e pressione as teclas Ctrl + C ao mesmo tempo. Para desligar o banco de dados, ainda na pasta do backend, digite:</w:t>
+        <w:t>Abra o navegador (Chrome, Edge ou Firefox) e, na barra de endereços, digite:</w:t>
       </w:r>
     </w:p>
     <w:p>
@@ -3327,7 +3284,7 @@
           <w:sz w:val="18"/>
           <w:szCs w:val="18"/>
         </w:rPr>
-        <w:t>docker compose down</w:t>
+        <w:t>http://localhost:8080</w:t>
       </w:r>
     </w:p>
     <w:p>
@@ -3335,7 +3292,7 @@
         <w:spacing w:after="120"/>
       </w:pPr>
       <w:r>
-        <w:t>Para ligar de novo no futuro: abra o Docker Desktop e repita as Etapas 5 e 7. Não é preciso repetir a Etapa 6, pois ela só precisa ser feita uma vez.</w:t>
+        <w:t>A tela inicial do 0FUMO deve aparecer.</w:t>
       </w:r>
     </w:p>
     <w:p>
@@ -3347,6 +3304,108 @@
           <w:b/>
           <w:bCs/>
         </w:rPr>
+        <w:t>Etapa 9 — Testar se está tudo funcionando</w:t>
+      </w:r>
+    </w:p>
+    <w:p>
+      <w:pPr>
+        <w:spacing w:after="120"/>
+      </w:pPr>
+      <w:r>
+        <w:t>Faça este teste rápido para confirmar:</w:t>
+      </w:r>
+    </w:p>
+    <w:p>
+      <w:pPr>
+        <w:spacing w:after="40"/>
+      </w:pPr>
+      <w:r>
+        <w:t>–  Clique em criar conta (ou acesse http://localhost:8080/register.html) e cadastre-se com nome, e-mail e uma senha de pelo menos 8 caracteres.</w:t>
+      </w:r>
+    </w:p>
+    <w:p>
+      <w:pPr>
+        <w:spacing w:after="40"/>
+      </w:pPr>
+      <w:r>
+        <w:t>–  Preencha a avaliação inicial que aparece logo após o cadastro.</w:t>
+      </w:r>
+    </w:p>
+    <w:p>
+      <w:pPr>
+        <w:spacing w:after="40"/>
+      </w:pPr>
+      <w:r>
+        <w:t>–  No painel, vá até a página de eventos e registre um evento.</w:t>
+      </w:r>
+    </w:p>
+    <w:p>
+      <w:pPr>
+        <w:spacing w:after="40"/>
+      </w:pPr>
+      <w:r>
+        <w:t>–  Saia (logout) e entre novamente com o mesmo e-mail e senha.</w:t>
+      </w:r>
+    </w:p>
+    <w:p>
+      <w:pPr>
+        <w:spacing w:after="120"/>
+      </w:pPr>
+      <w:r>
+        <w:t>Se todos esses passos funcionarem, a instalação foi concluída com sucesso.</w:t>
+      </w:r>
+    </w:p>
+    <w:p>
+      <w:pPr>
+        <w:spacing w:before="180" w:after="60"/>
+      </w:pPr>
+      <w:r>
+        <w:rPr>
+          <w:b/>
+          <w:bCs/>
+        </w:rPr>
+        <w:t>Etapa 10 — Como desligar e ligar novamente</w:t>
+      </w:r>
+    </w:p>
+    <w:p>
+      <w:pPr>
+        <w:spacing w:after="120"/>
+      </w:pPr>
+      <w:r>
+        <w:t>Para desligar o sistema: clique na janela do PowerShell onde ele está rodando e pressione as teclas Ctrl + C ao mesmo tempo. Para desligar o banco de dados, ainda na pasta do backend, digite:</w:t>
+      </w:r>
+    </w:p>
+    <w:p>
+      <w:pPr>
+        <w:shd w:val="clear" w:color="auto" w:fill="F2F3F5"/>
+        <w:spacing w:after="40"/>
+      </w:pPr>
+      <w:r>
+        <w:rPr>
+          <w:rFonts w:ascii="Consolas" w:hAnsi="Consolas" w:cs="Consolas"/>
+          <w:sz w:val="18"/>
+          <w:szCs w:val="18"/>
+        </w:rPr>
+        <w:t>docker compose down</w:t>
+      </w:r>
+    </w:p>
+    <w:p>
+      <w:pPr>
+        <w:spacing w:after="120"/>
+      </w:pPr>
+      <w:r>
+        <w:t>Para ligar de novo no futuro: abra o Docker Desktop e repita as Etapas 5 e 7. Não é preciso repetir a Etapa 6, pois ela só precisa ser feita uma vez.</w:t>
+      </w:r>
+    </w:p>
+    <w:p>
+      <w:pPr>
+        <w:spacing w:before="180" w:after="60"/>
+      </w:pPr>
+      <w:r>
+        <w:rPr>
+          <w:b/>
+          <w:bCs/>
+        </w:rPr>
         <w:t>Solução de problemas</w:t>
       </w:r>
     </w:p>
@@ -3396,6 +3455,14 @@
       </w:pPr>
       <w:r>
         <w:t>–  Mensagem dizendo que a porta 8080 está em uso: outro programa está usando essa porta. Feche esse programa ou peça ajuda à equipe para alterar a porta do sistema.</w:t>
+      </w:r>
+    </w:p>
+    <w:p>
+      <w:pPr>
+        <w:spacing w:after="40"/>
+      </w:pPr>
+      <w:r>
+        <w:t>–  Ao abrir http://localhost:8080 a página fica em branco ou não abre nada: as telas do frontend não foram copiadas para dentro do backend. Confirme com o comando dir src\main\resources\static (deve listar index.html, css e js). Se estiver vazio, refaça a Etapa 6 e, em seguida, reinicie o sistema (pare com Ctrl + C e rode a Etapa 7 novamente). Dica: no log de inicialização, a linha "Copying 1 resource" indica que as telas NÃO foram incluídas.</w:t>
       </w:r>
     </w:p>
     <w:p>
@@ -3417,7 +3484,7 @@
         </w:numPr>
         <w:ind w:left="0" w:firstLine="0"/>
       </w:pPr>
-      <w:bookmarkStart w:id="13" w:name="_Toc487620803"/>
+      <w:bookmarkStart w:id="13" w:name="_Toc231739422"/>
       <w:r>
         <w:t>Treinamento e suporte</w:t>
       </w:r>
@@ -3934,7 +4001,7 @@
               <v:shape id="_x0000_i1025" type="#_x0000_t75" style="width:61.5pt;height:34.5pt">
                 <v:imagedata r:id="rId1" o:title=""/>
               </v:shape>
-              <o:OLEObject Type="Embed" ProgID="Word.Picture.8" ShapeID="_x0000_i1025" DrawAspect="Content" ObjectID="_1842350079" r:id="rId2"/>
+              <o:OLEObject Type="Embed" ProgID="Word.Picture.8" ShapeID="_x0000_i1025" DrawAspect="Content" ObjectID="_1842352152" r:id="rId2"/>
             </w:object>
           </w:r>
         </w:p>
@@ -5560,11 +5627,11 @@
   </w:compat>
   <w:rsids>
     <w:rsidRoot w:val="00E05AB8"/>
-    <w:rsid w:val="006A10AE"/>
+    <w:rsid w:val="003A267E"/>
+    <w:rsid w:val="006B619B"/>
     <w:rsid w:val="006F4B0B"/>
-    <w:rsid w:val="00931D31"/>
+    <w:rsid w:val="00AD699A"/>
     <w:rsid w:val="00E05AB8"/>
-    <w:rsid w:val="00E81C37"/>
   </w:rsids>
   <m:mathPr>
     <m:mathFont m:val="Cambria Math"/>

--- a/3.Implementacao/0FUMO - Guia de Implantação.docx
+++ b/3.Implementacao/0FUMO - Guia de Implantação.docx
@@ -70,11 +70,21 @@
     <w:p/>
     <w:p>
       <w:pPr>
+        <w:tabs>
+          <w:tab w:val="left" w:pos="4184"/>
+        </w:tabs>
+        <w:jc w:val="center"/>
+        <w:rPr>
+          <w:i/>
+        </w:rPr>
+      </w:pPr>
+      <w:r>
         <w:rPr>
           <w:i/>
           <w:color w:val="0000FF"/>
         </w:rPr>
-      </w:pPr>
+        <w:t>[A figura a cima serve de modelo para templates. Para clientes, alterar com a marca do cliente]</w:t>
+      </w:r>
     </w:p>
     <w:p>
       <w:r>
@@ -895,10 +905,7 @@
               <w:pStyle w:val="Instruo"/>
             </w:pPr>
             <w:r>
-              <w:t xml:space="preserve">Versão </w:t>
-            </w:r>
-            <w:r>
-              <w:t>inicial do Guia de Implantacao.</w:t>
+              <w:t>Versão inicial do Guia de Implantacao.</w:t>
             </w:r>
           </w:p>
         </w:tc>
@@ -918,7 +925,7 @@
       </w:tr>
       <w:tr>
         <w:trPr>
-          <w:trHeight w:val="417"/>
+          <w:trHeight w:val="284"/>
         </w:trPr>
         <w:tc>
           <w:tcPr>
@@ -927,10 +934,6 @@
           <w:p>
             <w:pPr>
               <w:jc w:val="left"/>
-              <w:rPr>
-                <w:i/>
-                <w:color w:val="0000FF"/>
-              </w:rPr>
             </w:pPr>
             <w:r>
               <w:rPr>
@@ -948,24 +951,159 @@
           <w:p>
             <w:pPr>
               <w:jc w:val="left"/>
-              <w:rPr>
-                <w:i/>
-                <w:color w:val="0000FF"/>
-              </w:rPr>
             </w:pPr>
             <w:r>
               <w:rPr>
                 <w:i/>
                 <w:color w:val="0000FF"/>
               </w:rPr>
-              <w:t>0.0.</w:t>
+              <w:t>0.0.2</w:t>
             </w:r>
+          </w:p>
+        </w:tc>
+        <w:tc>
+          <w:tcPr>
+            <w:tcW w:w="4680" w:type="dxa"/>
+          </w:tcPr>
+          <w:p>
+            <w:pPr>
+              <w:jc w:val="left"/>
+            </w:pPr>
             <w:r>
               <w:rPr>
                 <w:i/>
                 <w:color w:val="0000FF"/>
               </w:rPr>
-              <w:t>2</w:t>
+              <w:t>Inserido o guia de configuracao da variavel JAVA_HOME.</w:t>
+            </w:r>
+          </w:p>
+        </w:tc>
+        <w:tc>
+          <w:tcPr>
+            <w:tcW w:w="2410" w:type="dxa"/>
+          </w:tcPr>
+          <w:p>
+            <w:pPr>
+              <w:jc w:val="left"/>
+            </w:pPr>
+            <w:r>
+              <w:rPr>
+                <w:i/>
+                <w:color w:val="0000FF"/>
+              </w:rPr>
+              <w:t>Mateus Zerbini</w:t>
+            </w:r>
+          </w:p>
+        </w:tc>
+      </w:tr>
+      <w:tr>
+        <w:trPr>
+          <w:trHeight w:val="284"/>
+        </w:trPr>
+        <w:tc>
+          <w:tcPr>
+            <w:tcW w:w="1550" w:type="dxa"/>
+          </w:tcPr>
+          <w:p>
+            <w:pPr>
+              <w:jc w:val="left"/>
+            </w:pPr>
+            <w:r>
+              <w:rPr>
+                <w:i/>
+                <w:color w:val="0000FF"/>
+              </w:rPr>
+              <w:t>07/06/2026</w:t>
+            </w:r>
+          </w:p>
+        </w:tc>
+        <w:tc>
+          <w:tcPr>
+            <w:tcW w:w="1080" w:type="dxa"/>
+          </w:tcPr>
+          <w:p>
+            <w:pPr>
+              <w:jc w:val="left"/>
+            </w:pPr>
+            <w:r>
+              <w:rPr>
+                <w:i/>
+                <w:color w:val="0000FF"/>
+              </w:rPr>
+              <w:t>0.0.3</w:t>
+            </w:r>
+          </w:p>
+        </w:tc>
+        <w:tc>
+          <w:tcPr>
+            <w:tcW w:w="4680" w:type="dxa"/>
+          </w:tcPr>
+          <w:p>
+            <w:pPr>
+              <w:jc w:val="left"/>
+            </w:pPr>
+            <w:r>
+              <w:rPr>
+                <w:i/>
+                <w:color w:val="0000FF"/>
+              </w:rPr>
+              <w:t>Corrigido problemas em relacao ao download do Java 21.</w:t>
+            </w:r>
+          </w:p>
+        </w:tc>
+        <w:tc>
+          <w:tcPr>
+            <w:tcW w:w="2410" w:type="dxa"/>
+          </w:tcPr>
+          <w:p>
+            <w:pPr>
+              <w:jc w:val="left"/>
+            </w:pPr>
+            <w:r>
+              <w:rPr>
+                <w:i/>
+                <w:color w:val="0000FF"/>
+              </w:rPr>
+              <w:t>Mateus Zerbini</w:t>
+            </w:r>
+          </w:p>
+        </w:tc>
+      </w:tr>
+      <w:tr>
+        <w:trPr>
+          <w:trHeight w:val="284"/>
+        </w:trPr>
+        <w:tc>
+          <w:tcPr>
+            <w:tcW w:w="1550" w:type="dxa"/>
+          </w:tcPr>
+          <w:p>
+            <w:pPr>
+              <w:jc w:val="left"/>
+            </w:pPr>
+            <w:r>
+              <w:rPr>
+                <w:i/>
+                <w:color w:val="0000FF"/>
+              </w:rPr>
+              <w:t>07/06/2026</w:t>
+            </w:r>
+          </w:p>
+        </w:tc>
+        <w:tc>
+          <w:tcPr>
+            <w:tcW w:w="1080" w:type="dxa"/>
+          </w:tcPr>
+          <w:p>
+            <w:pPr>
+              <w:jc w:val="left"/>
+            </w:pPr>
+            <w:r>
+              <w:rPr>
+                <w:i/>
+                <w:color w:val="0000FF"/>
+              </w:rPr>
+              <w:t>0.0.4</w:t>
             </w:r>
           </w:p>
         </w:tc>
@@ -986,7 +1124,7 @@
                 <w:i/>
                 <w:color w:val="0000FF"/>
               </w:rPr>
-              <w:t>Inserido o guia de configuracao da variavel JAVA_HOME.</w:t>
+              <w:t>Inserido mais um passo na configuracao da variavel JAVA_HOME.</w:t>
             </w:r>
           </w:p>
         </w:tc>
@@ -997,10 +1135,6 @@
           <w:p>
             <w:pPr>
               <w:jc w:val="left"/>
-              <w:rPr>
-                <w:i/>
-                <w:color w:val="0000FF"/>
-              </w:rPr>
             </w:pPr>
             <w:r>
               <w:rPr>
@@ -1061,103 +1195,7 @@
                 <w:i/>
                 <w:color w:val="0000FF"/>
               </w:rPr>
-              <w:t>3</w:t>
-            </w:r>
-          </w:p>
-        </w:tc>
-        <w:tc>
-          <w:tcPr>
-            <w:tcW w:w="4680" w:type="dxa"/>
-          </w:tcPr>
-          <w:p>
-            <w:pPr>
-              <w:jc w:val="left"/>
-              <w:rPr>
-                <w:i/>
-                <w:color w:val="0000FF"/>
-              </w:rPr>
-            </w:pPr>
-            <w:r>
-              <w:rPr>
-                <w:i/>
-                <w:color w:val="0000FF"/>
-              </w:rPr>
-              <w:t>Corrigido problemas em relacao ao download do Java 21.</w:t>
-            </w:r>
-          </w:p>
-        </w:tc>
-        <w:tc>
-          <w:tcPr>
-            <w:tcW w:w="2410" w:type="dxa"/>
-          </w:tcPr>
-          <w:p>
-            <w:pPr>
-              <w:jc w:val="left"/>
-              <w:rPr>
-                <w:i/>
-                <w:color w:val="0000FF"/>
-              </w:rPr>
-            </w:pPr>
-            <w:r>
-              <w:rPr>
-                <w:i/>
-                <w:color w:val="0000FF"/>
-              </w:rPr>
-              <w:t>Mateus Zerbini</w:t>
-            </w:r>
-          </w:p>
-        </w:tc>
-      </w:tr>
-      <w:tr>
-        <w:trPr>
-          <w:trHeight w:val="284"/>
-        </w:trPr>
-        <w:tc>
-          <w:tcPr>
-            <w:tcW w:w="1550" w:type="dxa"/>
-          </w:tcPr>
-          <w:p>
-            <w:pPr>
-              <w:jc w:val="left"/>
-              <w:rPr>
-                <w:i/>
-                <w:color w:val="0000FF"/>
-              </w:rPr>
-            </w:pPr>
-            <w:r>
-              <w:rPr>
-                <w:i/>
-                <w:color w:val="0000FF"/>
-              </w:rPr>
-              <w:t>07/06/2026</w:t>
-            </w:r>
-          </w:p>
-        </w:tc>
-        <w:tc>
-          <w:tcPr>
-            <w:tcW w:w="1080" w:type="dxa"/>
-          </w:tcPr>
-          <w:p>
-            <w:pPr>
-              <w:jc w:val="left"/>
-              <w:rPr>
-                <w:i/>
-                <w:color w:val="0000FF"/>
-              </w:rPr>
-            </w:pPr>
-            <w:r>
-              <w:rPr>
-                <w:i/>
-                <w:color w:val="0000FF"/>
-              </w:rPr>
-              <w:t>0.0.</w:t>
-            </w:r>
-            <w:r>
-              <w:rPr>
-                <w:i/>
-                <w:color w:val="0000FF"/>
-              </w:rPr>
-              <w:t>4</w:t>
+              <w:t>5</w:t>
             </w:r>
           </w:p>
         </w:tc>
@@ -1226,11 +1264,9 @@
           <w:rFonts w:asciiTheme="minorHAnsi" w:eastAsiaTheme="minorEastAsia" w:hAnsiTheme="minorHAnsi" w:cstheme="minorBidi"/>
           <w:bCs w:val="0"/>
           <w:caps w:val="0"/>
-          <w:kern w:val="2"/>
-          <w:sz w:val="24"/>
-          <w:szCs w:val="24"/>
-          <w:lang w:val="en-US"/>
-          <w14:ligatures w14:val="standardContextual"/>
+          <w:sz w:val="22"/>
+          <w:szCs w:val="22"/>
+          <w:lang w:eastAsia="pt-BR"/>
         </w:rPr>
       </w:pPr>
       <w:r>
@@ -1251,7 +1287,7 @@
         </w:rPr>
         <w:fldChar w:fldCharType="separate"/>
       </w:r>
-      <w:hyperlink w:anchor="_Toc231739411" w:history="1">
+      <w:hyperlink w:anchor="_Toc487620792" w:history="1">
         <w:r>
           <w:rPr>
             <w:rStyle w:val="Hyperlink"/>
@@ -1274,7 +1310,7 @@
           <w:rPr>
             <w:webHidden/>
           </w:rPr>
-          <w:instrText xml:space="preserve"> PAGEREF _Toc231739411 \h </w:instrText>
+          <w:instrText xml:space="preserve"> PAGEREF _Toc487620792 \h </w:instrText>
         </w:r>
         <w:r>
           <w:rPr>
@@ -1307,14 +1343,12 @@
         <w:rPr>
           <w:rFonts w:asciiTheme="minorHAnsi" w:eastAsiaTheme="minorEastAsia" w:hAnsiTheme="minorHAnsi" w:cstheme="minorBidi"/>
           <w:bCs w:val="0"/>
-          <w:kern w:val="2"/>
-          <w:sz w:val="24"/>
-          <w:szCs w:val="24"/>
-          <w:lang w:val="en-US"/>
-          <w14:ligatures w14:val="standardContextual"/>
-        </w:rPr>
-      </w:pPr>
-      <w:hyperlink w:anchor="_Toc231739412" w:history="1">
+          <w:sz w:val="22"/>
+          <w:szCs w:val="22"/>
+          <w:lang w:eastAsia="pt-BR"/>
+        </w:rPr>
+      </w:pPr>
+      <w:hyperlink w:anchor="_Toc487620793" w:history="1">
         <w:r>
           <w:rPr>
             <w:rStyle w:val="Hyperlink"/>
@@ -1337,7 +1371,7 @@
           <w:rPr>
             <w:webHidden/>
           </w:rPr>
-          <w:instrText xml:space="preserve"> PAGEREF _Toc231739412 \h </w:instrText>
+          <w:instrText xml:space="preserve"> PAGEREF _Toc487620793 \h </w:instrText>
         </w:r>
         <w:r>
           <w:rPr>
@@ -1371,14 +1405,12 @@
           <w:rFonts w:asciiTheme="minorHAnsi" w:eastAsiaTheme="minorEastAsia" w:hAnsiTheme="minorHAnsi" w:cstheme="minorBidi"/>
           <w:bCs w:val="0"/>
           <w:caps w:val="0"/>
-          <w:kern w:val="2"/>
-          <w:sz w:val="24"/>
-          <w:szCs w:val="24"/>
-          <w:lang w:val="en-US"/>
-          <w14:ligatures w14:val="standardContextual"/>
-        </w:rPr>
-      </w:pPr>
-      <w:hyperlink w:anchor="_Toc231739413" w:history="1">
+          <w:sz w:val="22"/>
+          <w:szCs w:val="22"/>
+          <w:lang w:eastAsia="pt-BR"/>
+        </w:rPr>
+      </w:pPr>
+      <w:hyperlink w:anchor="_Toc487620794" w:history="1">
         <w:r>
           <w:rPr>
             <w:rStyle w:val="Hyperlink"/>
@@ -1401,7 +1433,7 @@
           <w:rPr>
             <w:webHidden/>
           </w:rPr>
-          <w:instrText xml:space="preserve"> PAGEREF _Toc231739413 \h </w:instrText>
+          <w:instrText xml:space="preserve"> PAGEREF _Toc487620794 \h </w:instrText>
         </w:r>
         <w:r>
           <w:rPr>
@@ -1434,14 +1466,12 @@
         <w:rPr>
           <w:rFonts w:asciiTheme="minorHAnsi" w:eastAsiaTheme="minorEastAsia" w:hAnsiTheme="minorHAnsi" w:cstheme="minorBidi"/>
           <w:bCs w:val="0"/>
-          <w:kern w:val="2"/>
-          <w:sz w:val="24"/>
-          <w:szCs w:val="24"/>
-          <w:lang w:val="en-US"/>
-          <w14:ligatures w14:val="standardContextual"/>
-        </w:rPr>
-      </w:pPr>
-      <w:hyperlink w:anchor="_Toc231739414" w:history="1">
+          <w:sz w:val="22"/>
+          <w:szCs w:val="22"/>
+          <w:lang w:eastAsia="pt-BR"/>
+        </w:rPr>
+      </w:pPr>
+      <w:hyperlink w:anchor="_Toc487620795" w:history="1">
         <w:r>
           <w:rPr>
             <w:rStyle w:val="Hyperlink"/>
@@ -1465,7 +1495,7 @@
           <w:rPr>
             <w:webHidden/>
           </w:rPr>
-          <w:instrText xml:space="preserve"> PAGEREF _Toc231739414 \h </w:instrText>
+          <w:instrText xml:space="preserve"> PAGEREF _Toc487620795 \h </w:instrText>
         </w:r>
         <w:r>
           <w:rPr>
@@ -1498,14 +1528,12 @@
         <w:rPr>
           <w:rFonts w:asciiTheme="minorHAnsi" w:eastAsiaTheme="minorEastAsia" w:hAnsiTheme="minorHAnsi" w:cstheme="minorBidi"/>
           <w:bCs w:val="0"/>
-          <w:kern w:val="2"/>
-          <w:sz w:val="24"/>
-          <w:szCs w:val="24"/>
-          <w:lang w:val="en-US"/>
-          <w14:ligatures w14:val="standardContextual"/>
-        </w:rPr>
-      </w:pPr>
-      <w:hyperlink w:anchor="_Toc231739415" w:history="1">
+          <w:sz w:val="22"/>
+          <w:szCs w:val="22"/>
+          <w:lang w:eastAsia="pt-BR"/>
+        </w:rPr>
+      </w:pPr>
+      <w:hyperlink w:anchor="_Toc487620796" w:history="1">
         <w:r>
           <w:rPr>
             <w:rStyle w:val="Hyperlink"/>
@@ -1529,7 +1557,7 @@
           <w:rPr>
             <w:webHidden/>
           </w:rPr>
-          <w:instrText xml:space="preserve"> PAGEREF _Toc231739415 \h </w:instrText>
+          <w:instrText xml:space="preserve"> PAGEREF _Toc487620796 \h </w:instrText>
         </w:r>
         <w:r>
           <w:rPr>
@@ -1563,14 +1591,12 @@
           <w:rFonts w:asciiTheme="minorHAnsi" w:eastAsiaTheme="minorEastAsia" w:hAnsiTheme="minorHAnsi" w:cstheme="minorBidi"/>
           <w:bCs w:val="0"/>
           <w:caps w:val="0"/>
-          <w:kern w:val="2"/>
-          <w:sz w:val="24"/>
-          <w:szCs w:val="24"/>
-          <w:lang w:val="en-US"/>
-          <w14:ligatures w14:val="standardContextual"/>
-        </w:rPr>
-      </w:pPr>
-      <w:hyperlink w:anchor="_Toc231739416" w:history="1">
+          <w:sz w:val="22"/>
+          <w:szCs w:val="22"/>
+          <w:lang w:eastAsia="pt-BR"/>
+        </w:rPr>
+      </w:pPr>
+      <w:hyperlink w:anchor="_Toc487620797" w:history="1">
         <w:r>
           <w:rPr>
             <w:rStyle w:val="Hyperlink"/>
@@ -1593,7 +1619,7 @@
           <w:rPr>
             <w:webHidden/>
           </w:rPr>
-          <w:instrText xml:space="preserve"> PAGEREF _Toc231739416 \h </w:instrText>
+          <w:instrText xml:space="preserve"> PAGEREF _Toc487620797 \h </w:instrText>
         </w:r>
         <w:r>
           <w:rPr>
@@ -1610,7 +1636,7 @@
           <w:rPr>
             <w:webHidden/>
           </w:rPr>
-          <w:t>5</w:t>
+          <w:t>4</w:t>
         </w:r>
         <w:r>
           <w:rPr>
@@ -1626,14 +1652,12 @@
         <w:rPr>
           <w:rFonts w:asciiTheme="minorHAnsi" w:eastAsiaTheme="minorEastAsia" w:hAnsiTheme="minorHAnsi" w:cstheme="minorBidi"/>
           <w:bCs w:val="0"/>
-          <w:kern w:val="2"/>
-          <w:sz w:val="24"/>
-          <w:szCs w:val="24"/>
-          <w:lang w:val="en-US"/>
-          <w14:ligatures w14:val="standardContextual"/>
-        </w:rPr>
-      </w:pPr>
-      <w:hyperlink w:anchor="_Toc231739417" w:history="1">
+          <w:sz w:val="22"/>
+          <w:szCs w:val="22"/>
+          <w:lang w:eastAsia="pt-BR"/>
+        </w:rPr>
+      </w:pPr>
+      <w:hyperlink w:anchor="_Toc487620798" w:history="1">
         <w:r>
           <w:rPr>
             <w:rStyle w:val="Hyperlink"/>
@@ -1657,7 +1681,7 @@
           <w:rPr>
             <w:webHidden/>
           </w:rPr>
-          <w:instrText xml:space="preserve"> PAGEREF _Toc231739417 \h </w:instrText>
+          <w:instrText xml:space="preserve"> PAGEREF _Toc487620798 \h </w:instrText>
         </w:r>
         <w:r>
           <w:rPr>
@@ -1674,7 +1698,7 @@
           <w:rPr>
             <w:webHidden/>
           </w:rPr>
-          <w:t>5</w:t>
+          <w:t>4</w:t>
         </w:r>
         <w:r>
           <w:rPr>
@@ -1690,14 +1714,12 @@
         <w:rPr>
           <w:rFonts w:asciiTheme="minorHAnsi" w:eastAsiaTheme="minorEastAsia" w:hAnsiTheme="minorHAnsi" w:cstheme="minorBidi"/>
           <w:bCs w:val="0"/>
-          <w:kern w:val="2"/>
-          <w:sz w:val="24"/>
-          <w:szCs w:val="24"/>
-          <w:lang w:val="en-US"/>
-          <w14:ligatures w14:val="standardContextual"/>
-        </w:rPr>
-      </w:pPr>
-      <w:hyperlink w:anchor="_Toc231739418" w:history="1">
+          <w:sz w:val="22"/>
+          <w:szCs w:val="22"/>
+          <w:lang w:eastAsia="pt-BR"/>
+        </w:rPr>
+      </w:pPr>
+      <w:hyperlink w:anchor="_Toc487620799" w:history="1">
         <w:r>
           <w:rPr>
             <w:rStyle w:val="Hyperlink"/>
@@ -1721,7 +1743,7 @@
           <w:rPr>
             <w:webHidden/>
           </w:rPr>
-          <w:instrText xml:space="preserve"> PAGEREF _Toc231739418 \h </w:instrText>
+          <w:instrText xml:space="preserve"> PAGEREF _Toc487620799 \h </w:instrText>
         </w:r>
         <w:r>
           <w:rPr>
@@ -1738,7 +1760,7 @@
           <w:rPr>
             <w:webHidden/>
           </w:rPr>
-          <w:t>5</w:t>
+          <w:t>4</w:t>
         </w:r>
         <w:r>
           <w:rPr>
@@ -1754,14 +1776,12 @@
         <w:rPr>
           <w:rFonts w:asciiTheme="minorHAnsi" w:eastAsiaTheme="minorEastAsia" w:hAnsiTheme="minorHAnsi" w:cstheme="minorBidi"/>
           <w:bCs w:val="0"/>
-          <w:kern w:val="2"/>
-          <w:sz w:val="24"/>
-          <w:szCs w:val="24"/>
-          <w:lang w:val="en-US"/>
-          <w14:ligatures w14:val="standardContextual"/>
-        </w:rPr>
-      </w:pPr>
-      <w:hyperlink w:anchor="_Toc231739419" w:history="1">
+          <w:sz w:val="22"/>
+          <w:szCs w:val="22"/>
+          <w:lang w:eastAsia="pt-BR"/>
+        </w:rPr>
+      </w:pPr>
+      <w:hyperlink w:anchor="_Toc487620800" w:history="1">
         <w:r>
           <w:rPr>
             <w:rStyle w:val="Hyperlink"/>
@@ -1785,7 +1805,7 @@
           <w:rPr>
             <w:webHidden/>
           </w:rPr>
-          <w:instrText xml:space="preserve"> PAGEREF _Toc231739419 \h </w:instrText>
+          <w:instrText xml:space="preserve"> PAGEREF _Toc487620800 \h </w:instrText>
         </w:r>
         <w:r>
           <w:rPr>
@@ -1802,7 +1822,7 @@
           <w:rPr>
             <w:webHidden/>
           </w:rPr>
-          <w:t>5</w:t>
+          <w:t>4</w:t>
         </w:r>
         <w:r>
           <w:rPr>
@@ -1818,14 +1838,12 @@
         <w:rPr>
           <w:rFonts w:asciiTheme="minorHAnsi" w:eastAsiaTheme="minorEastAsia" w:hAnsiTheme="minorHAnsi" w:cstheme="minorBidi"/>
           <w:bCs w:val="0"/>
-          <w:kern w:val="2"/>
-          <w:sz w:val="24"/>
-          <w:szCs w:val="24"/>
-          <w:lang w:val="en-US"/>
-          <w14:ligatures w14:val="standardContextual"/>
-        </w:rPr>
-      </w:pPr>
-      <w:hyperlink w:anchor="_Toc231739420" w:history="1">
+          <w:sz w:val="22"/>
+          <w:szCs w:val="22"/>
+          <w:lang w:eastAsia="pt-BR"/>
+        </w:rPr>
+      </w:pPr>
+      <w:hyperlink w:anchor="_Toc487620801" w:history="1">
         <w:r>
           <w:rPr>
             <w:rStyle w:val="Hyperlink"/>
@@ -1849,7 +1867,7 @@
           <w:rPr>
             <w:webHidden/>
           </w:rPr>
-          <w:instrText xml:space="preserve"> PAGEREF _Toc231739420 \h </w:instrText>
+          <w:instrText xml:space="preserve"> PAGEREF _Toc487620801 \h </w:instrText>
         </w:r>
         <w:r>
           <w:rPr>
@@ -1883,14 +1901,12 @@
           <w:rFonts w:asciiTheme="minorHAnsi" w:eastAsiaTheme="minorEastAsia" w:hAnsiTheme="minorHAnsi" w:cstheme="minorBidi"/>
           <w:bCs w:val="0"/>
           <w:caps w:val="0"/>
-          <w:kern w:val="2"/>
-          <w:sz w:val="24"/>
-          <w:szCs w:val="24"/>
-          <w:lang w:val="en-US"/>
-          <w14:ligatures w14:val="standardContextual"/>
-        </w:rPr>
-      </w:pPr>
-      <w:hyperlink w:anchor="_Toc231739421" w:history="1">
+          <w:sz w:val="22"/>
+          <w:szCs w:val="22"/>
+          <w:lang w:eastAsia="pt-BR"/>
+        </w:rPr>
+      </w:pPr>
+      <w:hyperlink w:anchor="_Toc487620802" w:history="1">
         <w:r>
           <w:rPr>
             <w:rStyle w:val="Hyperlink"/>
@@ -1913,7 +1929,7 @@
           <w:rPr>
             <w:webHidden/>
           </w:rPr>
-          <w:instrText xml:space="preserve"> PAGEREF _Toc231739421 \h </w:instrText>
+          <w:instrText xml:space="preserve"> PAGEREF _Toc487620802 \h </w:instrText>
         </w:r>
         <w:r>
           <w:rPr>
@@ -1947,14 +1963,12 @@
           <w:rFonts w:asciiTheme="minorHAnsi" w:eastAsiaTheme="minorEastAsia" w:hAnsiTheme="minorHAnsi" w:cstheme="minorBidi"/>
           <w:bCs w:val="0"/>
           <w:caps w:val="0"/>
-          <w:kern w:val="2"/>
-          <w:sz w:val="24"/>
-          <w:szCs w:val="24"/>
-          <w:lang w:val="en-US"/>
-          <w14:ligatures w14:val="standardContextual"/>
-        </w:rPr>
-      </w:pPr>
-      <w:hyperlink w:anchor="_Toc231739422" w:history="1">
+          <w:sz w:val="22"/>
+          <w:szCs w:val="22"/>
+          <w:lang w:eastAsia="pt-BR"/>
+        </w:rPr>
+      </w:pPr>
+      <w:hyperlink w:anchor="_Toc487620803" w:history="1">
         <w:r>
           <w:rPr>
             <w:rStyle w:val="Hyperlink"/>
@@ -1977,7 +1991,7 @@
           <w:rPr>
             <w:webHidden/>
           </w:rPr>
-          <w:instrText xml:space="preserve"> PAGEREF _Toc231739422 \h </w:instrText>
+          <w:instrText xml:space="preserve"> PAGEREF _Toc487620803 \h </w:instrText>
         </w:r>
         <w:r>
           <w:rPr>
@@ -1994,7 +2008,7 @@
           <w:rPr>
             <w:webHidden/>
           </w:rPr>
-          <w:t>9</w:t>
+          <w:t>5</w:t>
         </w:r>
         <w:r>
           <w:rPr>
@@ -2022,7 +2036,7 @@
         <w:br w:type="page"/>
       </w:r>
       <w:bookmarkStart w:id="0" w:name="_Toc104341857"/>
-      <w:bookmarkStart w:id="1" w:name="_Toc231739411"/>
+      <w:bookmarkStart w:id="1" w:name="_Toc487620792"/>
       <w:r>
         <w:lastRenderedPageBreak/>
         <w:t>Introdução</w:t>
@@ -2064,7 +2078,7 @@
         <w:ind w:left="0" w:firstLine="0"/>
       </w:pPr>
       <w:bookmarkStart w:id="2" w:name="_Toc104341861"/>
-      <w:bookmarkStart w:id="3" w:name="_Toc231739412"/>
+      <w:bookmarkStart w:id="3" w:name="_Toc487620793"/>
       <w:r>
         <w:t>Referências</w:t>
       </w:r>
@@ -2120,7 +2134,7 @@
         </w:numPr>
         <w:ind w:left="0" w:firstLine="0"/>
       </w:pPr>
-      <w:bookmarkStart w:id="4" w:name="_Toc231739413"/>
+      <w:bookmarkStart w:id="4" w:name="_Toc487620794"/>
       <w:r>
         <w:t>Planejamento de Implantação</w:t>
       </w:r>
@@ -2146,7 +2160,7 @@
           <w:lang w:val="pt-PT"/>
         </w:rPr>
       </w:pPr>
-      <w:bookmarkStart w:id="5" w:name="_Toc231739414"/>
+      <w:bookmarkStart w:id="5" w:name="_Toc487620795"/>
       <w:r>
         <w:rPr>
           <w:lang w:val="pt-PT"/>
@@ -2197,7 +2211,7 @@
           <w:lang w:val="pt-PT"/>
         </w:rPr>
       </w:pPr>
-      <w:bookmarkStart w:id="6" w:name="_Toc231739415"/>
+      <w:bookmarkStart w:id="6" w:name="_Toc487620796"/>
       <w:r>
         <w:rPr>
           <w:lang w:val="pt-PT"/>
@@ -2277,7 +2291,7 @@
         </w:numPr>
         <w:ind w:left="0" w:firstLine="0"/>
       </w:pPr>
-      <w:bookmarkStart w:id="7" w:name="_Toc231739416"/>
+      <w:bookmarkStart w:id="7" w:name="_Toc487620797"/>
       <w:r>
         <w:lastRenderedPageBreak/>
         <w:t>Recursos NECESSÁRIOS PARA IMPLANTAR O PRODUTO</w:t>
@@ -2304,7 +2318,7 @@
           <w:lang w:val="pt-PT"/>
         </w:rPr>
       </w:pPr>
-      <w:bookmarkStart w:id="8" w:name="_Toc231739417"/>
+      <w:bookmarkStart w:id="8" w:name="_Toc487620798"/>
       <w:r>
         <w:rPr>
           <w:lang w:val="pt-PT"/>
@@ -2333,7 +2347,7 @@
           <w:lang w:val="pt-PT"/>
         </w:rPr>
       </w:pPr>
-      <w:bookmarkStart w:id="9" w:name="_Toc231739418"/>
+      <w:bookmarkStart w:id="9" w:name="_Toc487620799"/>
       <w:r>
         <w:rPr>
           <w:lang w:val="pt-PT"/>
@@ -2394,7 +2408,7 @@
           <w:lang w:val="pt-PT"/>
         </w:rPr>
       </w:pPr>
-      <w:bookmarkStart w:id="10" w:name="_Toc231739419"/>
+      <w:bookmarkStart w:id="10" w:name="_Toc487620800"/>
       <w:r>
         <w:rPr>
           <w:lang w:val="pt-PT"/>
@@ -2455,7 +2469,7 @@
           <w:lang w:val="pt-PT"/>
         </w:rPr>
       </w:pPr>
-      <w:bookmarkStart w:id="11" w:name="_Toc231739420"/>
+      <w:bookmarkStart w:id="11" w:name="_Toc487620801"/>
       <w:r>
         <w:rPr>
           <w:lang w:val="pt-PT"/>
@@ -2498,7 +2512,7 @@
         </w:numPr>
         <w:ind w:left="0" w:firstLine="0"/>
       </w:pPr>
-      <w:bookmarkStart w:id="12" w:name="_Toc231739421"/>
+      <w:bookmarkStart w:id="12" w:name="_Toc487620802"/>
       <w:r>
         <w:t>ROTEIRO DE implantação</w:t>
       </w:r>
@@ -3255,146 +3269,69 @@
     </w:p>
     <w:p>
       <w:pPr>
-        <w:spacing w:before="180" w:after="60"/>
+        <w:spacing w:after="120"/>
       </w:pPr>
       <w:r>
         <w:rPr>
           <w:b/>
           <w:bCs/>
         </w:rPr>
-        <w:t>Etapa 8 — Abrir o sistema no navegador</w:t>
-      </w:r>
-    </w:p>
-    <w:p>
-      <w:pPr>
-        <w:spacing w:after="120"/>
-      </w:pPr>
-      <w:r>
-        <w:t>Abra o navegador (Chrome, Edge ou Firefox) e, na barra de endereços, digite:</w:t>
+        <w:t xml:space="preserve">Se aparecer o erro "JAVA_HOME ... is not defined correctly": </w:t>
+      </w:r>
+      <w:r>
+        <w:t>rode primeiro a linha abaixo (ela descobre sozinha onde o Java 21 está instalado e ajusta o JAVA_HOME apenas para esta janela) e, em seguida, rode novamente o comando do sistema:</w:t>
       </w:r>
     </w:p>
     <w:p>
       <w:pPr>
         <w:shd w:val="clear" w:color="auto" w:fill="F2F3F5"/>
         <w:spacing w:after="40"/>
+        <w:rPr>
+          <w:lang w:val="en-US"/>
+        </w:rPr>
       </w:pPr>
       <w:r>
         <w:rPr>
           <w:rFonts w:ascii="Consolas" w:hAnsi="Consolas" w:cs="Consolas"/>
           <w:sz w:val="18"/>
           <w:szCs w:val="18"/>
-        </w:rPr>
-        <w:t>http://localhost:8080</w:t>
-      </w:r>
-    </w:p>
-    <w:p>
-      <w:pPr>
-        <w:spacing w:after="120"/>
-      </w:pPr>
-      <w:r>
-        <w:t>A tela inicial do 0FUMO deve aparecer.</w:t>
-      </w:r>
-    </w:p>
-    <w:p>
-      <w:pPr>
-        <w:spacing w:before="180" w:after="60"/>
-      </w:pPr>
-      <w:r>
-        <w:rPr>
-          <w:b/>
-          <w:bCs/>
-        </w:rPr>
-        <w:t>Etapa 9 — Testar se está tudo funcionando</w:t>
-      </w:r>
-    </w:p>
-    <w:p>
-      <w:pPr>
-        <w:spacing w:after="120"/>
-      </w:pPr>
-      <w:r>
-        <w:t>Faça este teste rápido para confirmar:</w:t>
-      </w:r>
-    </w:p>
-    <w:p>
-      <w:pPr>
-        <w:spacing w:after="40"/>
-      </w:pPr>
-      <w:r>
-        <w:t>–  Clique em criar conta (ou acesse http://localhost:8080/register.html) e cadastre-se com nome, e-mail e uma senha de pelo menos 8 caracteres.</w:t>
-      </w:r>
-    </w:p>
-    <w:p>
-      <w:pPr>
-        <w:spacing w:after="40"/>
-      </w:pPr>
-      <w:r>
-        <w:t>–  Preencha a avaliação inicial que aparece logo após o cadastro.</w:t>
-      </w:r>
-    </w:p>
-    <w:p>
-      <w:pPr>
-        <w:spacing w:after="40"/>
-      </w:pPr>
-      <w:r>
-        <w:t>–  No painel, vá até a página de eventos e registre um evento.</w:t>
-      </w:r>
-    </w:p>
-    <w:p>
-      <w:pPr>
-        <w:spacing w:after="40"/>
-      </w:pPr>
-      <w:r>
-        <w:t>–  Saia (logout) e entre novamente com o mesmo e-mail e senha.</w:t>
-      </w:r>
-    </w:p>
-    <w:p>
-      <w:pPr>
-        <w:spacing w:after="120"/>
-      </w:pPr>
-      <w:r>
-        <w:t>Se todos esses passos funcionarem, a instalação foi concluída com sucesso.</w:t>
-      </w:r>
-    </w:p>
-    <w:p>
-      <w:pPr>
-        <w:spacing w:before="180" w:after="60"/>
-      </w:pPr>
-      <w:r>
-        <w:rPr>
-          <w:b/>
-          <w:bCs/>
-        </w:rPr>
-        <w:t>Etapa 10 — Como desligar e ligar novamente</w:t>
-      </w:r>
-    </w:p>
-    <w:p>
-      <w:pPr>
-        <w:spacing w:after="120"/>
-      </w:pPr>
-      <w:r>
-        <w:t>Para desligar o sistema: clique na janela do PowerShell onde ele está rodando e pressione as teclas Ctrl + C ao mesmo tempo. Para desligar o banco de dados, ainda na pasta do backend, digite:</w:t>
-      </w:r>
-    </w:p>
-    <w:p>
-      <w:pPr>
-        <w:shd w:val="clear" w:color="auto" w:fill="F2F3F5"/>
-        <w:spacing w:after="40"/>
-      </w:pPr>
+          <w:lang w:val="en-US"/>
+        </w:rPr>
+        <w:t>$</w:t>
+      </w:r>
+      <w:proofErr w:type="spellStart"/>
       <w:r>
         <w:rPr>
           <w:rFonts w:ascii="Consolas" w:hAnsi="Consolas" w:cs="Consolas"/>
           <w:sz w:val="18"/>
           <w:szCs w:val="18"/>
-        </w:rPr>
-        <w:t>docker compose down</w:t>
-      </w:r>
-    </w:p>
-    <w:p>
-      <w:pPr>
-        <w:spacing w:after="120"/>
-      </w:pPr>
-      <w:r>
-        <w:t>Para ligar de novo no futuro: abra o Docker Desktop e repita as Etapas 5 e 7. Não é preciso repetir a Etapa 6, pois ela só precisa ser feita uma vez.</w:t>
+          <w:lang w:val="en-US"/>
+        </w:rPr>
+        <w:t>env:JAVA_HOME</w:t>
+      </w:r>
+      <w:proofErr w:type="spellEnd"/>
+      <w:r>
+        <w:rPr>
+          <w:rFonts w:ascii="Consolas" w:hAnsi="Consolas" w:cs="Consolas"/>
+          <w:sz w:val="18"/>
+          <w:szCs w:val="18"/>
+          <w:lang w:val="en-US"/>
+        </w:rPr>
+        <w:t xml:space="preserve"> = Split-Path (Split-Path (Get-Command java).Source)</w:t>
+      </w:r>
+    </w:p>
+    <w:p>
+      <w:pPr>
+        <w:shd w:val="clear" w:color="auto" w:fill="F2F3F5"/>
+        <w:spacing w:after="40"/>
+      </w:pPr>
+      <w:r>
+        <w:rPr>
+          <w:rFonts w:ascii="Consolas" w:hAnsi="Consolas" w:cs="Consolas"/>
+          <w:sz w:val="18"/>
+          <w:szCs w:val="18"/>
+        </w:rPr>
+        <w:t>.\mvnw.cmd spring-boot:run</w:t>
       </w:r>
     </w:p>
     <w:p>
@@ -3406,6 +3343,150 @@
           <w:b/>
           <w:bCs/>
         </w:rPr>
+        <w:t>Etapa 8 — Abrir o sistema no navegador</w:t>
+      </w:r>
+    </w:p>
+    <w:p>
+      <w:pPr>
+        <w:spacing w:after="120"/>
+      </w:pPr>
+      <w:r>
+        <w:t>Abra o navegador (Chrome, Edge ou Firefox) e, na barra de endereços, digite:</w:t>
+      </w:r>
+    </w:p>
+    <w:p>
+      <w:pPr>
+        <w:shd w:val="clear" w:color="auto" w:fill="F2F3F5"/>
+        <w:spacing w:after="40"/>
+      </w:pPr>
+      <w:r>
+        <w:rPr>
+          <w:rFonts w:ascii="Consolas" w:hAnsi="Consolas" w:cs="Consolas"/>
+          <w:sz w:val="18"/>
+          <w:szCs w:val="18"/>
+        </w:rPr>
+        <w:t>http://localhost:8080</w:t>
+      </w:r>
+    </w:p>
+    <w:p>
+      <w:pPr>
+        <w:spacing w:after="120"/>
+      </w:pPr>
+      <w:r>
+        <w:t>A tela inicial do 0FUMO deve aparecer.</w:t>
+      </w:r>
+    </w:p>
+    <w:p>
+      <w:pPr>
+        <w:spacing w:before="180" w:after="60"/>
+      </w:pPr>
+      <w:r>
+        <w:rPr>
+          <w:b/>
+          <w:bCs/>
+        </w:rPr>
+        <w:t>Etapa 9 — Testar se está tudo funcionando</w:t>
+      </w:r>
+    </w:p>
+    <w:p>
+      <w:pPr>
+        <w:spacing w:after="120"/>
+      </w:pPr>
+      <w:r>
+        <w:t>Faça este teste rápido para confirmar:</w:t>
+      </w:r>
+    </w:p>
+    <w:p>
+      <w:pPr>
+        <w:spacing w:after="40"/>
+      </w:pPr>
+      <w:r>
+        <w:t>–  Clique em criar conta (ou acesse http://localhost:8080/register.html) e cadastre-se com nome, e-mail e uma senha de pelo menos 8 caracteres.</w:t>
+      </w:r>
+    </w:p>
+    <w:p>
+      <w:pPr>
+        <w:spacing w:after="40"/>
+      </w:pPr>
+      <w:r>
+        <w:t>–  Preencha a avaliação inicial que aparece logo após o cadastro.</w:t>
+      </w:r>
+    </w:p>
+    <w:p>
+      <w:pPr>
+        <w:spacing w:after="40"/>
+      </w:pPr>
+      <w:r>
+        <w:t>–  No painel, vá até a página de eventos e registre um evento.</w:t>
+      </w:r>
+    </w:p>
+    <w:p>
+      <w:pPr>
+        <w:spacing w:after="40"/>
+      </w:pPr>
+      <w:r>
+        <w:t>–  Saia (logout) e entre novamente com o mesmo e-mail e senha.</w:t>
+      </w:r>
+    </w:p>
+    <w:p>
+      <w:pPr>
+        <w:spacing w:after="120"/>
+      </w:pPr>
+      <w:r>
+        <w:t>Se todos esses passos funcionarem, a instalação foi concluída com sucesso.</w:t>
+      </w:r>
+    </w:p>
+    <w:p>
+      <w:pPr>
+        <w:spacing w:before="180" w:after="60"/>
+      </w:pPr>
+      <w:r>
+        <w:rPr>
+          <w:b/>
+          <w:bCs/>
+        </w:rPr>
+        <w:t>Etapa 10 — Como desligar e ligar novamente</w:t>
+      </w:r>
+    </w:p>
+    <w:p>
+      <w:pPr>
+        <w:spacing w:after="120"/>
+      </w:pPr>
+      <w:r>
+        <w:t>Para desligar o sistema: clique na janela do PowerShell onde ele está rodando e pressione as teclas Ctrl + C ao mesmo tempo. Para desligar o banco de dados, ainda na pasta do backend, digite:</w:t>
+      </w:r>
+    </w:p>
+    <w:p>
+      <w:pPr>
+        <w:shd w:val="clear" w:color="auto" w:fill="F2F3F5"/>
+        <w:spacing w:after="40"/>
+      </w:pPr>
+      <w:r>
+        <w:rPr>
+          <w:rFonts w:ascii="Consolas" w:hAnsi="Consolas" w:cs="Consolas"/>
+          <w:sz w:val="18"/>
+          <w:szCs w:val="18"/>
+        </w:rPr>
+        <w:t>docker compose down</w:t>
+      </w:r>
+    </w:p>
+    <w:p>
+      <w:pPr>
+        <w:spacing w:after="120"/>
+      </w:pPr>
+      <w:r>
+        <w:t>Para ligar de novo no futuro: abra o Docker Desktop e repita as Etapas 5 e 7. Não é preciso repetir a Etapa 6, pois ela só precisa ser feita uma vez.</w:t>
+      </w:r>
+    </w:p>
+    <w:p>
+      <w:pPr>
+        <w:spacing w:before="180" w:after="60"/>
+      </w:pPr>
+      <w:r>
+        <w:rPr>
+          <w:b/>
+          <w:bCs/>
+        </w:rPr>
         <w:t>Solução de problemas</w:t>
       </w:r>
     </w:p>
@@ -3438,6 +3519,14 @@
         <w:spacing w:after="40"/>
       </w:pPr>
       <w:r>
+        <w:t>–  Solução rápida e garantida para o erro de JAVA_HOME: na pasta do backend, rode a linha   $env:JAVA_HOME = Split-Path (Split-Path (Get-Command java).Source)   e logo depois rode de novo   .\mvnw.cmd spring-boot:run . Essa linha aponta o JAVA_HOME para o Java 21 correto só nesta janela, sem precisar mexer nas configurações do Windows.</w:t>
+      </w:r>
+    </w:p>
+    <w:p>
+      <w:pPr>
+        <w:spacing w:after="40"/>
+      </w:pPr>
+      <w:r>
         <w:t>–  Erro "JAVA_HOME is not defined correctly" ao ligar o sistema: o Java foi configurado para o lugar errado. A solução mais simples é reinstalar o Java 21 (Etapa 1) marcando a opção "Set JAVA_HOME variable". Para conferir, rode no PowerShell: Test-Path "$env:JAVA_HOME\bin\java.exe" — o resultado deve ser True.</w:t>
       </w:r>
     </w:p>
@@ -3454,6 +3543,7 @@
         <w:spacing w:after="40"/>
       </w:pPr>
       <w:r>
+        <w:lastRenderedPageBreak/>
         <w:t>–  Mensagem dizendo que a porta 8080 está em uso: outro programa está usando essa porta. Feche esse programa ou peça ajuda à equipe para alterar a porta do sistema.</w:t>
       </w:r>
     </w:p>
@@ -3484,7 +3574,7 @@
         </w:numPr>
         <w:ind w:left="0" w:firstLine="0"/>
       </w:pPr>
-      <w:bookmarkStart w:id="13" w:name="_Toc231739422"/>
+      <w:bookmarkStart w:id="13" w:name="_Toc487620803"/>
       <w:r>
         <w:t>Treinamento e suporte</w:t>
       </w:r>
@@ -4001,7 +4091,7 @@
               <v:shape id="_x0000_i1025" type="#_x0000_t75" style="width:61.5pt;height:34.5pt">
                 <v:imagedata r:id="rId1" o:title=""/>
               </v:shape>
-              <o:OLEObject Type="Embed" ProgID="Word.Picture.8" ShapeID="_x0000_i1025" DrawAspect="Content" ObjectID="_1842352152" r:id="rId2"/>
+              <o:OLEObject Type="Embed" ProgID="Word.Picture.8" ShapeID="_x0000_i1025" DrawAspect="Content" ObjectID="_1842356043" r:id="rId2"/>
             </w:object>
           </w:r>
         </w:p>
@@ -5627,11 +5717,11 @@
   </w:compat>
   <w:rsids>
     <w:rsidRoot w:val="00E05AB8"/>
-    <w:rsid w:val="003A267E"/>
-    <w:rsid w:val="006B619B"/>
+    <w:rsid w:val="00535446"/>
     <w:rsid w:val="006F4B0B"/>
-    <w:rsid w:val="00AD699A"/>
+    <w:rsid w:val="00962EB4"/>
     <w:rsid w:val="00E05AB8"/>
+    <w:rsid w:val="00F700DC"/>
   </w:rsids>
   <m:mathPr>
     <m:mathFont m:val="Cambria Math"/>
